--- a/Hdip_sba26175_PedroTercero_2026.docx
+++ b/Hdip_sba26175_PedroTercero_2026.docx
@@ -4,10 +4,3167 @@
   <w:body>
     <w:p>
       <w:r>
+        <w:rPr>
+          <w:noProof/>
+        </w:rPr>
+        <mc:AlternateContent>
+          <mc:Choice Requires="wpg">
+            <w:drawing>
+              <wp:anchor distT="0" distB="0" distL="114300" distR="114300" simplePos="0" relativeHeight="251656704" behindDoc="0" locked="0" layoutInCell="1" hidden="0" allowOverlap="1" wp14:anchorId="6BEA538D" wp14:editId="17944A14">
+                <wp:simplePos x="0" y="0"/>
+                <wp:positionH relativeFrom="page">
+                  <wp:posOffset>428625</wp:posOffset>
+                </wp:positionH>
+                <wp:positionV relativeFrom="margin">
+                  <wp:posOffset>-1170304</wp:posOffset>
+                </wp:positionV>
+                <wp:extent cx="228600" cy="10403359"/>
+                <wp:effectExtent l="0" t="0" r="0" b="0"/>
+                <wp:wrapNone/>
+                <wp:docPr id="1728545881" name="Group 1728545881"/>
+                <wp:cNvGraphicFramePr/>
+                <a:graphic xmlns:a="http://schemas.openxmlformats.org/drawingml/2006/main">
+                  <a:graphicData uri="http://schemas.microsoft.com/office/word/2010/wordprocessingGroup">
+                    <wpg:wgp>
+                      <wpg:cNvGrpSpPr/>
+                      <wpg:grpSpPr>
+                        <a:xfrm>
+                          <a:off x="0" y="0"/>
+                          <a:ext cx="228600" cy="10403359"/>
+                          <a:chOff x="5231700" y="0"/>
+                          <a:chExt cx="228600" cy="7560000"/>
+                        </a:xfrm>
+                      </wpg:grpSpPr>
+                      <wpg:grpSp>
+                        <wpg:cNvPr id="150243782" name="Group 150243782"/>
+                        <wpg:cNvGrpSpPr/>
+                        <wpg:grpSpPr>
+                          <a:xfrm>
+                            <a:off x="5231700" y="0"/>
+                            <a:ext cx="228600" cy="7560000"/>
+                            <a:chOff x="0" y="0"/>
+                            <a:chExt cx="228600" cy="9144000"/>
+                          </a:xfrm>
+                        </wpg:grpSpPr>
+                        <wps:wsp>
+                          <wps:cNvPr id="1022607563" name="Rectangle 1022607563"/>
+                          <wps:cNvSpPr/>
+                          <wps:spPr>
+                            <a:xfrm>
+                              <a:off x="0" y="0"/>
+                              <a:ext cx="228600" cy="9144000"/>
+                            </a:xfrm>
+                            <a:prstGeom prst="rect">
+                              <a:avLst/>
+                            </a:prstGeom>
+                            <a:noFill/>
+                            <a:ln>
+                              <a:noFill/>
+                            </a:ln>
+                          </wps:spPr>
+                          <wps:txbx>
+                            <w:txbxContent>
+                              <w:p>
+                                <w:pPr>
+                                  <w:spacing w:after="0" w:line="240" w:lineRule="auto"/>
+                                  <w:textDirection w:val="btLr"/>
+                                </w:pPr>
+                              </w:p>
+                            </w:txbxContent>
+                          </wps:txbx>
+                          <wps:bodyPr spcFirstLastPara="1" wrap="square" lIns="91425" tIns="91425" rIns="91425" bIns="91425" anchor="ctr" anchorCtr="0">
+                            <a:noAutofit/>
+                          </wps:bodyPr>
+                        </wps:wsp>
+                        <wps:wsp>
+                          <wps:cNvPr id="645180660" name="Rectangle 645180660"/>
+                          <wps:cNvSpPr/>
+                          <wps:spPr>
+                            <a:xfrm>
+                              <a:off x="0" y="0"/>
+                              <a:ext cx="228600" cy="8782050"/>
+                            </a:xfrm>
+                            <a:prstGeom prst="rect">
+                              <a:avLst/>
+                            </a:prstGeom>
+                            <a:solidFill>
+                              <a:schemeClr val="accent2"/>
+                            </a:solidFill>
+                            <a:ln>
+                              <a:noFill/>
+                            </a:ln>
+                          </wps:spPr>
+                          <wps:txbx>
+                            <w:txbxContent>
+                              <w:p>
+                                <w:pPr>
+                                  <w:spacing w:after="0" w:line="240" w:lineRule="auto"/>
+                                  <w:textDirection w:val="btLr"/>
+                                </w:pPr>
+                              </w:p>
+                            </w:txbxContent>
+                          </wps:txbx>
+                          <wps:bodyPr spcFirstLastPara="1" wrap="square" lIns="91425" tIns="91425" rIns="91425" bIns="91425" anchor="ctr" anchorCtr="0">
+                            <a:noAutofit/>
+                          </wps:bodyPr>
+                        </wps:wsp>
+                        <wps:wsp>
+                          <wps:cNvPr id="300658735" name="Rectangle 300658735"/>
+                          <wps:cNvSpPr/>
+                          <wps:spPr>
+                            <a:xfrm>
+                              <a:off x="0" y="8915400"/>
+                              <a:ext cx="228600" cy="228600"/>
+                            </a:xfrm>
+                            <a:prstGeom prst="rect">
+                              <a:avLst/>
+                            </a:prstGeom>
+                            <a:solidFill>
+                              <a:schemeClr val="accent1"/>
+                            </a:solidFill>
+                            <a:ln>
+                              <a:noFill/>
+                            </a:ln>
+                          </wps:spPr>
+                          <wps:txbx>
+                            <w:txbxContent>
+                              <w:p>
+                                <w:pPr>
+                                  <w:spacing w:after="0" w:line="240" w:lineRule="auto"/>
+                                  <w:textDirection w:val="btLr"/>
+                                </w:pPr>
+                              </w:p>
+                            </w:txbxContent>
+                          </wps:txbx>
+                          <wps:bodyPr spcFirstLastPara="1" wrap="square" lIns="91425" tIns="91425" rIns="91425" bIns="91425" anchor="ctr" anchorCtr="0">
+                            <a:noAutofit/>
+                          </wps:bodyPr>
+                        </wps:wsp>
+                      </wpg:grpSp>
+                    </wpg:wgp>
+                  </a:graphicData>
+                </a:graphic>
+              </wp:anchor>
+            </w:drawing>
+          </mc:Choice>
+          <mc:Fallback>
+            <w:pict>
+              <v:group w14:anchorId="6BEA538D" id="Group 1728545881" o:spid="_x0000_s1026" style="position:absolute;margin-left:33.75pt;margin-top:-92.15pt;width:18pt;height:819.15pt;z-index:251656704;mso-position-horizontal-relative:page;mso-position-vertical-relative:margin" coordorigin="52317" coordsize="2286,75600" o:gfxdata="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">
+                <v:group id="Group 150243782" o:spid="_x0000_s1027" style="position:absolute;left:52317;width:2286;height:75600" coordsize="2286,91440" o:gfxdata="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">
+                  <v:rect id="Rectangle 1022607563" o:spid="_x0000_s1028" style="position:absolute;width:2286;height:91440;visibility:visible;mso-wrap-style:square;v-text-anchor:middle" o:gfxdata="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" filled="f" stroked="f">
+                    <v:textbox inset="2.53958mm,2.53958mm,2.53958mm,2.53958mm">
+                      <w:txbxContent>
+                        <w:p>
+                          <w:pPr>
+                            <w:spacing w:after="0" w:line="240" w:lineRule="auto"/>
+                            <w:textDirection w:val="btLr"/>
+                          </w:pPr>
+                        </w:p>
+                      </w:txbxContent>
+                    </v:textbox>
+                  </v:rect>
+                  <v:rect id="Rectangle 645180660" o:spid="_x0000_s1029" style="position:absolute;width:2286;height:87820;visibility:visible;mso-wrap-style:square;v-text-anchor:middle" o:gfxdata="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" fillcolor="#e97132 [3205]" stroked="f">
+                    <v:textbox inset="2.53958mm,2.53958mm,2.53958mm,2.53958mm">
+                      <w:txbxContent>
+                        <w:p>
+                          <w:pPr>
+                            <w:spacing w:after="0" w:line="240" w:lineRule="auto"/>
+                            <w:textDirection w:val="btLr"/>
+                          </w:pPr>
+                        </w:p>
+                      </w:txbxContent>
+                    </v:textbox>
+                  </v:rect>
+                  <v:rect id="Rectangle 300658735" o:spid="_x0000_s1030" style="position:absolute;top:89154;width:2286;height:2286;visibility:visible;mso-wrap-style:square;v-text-anchor:middle" o:gfxdata="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" fillcolor="#156082 [3204]" stroked="f">
+                    <v:textbox inset="2.53958mm,2.53958mm,2.53958mm,2.53958mm">
+                      <w:txbxContent>
+                        <w:p>
+                          <w:pPr>
+                            <w:spacing w:after="0" w:line="240" w:lineRule="auto"/>
+                            <w:textDirection w:val="btLr"/>
+                          </w:pPr>
+                        </w:p>
+                      </w:txbxContent>
+                    </v:textbox>
+                  </v:rect>
+                </v:group>
+                <w10:wrap anchorx="page" anchory="margin"/>
+              </v:group>
+            </w:pict>
+          </mc:Fallback>
+        </mc:AlternateContent>
+      </w:r>
+      <w:r>
+        <w:rPr>
+          <w:noProof/>
+        </w:rPr>
         <w:drawing>
-          <wp:inline distT="0" distB="0" distL="0" distR="0" wp14:anchorId="6C369E21" wp14:editId="697C7A8B">
-            <wp:extent cx="5008791" cy="4114800"/>
-            <wp:effectExtent l="0" t="0" r="1905" b="0"/>
+          <wp:anchor distT="0" distB="0" distL="114300" distR="114300" simplePos="0" relativeHeight="251658752" behindDoc="0" locked="0" layoutInCell="1" hidden="0" allowOverlap="1" wp14:anchorId="2EEA8C80" wp14:editId="771CDCEB">
+            <wp:simplePos x="0" y="0"/>
+            <wp:positionH relativeFrom="margin">
+              <wp:posOffset>4174490</wp:posOffset>
+            </wp:positionH>
+            <wp:positionV relativeFrom="margin">
+              <wp:posOffset>-276224</wp:posOffset>
+            </wp:positionV>
+            <wp:extent cx="2206625" cy="762000"/>
+            <wp:effectExtent l="0" t="0" r="0" b="0"/>
+            <wp:wrapSquare wrapText="bothSides" distT="0" distB="0" distL="114300" distR="114300"/>
+            <wp:docPr id="1728545883" name="image1.png" descr="A logo for college computing&#10;&#10;Description automatically generated"/>
+            <wp:cNvGraphicFramePr/>
+            <a:graphic xmlns:a="http://schemas.openxmlformats.org/drawingml/2006/main">
+              <a:graphicData uri="http://schemas.openxmlformats.org/drawingml/2006/picture">
+                <pic:pic xmlns:pic="http://schemas.openxmlformats.org/drawingml/2006/picture">
+                  <pic:nvPicPr>
+                    <pic:cNvPr id="0" name="image1.png" descr="A logo for college computing&#10;&#10;Description automatically generated"/>
+                    <pic:cNvPicPr preferRelativeResize="0"/>
+                  </pic:nvPicPr>
+                  <pic:blipFill>
+                    <a:blip r:embed="rId12"/>
+                    <a:srcRect/>
+                    <a:stretch>
+                      <a:fillRect/>
+                    </a:stretch>
+                  </pic:blipFill>
+                  <pic:spPr>
+                    <a:xfrm>
+                      <a:off x="0" y="0"/>
+                      <a:ext cx="2206625" cy="762000"/>
+                    </a:xfrm>
+                    <a:prstGeom prst="rect">
+                      <a:avLst/>
+                    </a:prstGeom>
+                    <a:ln/>
+                  </pic:spPr>
+                </pic:pic>
+              </a:graphicData>
+            </a:graphic>
+          </wp:anchor>
+        </w:drawing>
+      </w:r>
+    </w:p>
+    <w:p>
+      <w:pPr>
+        <w:rPr>
+          <w:b/>
+          <w:color w:val="156082"/>
+          <w:sz w:val="36"/>
+          <w:szCs w:val="36"/>
+        </w:rPr>
+      </w:pPr>
+      <w:r>
+        <w:rPr>
+          <w:b/>
+          <w:color w:val="156082"/>
+          <w:sz w:val="36"/>
+          <w:szCs w:val="36"/>
+        </w:rPr>
+        <w:t>Assessment Cover Page</w:t>
+      </w:r>
+    </w:p>
+    <w:tbl>
+      <w:tblPr>
+        <w:tblW w:w="11518" w:type="dxa"/>
+        <w:tblBorders>
+          <w:insideH w:val="nil"/>
+          <w:insideV w:val="nil"/>
+        </w:tblBorders>
+        <w:tblLayout w:type="fixed"/>
+        <w:tblLook w:val="0400" w:firstRow="0" w:lastRow="0" w:firstColumn="0" w:lastColumn="0" w:noHBand="0" w:noVBand="1"/>
+      </w:tblPr>
+      <w:tblGrid>
+        <w:gridCol w:w="5759"/>
+        <w:gridCol w:w="5759"/>
+      </w:tblGrid>
+      <w:tr>
+        <w:tc>
+          <w:tcPr>
+            <w:tcW w:w="5759" w:type="dxa"/>
+            <w:tcBorders>
+              <w:top w:val="nil"/>
+              <w:left w:val="nil"/>
+              <w:bottom w:val="nil"/>
+              <w:right w:val="nil"/>
+            </w:tcBorders>
+          </w:tcPr>
+          <w:tbl>
+            <w:tblPr>
+              <w:tblW w:w="9015" w:type="dxa"/>
+              <w:tblBorders>
+                <w:insideH w:val="nil"/>
+                <w:insideV w:val="nil"/>
+              </w:tblBorders>
+              <w:tblLayout w:type="fixed"/>
+              <w:tblLook w:val="0400" w:firstRow="0" w:lastRow="0" w:firstColumn="0" w:lastColumn="0" w:noHBand="0" w:noVBand="1"/>
+            </w:tblPr>
+            <w:tblGrid>
+              <w:gridCol w:w="6500"/>
+              <w:gridCol w:w="2515"/>
+            </w:tblGrid>
+            <w:tr>
+              <w:tc>
+                <w:tcPr>
+                  <w:tcW w:w="6500" w:type="dxa"/>
+                  <w:tcBorders>
+                    <w:top w:val="nil"/>
+                    <w:left w:val="nil"/>
+                    <w:bottom w:val="nil"/>
+                    <w:right w:val="nil"/>
+                  </w:tcBorders>
+                  <w:hideMark/>
+                </w:tcPr>
+                <w:p>
+                  <w:pPr>
+                    <w:spacing w:after="0" w:line="264" w:lineRule="auto"/>
+                    <w:rPr>
+                      <w:i/>
+                      <w:color w:val="156082"/>
+                      <w:sz w:val="24"/>
+                      <w:szCs w:val="24"/>
+                      <w:lang w:val="pt-BR"/>
+                    </w:rPr>
+                  </w:pPr>
+                  <w:r>
+                    <w:rPr>
+                      <w:i/>
+                      <w:color w:val="156082"/>
+                      <w:sz w:val="24"/>
+                      <w:szCs w:val="24"/>
+                      <w:lang w:val="pt-BR"/>
+                    </w:rPr>
+                    <w:t>Student Full Name</w:t>
+                  </w:r>
+                </w:p>
+                <w:p>
+                  <w:pPr>
+                    <w:spacing w:after="140" w:line="264" w:lineRule="auto"/>
+                    <w:rPr>
+                      <w:i/>
+                      <w:color w:val="156082"/>
+                      <w:sz w:val="24"/>
+                      <w:szCs w:val="24"/>
+                      <w:lang w:val="pt-BR"/>
+                    </w:rPr>
+                  </w:pPr>
+                  <w:r>
+                    <w:rPr>
+                      <w:i/>
+                      <w:color w:val="000000"/>
+                      <w:sz w:val="24"/>
+                      <w:szCs w:val="24"/>
+                      <w:lang w:val="pt-BR"/>
+                    </w:rPr>
+                    <w:t>Pedro Henrique Tercero Guerra</w:t>
+                  </w:r>
+                </w:p>
+              </w:tc>
+              <w:tc>
+                <w:tcPr>
+                  <w:tcW w:w="2515" w:type="dxa"/>
+                  <w:tcBorders>
+                    <w:top w:val="nil"/>
+                    <w:left w:val="nil"/>
+                    <w:bottom w:val="nil"/>
+                    <w:right w:val="nil"/>
+                  </w:tcBorders>
+                </w:tcPr>
+                <w:p>
+                  <w:pPr>
+                    <w:spacing w:line="264" w:lineRule="auto"/>
+                    <w:rPr>
+                      <w:color w:val="000000"/>
+                      <w:sz w:val="24"/>
+                      <w:szCs w:val="24"/>
+                      <w:lang w:val="pt-BR"/>
+                    </w:rPr>
+                  </w:pPr>
+                </w:p>
+              </w:tc>
+            </w:tr>
+            <w:tr>
+              <w:tc>
+                <w:tcPr>
+                  <w:tcW w:w="6500" w:type="dxa"/>
+                  <w:tcBorders>
+                    <w:top w:val="nil"/>
+                    <w:left w:val="nil"/>
+                    <w:bottom w:val="nil"/>
+                    <w:right w:val="nil"/>
+                  </w:tcBorders>
+                  <w:hideMark/>
+                </w:tcPr>
+                <w:p>
+                  <w:pPr>
+                    <w:spacing w:after="0" w:line="264" w:lineRule="auto"/>
+                    <w:rPr>
+                      <w:i/>
+                      <w:color w:val="156082"/>
+                      <w:sz w:val="24"/>
+                      <w:szCs w:val="24"/>
+                    </w:rPr>
+                  </w:pPr>
+                  <w:r>
+                    <w:rPr>
+                      <w:i/>
+                      <w:color w:val="156082"/>
+                      <w:sz w:val="24"/>
+                      <w:szCs w:val="24"/>
+                    </w:rPr>
+                    <w:t>Student Number</w:t>
+                  </w:r>
+                </w:p>
+                <w:p>
+                  <w:pPr>
+                    <w:spacing w:after="140" w:line="264" w:lineRule="auto"/>
+                    <w:rPr>
+                      <w:i/>
+                      <w:color w:val="156082"/>
+                      <w:sz w:val="24"/>
+                      <w:szCs w:val="24"/>
+                    </w:rPr>
+                  </w:pPr>
+                  <w:r>
+                    <w:rPr>
+                      <w:i/>
+                      <w:color w:val="000000"/>
+                      <w:sz w:val="24"/>
+                      <w:szCs w:val="24"/>
+                    </w:rPr>
+                    <w:t>Sba26175</w:t>
+                  </w:r>
+                </w:p>
+              </w:tc>
+              <w:tc>
+                <w:tcPr>
+                  <w:tcW w:w="2515" w:type="dxa"/>
+                  <w:tcBorders>
+                    <w:top w:val="nil"/>
+                    <w:left w:val="nil"/>
+                    <w:bottom w:val="nil"/>
+                    <w:right w:val="nil"/>
+                  </w:tcBorders>
+                </w:tcPr>
+                <w:p>
+                  <w:pPr>
+                    <w:spacing w:line="264" w:lineRule="auto"/>
+                    <w:rPr>
+                      <w:color w:val="000000"/>
+                      <w:sz w:val="24"/>
+                      <w:szCs w:val="24"/>
+                    </w:rPr>
+                  </w:pPr>
+                </w:p>
+              </w:tc>
+            </w:tr>
+            <w:tr>
+              <w:tc>
+                <w:tcPr>
+                  <w:tcW w:w="6500" w:type="dxa"/>
+                  <w:tcBorders>
+                    <w:top w:val="nil"/>
+                    <w:left w:val="nil"/>
+                    <w:bottom w:val="nil"/>
+                    <w:right w:val="nil"/>
+                  </w:tcBorders>
+                  <w:hideMark/>
+                </w:tcPr>
+                <w:p>
+                  <w:pPr>
+                    <w:spacing w:after="0" w:line="264" w:lineRule="auto"/>
+                    <w:rPr>
+                      <w:i/>
+                      <w:color w:val="156082"/>
+                      <w:sz w:val="24"/>
+                      <w:szCs w:val="24"/>
+                    </w:rPr>
+                  </w:pPr>
+                  <w:r>
+                    <w:rPr>
+                      <w:i/>
+                      <w:color w:val="156082"/>
+                      <w:sz w:val="24"/>
+                      <w:szCs w:val="24"/>
+                    </w:rPr>
+                    <w:t>Module Title</w:t>
+                  </w:r>
+                </w:p>
+                <w:p>
+                  <w:pPr>
+                    <w:spacing w:after="140" w:line="264" w:lineRule="auto"/>
+                    <w:rPr>
+                      <w:i/>
+                      <w:color w:val="156082"/>
+                      <w:sz w:val="24"/>
+                      <w:szCs w:val="24"/>
+                    </w:rPr>
+                  </w:pPr>
+                  <w:r>
+                    <w:rPr>
+                      <w:i/>
+                      <w:color w:val="000000"/>
+                      <w:sz w:val="24"/>
+                      <w:szCs w:val="24"/>
+                    </w:rPr>
+                    <w:t>S</w:t>
+                  </w:r>
+                  <w:r>
+                    <w:rPr>
+                      <w:i/>
+                      <w:color w:val="000000"/>
+                      <w:sz w:val="24"/>
+                      <w:szCs w:val="24"/>
+                    </w:rPr>
+                    <w:t>tatistical Techniques for Data Analysis</w:t>
+                  </w:r>
+                </w:p>
+              </w:tc>
+              <w:tc>
+                <w:tcPr>
+                  <w:tcW w:w="2515" w:type="dxa"/>
+                  <w:tcBorders>
+                    <w:top w:val="nil"/>
+                    <w:left w:val="nil"/>
+                    <w:bottom w:val="nil"/>
+                    <w:right w:val="nil"/>
+                  </w:tcBorders>
+                </w:tcPr>
+                <w:p>
+                  <w:pPr>
+                    <w:spacing w:line="264" w:lineRule="auto"/>
+                    <w:rPr>
+                      <w:color w:val="000000"/>
+                      <w:sz w:val="24"/>
+                      <w:szCs w:val="24"/>
+                    </w:rPr>
+                  </w:pPr>
+                </w:p>
+              </w:tc>
+            </w:tr>
+            <w:tr>
+              <w:tc>
+                <w:tcPr>
+                  <w:tcW w:w="6500" w:type="dxa"/>
+                  <w:tcBorders>
+                    <w:top w:val="nil"/>
+                    <w:left w:val="nil"/>
+                    <w:bottom w:val="nil"/>
+                    <w:right w:val="nil"/>
+                  </w:tcBorders>
+                  <w:hideMark/>
+                </w:tcPr>
+                <w:p>
+                  <w:pPr>
+                    <w:spacing w:after="0" w:line="264" w:lineRule="auto"/>
+                    <w:rPr>
+                      <w:i/>
+                      <w:color w:val="156082"/>
+                      <w:sz w:val="24"/>
+                      <w:szCs w:val="24"/>
+                    </w:rPr>
+                  </w:pPr>
+                  <w:r>
+                    <w:rPr>
+                      <w:i/>
+                      <w:color w:val="156082"/>
+                      <w:sz w:val="24"/>
+                      <w:szCs w:val="24"/>
+                    </w:rPr>
+                    <w:t>Assessment Title</w:t>
+                  </w:r>
+                </w:p>
+                <w:p>
+                  <w:pPr>
+                    <w:spacing w:after="140" w:line="264" w:lineRule="auto"/>
+                    <w:rPr>
+                      <w:i/>
+                      <w:color w:val="156082"/>
+                      <w:sz w:val="24"/>
+                      <w:szCs w:val="24"/>
+                    </w:rPr>
+                  </w:pPr>
+                  <w:r>
+                    <w:rPr>
+                      <w:i/>
+                      <w:color w:val="000000"/>
+                      <w:sz w:val="24"/>
+                      <w:szCs w:val="24"/>
+                    </w:rPr>
+                    <w:t>Daily Wellness and Performance</w:t>
+                  </w:r>
+                </w:p>
+              </w:tc>
+              <w:tc>
+                <w:tcPr>
+                  <w:tcW w:w="2515" w:type="dxa"/>
+                  <w:tcBorders>
+                    <w:top w:val="nil"/>
+                    <w:left w:val="nil"/>
+                    <w:bottom w:val="nil"/>
+                    <w:right w:val="nil"/>
+                  </w:tcBorders>
+                </w:tcPr>
+                <w:p>
+                  <w:pPr>
+                    <w:spacing w:line="264" w:lineRule="auto"/>
+                    <w:rPr>
+                      <w:color w:val="000000"/>
+                      <w:sz w:val="24"/>
+                      <w:szCs w:val="24"/>
+                    </w:rPr>
+                  </w:pPr>
+                </w:p>
+              </w:tc>
+            </w:tr>
+            <w:tr>
+              <w:tc>
+                <w:tcPr>
+                  <w:tcW w:w="6500" w:type="dxa"/>
+                  <w:tcBorders>
+                    <w:top w:val="nil"/>
+                    <w:left w:val="nil"/>
+                    <w:bottom w:val="nil"/>
+                    <w:right w:val="nil"/>
+                  </w:tcBorders>
+                  <w:hideMark/>
+                </w:tcPr>
+                <w:p>
+                  <w:pPr>
+                    <w:spacing w:after="0" w:line="264" w:lineRule="auto"/>
+                    <w:rPr>
+                      <w:i/>
+                      <w:color w:val="156082"/>
+                      <w:sz w:val="24"/>
+                      <w:szCs w:val="24"/>
+                    </w:rPr>
+                  </w:pPr>
+                  <w:r>
+                    <w:rPr>
+                      <w:i/>
+                      <w:color w:val="156082"/>
+                      <w:sz w:val="24"/>
+                      <w:szCs w:val="24"/>
+                    </w:rPr>
+                    <w:t>Lecturer/Supervisor</w:t>
+                  </w:r>
+                </w:p>
+                <w:p>
+                  <w:pPr>
+                    <w:spacing w:after="140" w:line="264" w:lineRule="auto"/>
+                    <w:rPr>
+                      <w:i/>
+                      <w:color w:val="156082"/>
+                      <w:sz w:val="24"/>
+                      <w:szCs w:val="24"/>
+                    </w:rPr>
+                  </w:pPr>
+                  <w:r>
+                    <w:rPr>
+                      <w:i/>
+                      <w:color w:val="000000"/>
+                      <w:sz w:val="24"/>
+                      <w:szCs w:val="24"/>
+                    </w:rPr>
+                    <w:t>Cristiani Eccher</w:t>
+                  </w:r>
+                </w:p>
+              </w:tc>
+              <w:tc>
+                <w:tcPr>
+                  <w:tcW w:w="2515" w:type="dxa"/>
+                  <w:tcBorders>
+                    <w:top w:val="nil"/>
+                    <w:left w:val="nil"/>
+                    <w:bottom w:val="nil"/>
+                    <w:right w:val="nil"/>
+                  </w:tcBorders>
+                </w:tcPr>
+                <w:p>
+                  <w:pPr>
+                    <w:spacing w:line="264" w:lineRule="auto"/>
+                    <w:rPr>
+                      <w:color w:val="000000"/>
+                      <w:sz w:val="24"/>
+                      <w:szCs w:val="24"/>
+                    </w:rPr>
+                  </w:pPr>
+                </w:p>
+              </w:tc>
+            </w:tr>
+            <w:tr>
+              <w:tc>
+                <w:tcPr>
+                  <w:tcW w:w="6500" w:type="dxa"/>
+                  <w:tcBorders>
+                    <w:top w:val="nil"/>
+                    <w:left w:val="nil"/>
+                    <w:bottom w:val="nil"/>
+                    <w:right w:val="nil"/>
+                  </w:tcBorders>
+                  <w:hideMark/>
+                </w:tcPr>
+                <w:p>
+                  <w:pPr>
+                    <w:spacing w:after="0" w:line="264" w:lineRule="auto"/>
+                    <w:rPr>
+                      <w:i/>
+                      <w:color w:val="156082"/>
+                      <w:sz w:val="24"/>
+                      <w:szCs w:val="24"/>
+                    </w:rPr>
+                  </w:pPr>
+                  <w:r>
+                    <w:rPr>
+                      <w:i/>
+                      <w:color w:val="156082"/>
+                      <w:sz w:val="24"/>
+                      <w:szCs w:val="24"/>
+                    </w:rPr>
+                    <w:t>Assessment Due Date</w:t>
+                  </w:r>
+                </w:p>
+                <w:p>
+                  <w:pPr>
+                    <w:spacing w:after="140" w:line="264" w:lineRule="auto"/>
+                    <w:rPr>
+                      <w:i/>
+                      <w:color w:val="156082"/>
+                      <w:sz w:val="24"/>
+                      <w:szCs w:val="24"/>
+                    </w:rPr>
+                  </w:pPr>
+                  <w:r>
+                    <w:rPr>
+                      <w:i/>
+                      <w:color w:val="000000"/>
+                      <w:sz w:val="24"/>
+                      <w:szCs w:val="24"/>
+                    </w:rPr>
+                    <w:t>01</w:t>
+                  </w:r>
+                  <w:r>
+                    <w:rPr>
+                      <w:i/>
+                      <w:color w:val="000000"/>
+                      <w:sz w:val="24"/>
+                      <w:szCs w:val="24"/>
+                    </w:rPr>
+                    <w:t>/1</w:t>
+                  </w:r>
+                  <w:r>
+                    <w:rPr>
+                      <w:i/>
+                      <w:color w:val="000000"/>
+                      <w:sz w:val="24"/>
+                      <w:szCs w:val="24"/>
+                    </w:rPr>
+                    <w:t>1</w:t>
+                  </w:r>
+                  <w:r>
+                    <w:rPr>
+                      <w:i/>
+                      <w:color w:val="000000"/>
+                      <w:sz w:val="24"/>
+                      <w:szCs w:val="24"/>
+                    </w:rPr>
+                    <w:t>/2026</w:t>
+                  </w:r>
+                </w:p>
+              </w:tc>
+              <w:tc>
+                <w:tcPr>
+                  <w:tcW w:w="2515" w:type="dxa"/>
+                  <w:tcBorders>
+                    <w:top w:val="nil"/>
+                    <w:left w:val="nil"/>
+                    <w:bottom w:val="nil"/>
+                    <w:right w:val="nil"/>
+                  </w:tcBorders>
+                </w:tcPr>
+                <w:p>
+                  <w:pPr>
+                    <w:spacing w:line="264" w:lineRule="auto"/>
+                    <w:rPr>
+                      <w:color w:val="000000"/>
+                      <w:sz w:val="24"/>
+                      <w:szCs w:val="24"/>
+                    </w:rPr>
+                  </w:pPr>
+                </w:p>
+              </w:tc>
+            </w:tr>
+            <w:tr>
+              <w:tc>
+                <w:tcPr>
+                  <w:tcW w:w="6500" w:type="dxa"/>
+                  <w:tcBorders>
+                    <w:top w:val="nil"/>
+                    <w:left w:val="nil"/>
+                    <w:bottom w:val="nil"/>
+                    <w:right w:val="nil"/>
+                  </w:tcBorders>
+                  <w:hideMark/>
+                </w:tcPr>
+                <w:p>
+                  <w:pPr>
+                    <w:spacing w:after="0" w:line="264" w:lineRule="auto"/>
+                    <w:rPr>
+                      <w:i/>
+                      <w:color w:val="156082"/>
+                      <w:sz w:val="24"/>
+                      <w:szCs w:val="24"/>
+                    </w:rPr>
+                  </w:pPr>
+                  <w:r>
+                    <w:rPr>
+                      <w:i/>
+                      <w:color w:val="156082"/>
+                      <w:sz w:val="24"/>
+                      <w:szCs w:val="24"/>
+                    </w:rPr>
+                    <w:t>Date of Submission</w:t>
+                  </w:r>
+                </w:p>
+                <w:p>
+                  <w:pPr>
+                    <w:spacing w:after="140" w:line="264" w:lineRule="auto"/>
+                    <w:rPr>
+                      <w:i/>
+                      <w:color w:val="156082"/>
+                      <w:sz w:val="24"/>
+                      <w:szCs w:val="24"/>
+                    </w:rPr>
+                  </w:pPr>
+                  <w:r>
+                    <w:rPr>
+                      <w:i/>
+                      <w:color w:val="000000" w:themeColor="text1"/>
+                      <w:sz w:val="24"/>
+                      <w:szCs w:val="24"/>
+                    </w:rPr>
+                    <w:t>01</w:t>
+                  </w:r>
+                  <w:r>
+                    <w:rPr>
+                      <w:i/>
+                      <w:color w:val="000000" w:themeColor="text1"/>
+                      <w:sz w:val="24"/>
+                      <w:szCs w:val="24"/>
+                    </w:rPr>
+                    <w:t>/1</w:t>
+                  </w:r>
+                  <w:r>
+                    <w:rPr>
+                      <w:i/>
+                      <w:color w:val="000000" w:themeColor="text1"/>
+                      <w:sz w:val="24"/>
+                      <w:szCs w:val="24"/>
+                    </w:rPr>
+                    <w:t>1</w:t>
+                  </w:r>
+                  <w:r>
+                    <w:rPr>
+                      <w:i/>
+                      <w:color w:val="000000" w:themeColor="text1"/>
+                      <w:sz w:val="24"/>
+                      <w:szCs w:val="24"/>
+                    </w:rPr>
+                    <w:t>/2026</w:t>
+                  </w:r>
+                </w:p>
+              </w:tc>
+              <w:tc>
+                <w:tcPr>
+                  <w:tcW w:w="2515" w:type="dxa"/>
+                  <w:tcBorders>
+                    <w:top w:val="nil"/>
+                    <w:left w:val="nil"/>
+                    <w:bottom w:val="nil"/>
+                    <w:right w:val="nil"/>
+                  </w:tcBorders>
+                </w:tcPr>
+                <w:p>
+                  <w:pPr>
+                    <w:spacing w:line="264" w:lineRule="auto"/>
+                    <w:rPr>
+                      <w:color w:val="000000"/>
+                      <w:sz w:val="24"/>
+                      <w:szCs w:val="24"/>
+                    </w:rPr>
+                  </w:pPr>
+                </w:p>
+              </w:tc>
+            </w:tr>
+            <w:tr>
+              <w:tc>
+                <w:tcPr>
+                  <w:tcW w:w="6500" w:type="dxa"/>
+                  <w:tcBorders>
+                    <w:top w:val="nil"/>
+                    <w:left w:val="nil"/>
+                    <w:bottom w:val="nil"/>
+                    <w:right w:val="nil"/>
+                  </w:tcBorders>
+                  <w:hideMark/>
+                </w:tcPr>
+                <w:p>
+                  <w:pPr>
+                    <w:spacing w:after="0" w:line="264" w:lineRule="auto"/>
+                    <w:rPr>
+                      <w:i/>
+                      <w:color w:val="156082"/>
+                      <w:sz w:val="24"/>
+                      <w:szCs w:val="24"/>
+                    </w:rPr>
+                  </w:pPr>
+                  <w:r>
+                    <w:rPr>
+                      <w:i/>
+                      <w:color w:val="156082"/>
+                      <w:sz w:val="24"/>
+                      <w:szCs w:val="24"/>
+                    </w:rPr>
+                    <w:t>GitHub Repository</w:t>
+                  </w:r>
+                </w:p>
+                <w:p>
+                  <w:pPr>
+                    <w:spacing w:after="140" w:line="264" w:lineRule="auto"/>
+                    <w:rPr>
+                      <w:i/>
+                      <w:color w:val="156082"/>
+                      <w:sz w:val="24"/>
+                      <w:szCs w:val="24"/>
+                    </w:rPr>
+                  </w:pPr>
+                  <w:hyperlink r:id="rId13" w:history="1">
+                    <w:r>
+                      <w:rPr>
+                        <w:rStyle w:val="Hyperlink"/>
+                        <w:i/>
+                        <w:sz w:val="24"/>
+                        <w:szCs w:val="24"/>
+                      </w:rPr>
+                      <w:t>GitHub link</w:t>
+                    </w:r>
+                  </w:hyperlink>
+                </w:p>
+              </w:tc>
+              <w:tc>
+                <w:tcPr>
+                  <w:tcW w:w="2515" w:type="dxa"/>
+                  <w:tcBorders>
+                    <w:top w:val="nil"/>
+                    <w:left w:val="nil"/>
+                    <w:bottom w:val="nil"/>
+                    <w:right w:val="nil"/>
+                  </w:tcBorders>
+                </w:tcPr>
+                <w:p>
+                  <w:pPr>
+                    <w:spacing w:line="264" w:lineRule="auto"/>
+                    <w:rPr>
+                      <w:color w:val="000000"/>
+                      <w:sz w:val="24"/>
+                      <w:szCs w:val="24"/>
+                    </w:rPr>
+                  </w:pPr>
+                </w:p>
+              </w:tc>
+            </w:tr>
+          </w:tbl>
+          <w:p>
+            <w:pPr>
+              <w:spacing w:line="480" w:lineRule="auto"/>
+              <w:rPr>
+                <w:color w:val="000000"/>
+                <w:sz w:val="32"/>
+                <w:szCs w:val="32"/>
+                <w:lang w:val="pt-BR"/>
+              </w:rPr>
+            </w:pPr>
+          </w:p>
+        </w:tc>
+        <w:tc>
+          <w:tcPr>
+            <w:tcW w:w="5759" w:type="dxa"/>
+            <w:tcBorders>
+              <w:top w:val="nil"/>
+              <w:left w:val="nil"/>
+              <w:bottom w:val="nil"/>
+              <w:right w:val="nil"/>
+            </w:tcBorders>
+          </w:tcPr>
+          <w:p>
+            <w:pPr>
+              <w:spacing w:line="480" w:lineRule="auto"/>
+              <w:rPr>
+                <w:color w:val="000000"/>
+                <w:sz w:val="32"/>
+                <w:szCs w:val="32"/>
+                <w:lang w:val="pt-BR"/>
+              </w:rPr>
+            </w:pPr>
+          </w:p>
+        </w:tc>
+      </w:tr>
+      <w:tr>
+        <w:tc>
+          <w:tcPr>
+            <w:tcW w:w="5759" w:type="dxa"/>
+            <w:tcBorders>
+              <w:top w:val="nil"/>
+              <w:left w:val="nil"/>
+              <w:bottom w:val="nil"/>
+              <w:right w:val="nil"/>
+            </w:tcBorders>
+          </w:tcPr>
+          <w:p>
+            <w:pPr>
+              <w:spacing w:line="480" w:lineRule="auto"/>
+              <w:rPr>
+                <w:color w:val="000000"/>
+                <w:sz w:val="32"/>
+                <w:szCs w:val="32"/>
+              </w:rPr>
+            </w:pPr>
+          </w:p>
+        </w:tc>
+        <w:tc>
+          <w:tcPr>
+            <w:tcW w:w="5759" w:type="dxa"/>
+            <w:tcBorders>
+              <w:top w:val="nil"/>
+              <w:left w:val="nil"/>
+              <w:bottom w:val="nil"/>
+              <w:right w:val="nil"/>
+            </w:tcBorders>
+          </w:tcPr>
+          <w:p>
+            <w:pPr>
+              <w:spacing w:line="480" w:lineRule="auto"/>
+              <w:rPr>
+                <w:color w:val="000000"/>
+                <w:sz w:val="32"/>
+                <w:szCs w:val="32"/>
+              </w:rPr>
+            </w:pPr>
+          </w:p>
+        </w:tc>
+      </w:tr>
+      <w:tr>
+        <w:tc>
+          <w:tcPr>
+            <w:tcW w:w="5759" w:type="dxa"/>
+            <w:tcBorders>
+              <w:top w:val="nil"/>
+              <w:left w:val="nil"/>
+              <w:bottom w:val="nil"/>
+              <w:right w:val="nil"/>
+            </w:tcBorders>
+          </w:tcPr>
+          <w:p>
+            <w:pPr>
+              <w:spacing w:line="480" w:lineRule="auto"/>
+              <w:rPr>
+                <w:color w:val="000000"/>
+                <w:sz w:val="32"/>
+                <w:szCs w:val="32"/>
+              </w:rPr>
+            </w:pPr>
+          </w:p>
+        </w:tc>
+        <w:tc>
+          <w:tcPr>
+            <w:tcW w:w="5759" w:type="dxa"/>
+            <w:tcBorders>
+              <w:top w:val="nil"/>
+              <w:left w:val="nil"/>
+              <w:bottom w:val="nil"/>
+              <w:right w:val="nil"/>
+            </w:tcBorders>
+          </w:tcPr>
+          <w:p>
+            <w:pPr>
+              <w:spacing w:line="480" w:lineRule="auto"/>
+              <w:rPr>
+                <w:color w:val="000000"/>
+                <w:sz w:val="32"/>
+                <w:szCs w:val="32"/>
+              </w:rPr>
+            </w:pPr>
+          </w:p>
+        </w:tc>
+      </w:tr>
+      <w:tr>
+        <w:tc>
+          <w:tcPr>
+            <w:tcW w:w="5759" w:type="dxa"/>
+            <w:tcBorders>
+              <w:top w:val="nil"/>
+              <w:left w:val="nil"/>
+              <w:bottom w:val="nil"/>
+              <w:right w:val="nil"/>
+            </w:tcBorders>
+          </w:tcPr>
+          <w:p>
+            <w:pPr>
+              <w:spacing w:line="480" w:lineRule="auto"/>
+              <w:rPr>
+                <w:color w:val="000000"/>
+                <w:sz w:val="32"/>
+                <w:szCs w:val="32"/>
+              </w:rPr>
+            </w:pPr>
+          </w:p>
+        </w:tc>
+        <w:tc>
+          <w:tcPr>
+            <w:tcW w:w="5759" w:type="dxa"/>
+            <w:tcBorders>
+              <w:top w:val="nil"/>
+              <w:left w:val="nil"/>
+              <w:bottom w:val="nil"/>
+              <w:right w:val="nil"/>
+            </w:tcBorders>
+          </w:tcPr>
+          <w:p>
+            <w:pPr>
+              <w:spacing w:line="480" w:lineRule="auto"/>
+              <w:rPr>
+                <w:color w:val="000000"/>
+                <w:sz w:val="32"/>
+                <w:szCs w:val="32"/>
+              </w:rPr>
+            </w:pPr>
+          </w:p>
+        </w:tc>
+      </w:tr>
+      <w:tr>
+        <w:tc>
+          <w:tcPr>
+            <w:tcW w:w="5759" w:type="dxa"/>
+            <w:tcBorders>
+              <w:top w:val="nil"/>
+              <w:left w:val="nil"/>
+              <w:bottom w:val="nil"/>
+              <w:right w:val="nil"/>
+            </w:tcBorders>
+          </w:tcPr>
+          <w:p>
+            <w:pPr>
+              <w:spacing w:line="480" w:lineRule="auto"/>
+              <w:rPr>
+                <w:color w:val="000000"/>
+                <w:sz w:val="32"/>
+                <w:szCs w:val="32"/>
+              </w:rPr>
+            </w:pPr>
+          </w:p>
+        </w:tc>
+        <w:tc>
+          <w:tcPr>
+            <w:tcW w:w="5759" w:type="dxa"/>
+            <w:tcBorders>
+              <w:top w:val="nil"/>
+              <w:left w:val="nil"/>
+              <w:bottom w:val="nil"/>
+              <w:right w:val="nil"/>
+            </w:tcBorders>
+          </w:tcPr>
+          <w:p>
+            <w:pPr>
+              <w:spacing w:line="480" w:lineRule="auto"/>
+              <w:rPr>
+                <w:color w:val="000000"/>
+                <w:sz w:val="32"/>
+                <w:szCs w:val="32"/>
+              </w:rPr>
+            </w:pPr>
+          </w:p>
+        </w:tc>
+      </w:tr>
+      <w:tr>
+        <w:tc>
+          <w:tcPr>
+            <w:tcW w:w="5759" w:type="dxa"/>
+            <w:tcBorders>
+              <w:top w:val="nil"/>
+              <w:left w:val="nil"/>
+              <w:bottom w:val="nil"/>
+              <w:right w:val="nil"/>
+            </w:tcBorders>
+          </w:tcPr>
+          <w:p>
+            <w:pPr>
+              <w:spacing w:line="480" w:lineRule="auto"/>
+              <w:rPr>
+                <w:color w:val="000000"/>
+                <w:sz w:val="32"/>
+                <w:szCs w:val="32"/>
+              </w:rPr>
+            </w:pPr>
+          </w:p>
+        </w:tc>
+        <w:tc>
+          <w:tcPr>
+            <w:tcW w:w="5759" w:type="dxa"/>
+            <w:tcBorders>
+              <w:top w:val="nil"/>
+              <w:left w:val="nil"/>
+              <w:bottom w:val="nil"/>
+              <w:right w:val="nil"/>
+            </w:tcBorders>
+          </w:tcPr>
+          <w:p>
+            <w:pPr>
+              <w:spacing w:line="480" w:lineRule="auto"/>
+              <w:rPr>
+                <w:color w:val="000000"/>
+                <w:sz w:val="32"/>
+                <w:szCs w:val="32"/>
+              </w:rPr>
+            </w:pPr>
+          </w:p>
+        </w:tc>
+      </w:tr>
+      <w:tr>
+        <w:tc>
+          <w:tcPr>
+            <w:tcW w:w="5759" w:type="dxa"/>
+            <w:tcBorders>
+              <w:top w:val="nil"/>
+              <w:left w:val="nil"/>
+              <w:bottom w:val="nil"/>
+              <w:right w:val="nil"/>
+            </w:tcBorders>
+          </w:tcPr>
+          <w:p>
+            <w:pPr>
+              <w:spacing w:line="480" w:lineRule="auto"/>
+              <w:rPr>
+                <w:color w:val="000000"/>
+                <w:sz w:val="32"/>
+                <w:szCs w:val="32"/>
+              </w:rPr>
+            </w:pPr>
+          </w:p>
+        </w:tc>
+        <w:tc>
+          <w:tcPr>
+            <w:tcW w:w="5759" w:type="dxa"/>
+            <w:tcBorders>
+              <w:top w:val="nil"/>
+              <w:left w:val="nil"/>
+              <w:bottom w:val="nil"/>
+              <w:right w:val="nil"/>
+            </w:tcBorders>
+          </w:tcPr>
+          <w:p>
+            <w:pPr>
+              <w:spacing w:line="480" w:lineRule="auto"/>
+              <w:rPr>
+                <w:color w:val="000000"/>
+                <w:sz w:val="32"/>
+                <w:szCs w:val="32"/>
+              </w:rPr>
+            </w:pPr>
+          </w:p>
+        </w:tc>
+      </w:tr>
+      <w:tr>
+        <w:tc>
+          <w:tcPr>
+            <w:tcW w:w="5759" w:type="dxa"/>
+            <w:tcBorders>
+              <w:top w:val="nil"/>
+              <w:left w:val="nil"/>
+              <w:bottom w:val="nil"/>
+              <w:right w:val="nil"/>
+            </w:tcBorders>
+          </w:tcPr>
+          <w:p>
+            <w:pPr>
+              <w:spacing w:after="0" w:line="264" w:lineRule="auto"/>
+              <w:rPr>
+                <w:i/>
+                <w:color w:val="156082"/>
+                <w:sz w:val="24"/>
+                <w:szCs w:val="24"/>
+              </w:rPr>
+            </w:pPr>
+          </w:p>
+        </w:tc>
+        <w:tc>
+          <w:tcPr>
+            <w:tcW w:w="5759" w:type="dxa"/>
+            <w:tcBorders>
+              <w:top w:val="nil"/>
+              <w:left w:val="nil"/>
+              <w:bottom w:val="nil"/>
+              <w:right w:val="nil"/>
+            </w:tcBorders>
+          </w:tcPr>
+          <w:p>
+            <w:pPr>
+              <w:spacing w:line="480" w:lineRule="auto"/>
+              <w:rPr>
+                <w:color w:val="000000"/>
+                <w:sz w:val="32"/>
+                <w:szCs w:val="32"/>
+              </w:rPr>
+            </w:pPr>
+          </w:p>
+        </w:tc>
+      </w:tr>
+    </w:tbl>
+    <w:p>
+      <w:pPr>
+        <w:rPr>
+          <w:b/>
+          <w:color w:val="156082"/>
+          <w:sz w:val="32"/>
+          <w:szCs w:val="32"/>
+        </w:rPr>
+      </w:pPr>
+      <w:r>
+        <w:rPr>
+          <w:b/>
+          <w:color w:val="156082"/>
+          <w:sz w:val="32"/>
+          <w:szCs w:val="32"/>
+        </w:rPr>
+        <w:lastRenderedPageBreak/>
+        <w:t>Use of AI Tools</w:t>
+      </w:r>
+    </w:p>
+    <w:p>
+      <w:pPr>
+        <w:rPr>
+          <w:b/>
+          <w:sz w:val="28"/>
+          <w:szCs w:val="28"/>
+        </w:rPr>
+      </w:pPr>
+      <w:r>
+        <w:rPr>
+          <w:sz w:val="28"/>
+          <w:szCs w:val="28"/>
+        </w:rPr>
+        <w:t xml:space="preserve">I acknowledge the use of </w:t>
+      </w:r>
+      <w:r>
+        <w:rPr>
+          <w:b/>
+          <w:sz w:val="28"/>
+          <w:szCs w:val="28"/>
+        </w:rPr>
+        <w:t>Claude (Anthropic)</w:t>
+      </w:r>
+      <w:r>
+        <w:rPr>
+          <w:sz w:val="28"/>
+          <w:szCs w:val="28"/>
+        </w:rPr>
+        <w:t xml:space="preserve"> for the purpose of </w:t>
+      </w:r>
+      <w:r>
+        <w:rPr>
+          <w:sz w:val="28"/>
+          <w:szCs w:val="28"/>
+        </w:rPr>
+        <w:t>searching best data types for a google forms research, questions regarding python code and class contents, and for brainstorming to better structure this assessment. Prompts are provided in the Appendix section.</w:t>
+      </w:r>
+      <w:r>
+        <w:rPr>
+          <w:b/>
+          <w:sz w:val="28"/>
+          <w:szCs w:val="28"/>
+        </w:rPr>
+        <w:t xml:space="preserve"> </w:t>
+      </w:r>
+    </w:p>
+    <w:p>
+      <w:pPr>
+        <w:rPr>
+          <w:b/>
+          <w:sz w:val="28"/>
+          <w:szCs w:val="28"/>
+        </w:rPr>
+      </w:pPr>
+      <w:r>
+        <w:rPr>
+          <w:noProof/>
+        </w:rPr>
+        <mc:AlternateContent>
+          <mc:Choice Requires="wps">
+            <w:drawing>
+              <wp:anchor distT="0" distB="0" distL="114300" distR="114300" simplePos="0" relativeHeight="251657728" behindDoc="0" locked="0" layoutInCell="1" hidden="0" allowOverlap="1" wp14:anchorId="29541C15" wp14:editId="25DCAF68">
+                <wp:simplePos x="0" y="0"/>
+                <wp:positionH relativeFrom="margin">
+                  <wp:align>center</wp:align>
+                </wp:positionH>
+                <wp:positionV relativeFrom="paragraph">
+                  <wp:posOffset>30949</wp:posOffset>
+                </wp:positionV>
+                <wp:extent cx="5800725" cy="2876550"/>
+                <wp:effectExtent l="19050" t="19050" r="28575" b="19050"/>
+                <wp:wrapNone/>
+                <wp:docPr id="1728545882" name="Rectangle 1728545882"/>
+                <wp:cNvGraphicFramePr/>
+                <a:graphic xmlns:a="http://schemas.openxmlformats.org/drawingml/2006/main">
+                  <a:graphicData uri="http://schemas.microsoft.com/office/word/2010/wordprocessingShape">
+                    <wps:wsp>
+                      <wps:cNvSpPr/>
+                      <wps:spPr>
+                        <a:xfrm>
+                          <a:off x="0" y="0"/>
+                          <a:ext cx="5800725" cy="2876550"/>
+                        </a:xfrm>
+                        <a:prstGeom prst="rect">
+                          <a:avLst/>
+                        </a:prstGeom>
+                        <a:solidFill>
+                          <a:schemeClr val="lt1"/>
+                        </a:solidFill>
+                        <a:ln w="28575" cap="flat" cmpd="sng">
+                          <a:solidFill>
+                            <a:schemeClr val="accent1"/>
+                          </a:solidFill>
+                          <a:prstDash val="solid"/>
+                          <a:round/>
+                          <a:headEnd type="none" w="sm" len="sm"/>
+                          <a:tailEnd type="none" w="sm" len="sm"/>
+                        </a:ln>
+                      </wps:spPr>
+                      <wps:txbx>
+                        <w:txbxContent>
+                          <w:p>
+                            <w:pPr>
+                              <w:spacing w:line="258" w:lineRule="auto"/>
+                              <w:textDirection w:val="btLr"/>
+                            </w:pPr>
+                            <w:r>
+                              <w:rPr>
+                                <w:b/>
+                                <w:color w:val="156082"/>
+                                <w:sz w:val="32"/>
+                              </w:rPr>
+                              <w:t>Declaration</w:t>
+                            </w:r>
+                          </w:p>
+                          <w:p>
+                            <w:pPr>
+                              <w:spacing w:line="258" w:lineRule="auto"/>
+                              <w:textDirection w:val="btLr"/>
+                            </w:pPr>
+                            <w:r>
+                              <w:rPr>
+                                <w:color w:val="000000"/>
+                                <w:sz w:val="28"/>
+                              </w:rPr>
+                              <w:t xml:space="preserve">By submitting this assessment, I confirm that I have read the CCT policy on academic misconduct and understand the implications of submitting work that is not my own or does not appropriately reference material taken from a third party or other source. </w:t>
+                            </w:r>
+                          </w:p>
+                          <w:p>
+                            <w:pPr>
+                              <w:spacing w:line="258" w:lineRule="auto"/>
+                              <w:textDirection w:val="btLr"/>
+                            </w:pPr>
+                            <w:r>
+                              <w:rPr>
+                                <w:color w:val="000000"/>
+                                <w:sz w:val="28"/>
+                              </w:rPr>
+                              <w:t>I declare it to be my own work and that all material from third parties has been appropriately referenced.</w:t>
+                            </w:r>
+                          </w:p>
+                          <w:p>
+                            <w:pPr>
+                              <w:spacing w:line="258" w:lineRule="auto"/>
+                              <w:textDirection w:val="btLr"/>
+                            </w:pPr>
+                            <w:r>
+                              <w:rPr>
+                                <w:color w:val="000000"/>
+                                <w:sz w:val="28"/>
+                              </w:rPr>
+                              <w:t xml:space="preserve"> I further confirm that this work has not previously been submitted for assessment by myself or someone else in CCT College Dublin or any other higher education institution.</w:t>
+                            </w:r>
+                          </w:p>
+                        </w:txbxContent>
+                      </wps:txbx>
+                      <wps:bodyPr spcFirstLastPara="1" wrap="square" lIns="91425" tIns="45700" rIns="91425" bIns="45700" anchor="t" anchorCtr="0">
+                        <a:noAutofit/>
+                      </wps:bodyPr>
+                    </wps:wsp>
+                  </a:graphicData>
+                </a:graphic>
+              </wp:anchor>
+            </w:drawing>
+          </mc:Choice>
+          <mc:Fallback>
+            <w:pict>
+              <v:rect w14:anchorId="29541C15" id="Rectangle 1728545882" o:spid="_x0000_s1031" style="position:absolute;margin-left:0;margin-top:2.45pt;width:456.75pt;height:226.5pt;z-index:251657728;visibility:visible;mso-wrap-style:square;mso-wrap-distance-left:9pt;mso-wrap-distance-top:0;mso-wrap-distance-right:9pt;mso-wrap-distance-bottom:0;mso-position-horizontal:center;mso-position-horizontal-relative:margin;mso-position-vertical:absolute;mso-position-vertical-relative:text;v-text-anchor:top" o:gfxdata="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" fillcolor="white [3201]" strokecolor="#156082 [3204]" strokeweight="2.25pt">
+                <v:stroke startarrowwidth="narrow" startarrowlength="short" endarrowwidth="narrow" endarrowlength="short" joinstyle="round"/>
+                <v:textbox inset="2.53958mm,1.2694mm,2.53958mm,1.2694mm">
+                  <w:txbxContent>
+                    <w:p>
+                      <w:pPr>
+                        <w:spacing w:line="258" w:lineRule="auto"/>
+                        <w:textDirection w:val="btLr"/>
+                      </w:pPr>
+                      <w:r>
+                        <w:rPr>
+                          <w:b/>
+                          <w:color w:val="156082"/>
+                          <w:sz w:val="32"/>
+                        </w:rPr>
+                        <w:t>Declaration</w:t>
+                      </w:r>
+                    </w:p>
+                    <w:p>
+                      <w:pPr>
+                        <w:spacing w:line="258" w:lineRule="auto"/>
+                        <w:textDirection w:val="btLr"/>
+                      </w:pPr>
+                      <w:r>
+                        <w:rPr>
+                          <w:color w:val="000000"/>
+                          <w:sz w:val="28"/>
+                        </w:rPr>
+                        <w:t xml:space="preserve">By submitting this assessment, I confirm that I have read the CCT policy on academic misconduct and understand the implications of submitting work that is not my own or does not appropriately reference material taken from a third party or other source. </w:t>
+                      </w:r>
+                    </w:p>
+                    <w:p>
+                      <w:pPr>
+                        <w:spacing w:line="258" w:lineRule="auto"/>
+                        <w:textDirection w:val="btLr"/>
+                      </w:pPr>
+                      <w:r>
+                        <w:rPr>
+                          <w:color w:val="000000"/>
+                          <w:sz w:val="28"/>
+                        </w:rPr>
+                        <w:t>I declare it to be my own work and that all material from third parties has been appropriately referenced.</w:t>
+                      </w:r>
+                    </w:p>
+                    <w:p>
+                      <w:pPr>
+                        <w:spacing w:line="258" w:lineRule="auto"/>
+                        <w:textDirection w:val="btLr"/>
+                      </w:pPr>
+                      <w:r>
+                        <w:rPr>
+                          <w:color w:val="000000"/>
+                          <w:sz w:val="28"/>
+                        </w:rPr>
+                        <w:t xml:space="preserve"> I further confirm that this work has not previously been submitted for assessment by myself or someone else in CCT College Dublin or any other higher education institution.</w:t>
+                      </w:r>
+                    </w:p>
+                  </w:txbxContent>
+                </v:textbox>
+                <w10:wrap anchorx="margin"/>
+              </v:rect>
+            </w:pict>
+          </mc:Fallback>
+        </mc:AlternateContent>
+      </w:r>
+    </w:p>
+    <w:p>
+      <w:pPr>
+        <w:rPr>
+          <w:b/>
+          <w:sz w:val="28"/>
+          <w:szCs w:val="28"/>
+        </w:rPr>
+      </w:pPr>
+    </w:p>
+    <w:p>
+      <w:pPr>
+        <w:rPr>
+          <w:b/>
+          <w:sz w:val="28"/>
+          <w:szCs w:val="28"/>
+        </w:rPr>
+      </w:pPr>
+    </w:p>
+    <w:p>
+      <w:pPr>
+        <w:rPr>
+          <w:b/>
+          <w:sz w:val="28"/>
+          <w:szCs w:val="28"/>
+        </w:rPr>
+      </w:pPr>
+    </w:p>
+    <w:p>
+      <w:pPr>
+        <w:rPr>
+          <w:b/>
+          <w:sz w:val="28"/>
+          <w:szCs w:val="28"/>
+        </w:rPr>
+        <w:sectPr>
+          <w:pgSz w:w="11906" w:h="16838"/>
+          <w:pgMar w:top="1440" w:right="1440" w:bottom="1440" w:left="1440" w:header="708" w:footer="708" w:gutter="0"/>
+          <w:pgNumType w:start="1"/>
+          <w:cols w:space="720"/>
+        </w:sectPr>
+      </w:pPr>
+    </w:p>
+    <w:p>
+      <w:pPr>
+        <w:keepNext/>
+        <w:keepLines/>
+        <w:pBdr>
+          <w:top w:val="nil"/>
+          <w:left w:val="nil"/>
+          <w:bottom w:val="nil"/>
+          <w:right w:val="nil"/>
+          <w:between w:val="nil"/>
+        </w:pBdr>
+        <w:spacing w:before="240" w:after="0" w:line="240" w:lineRule="auto"/>
+        <w:rPr>
+          <w:rFonts w:ascii="Play" w:eastAsia="Play" w:hAnsi="Play" w:cs="Play"/>
+          <w:color w:val="0F4761"/>
+          <w:sz w:val="32"/>
+          <w:szCs w:val="32"/>
+        </w:rPr>
+      </w:pPr>
+      <w:r>
+        <w:rPr>
+          <w:rFonts w:ascii="Play" w:eastAsia="Play" w:hAnsi="Play" w:cs="Play"/>
+          <w:color w:val="0F4761"/>
+          <w:sz w:val="32"/>
+          <w:szCs w:val="32"/>
+        </w:rPr>
+        <w:lastRenderedPageBreak/>
+        <w:t>Contents</w:t>
+      </w:r>
+    </w:p>
+    <w:sdt>
+      <w:sdtPr>
+        <w:rPr>
+          <w:rFonts w:ascii="Calibri" w:eastAsia="Calibri" w:hAnsi="Calibri" w:cs="Calibri"/>
+          <w:color w:val="auto"/>
+          <w:spacing w:val="0"/>
+          <w:sz w:val="22"/>
+          <w:szCs w:val="22"/>
+          <w:lang w:val="en-IE"/>
+        </w:rPr>
+        <w:id w:val="1641307566"/>
+        <w:docPartObj>
+          <w:docPartGallery w:val="Table of Contents"/>
+          <w:docPartUnique/>
+        </w:docPartObj>
+      </w:sdtPr>
+      <w:sdtEndPr>
+        <w:rPr>
+          <w:b/>
+          <w:bCs/>
+          <w:noProof/>
+        </w:rPr>
+      </w:sdtEndPr>
+      <w:sdtContent>
+        <w:p>
+          <w:pPr>
+            <w:pStyle w:val="TOCHeading"/>
+          </w:pPr>
+          <w:r>
+            <w:t>Contents</w:t>
+          </w:r>
+        </w:p>
+        <w:p>
+          <w:pPr>
+            <w:pStyle w:val="TOC1"/>
+            <w:tabs>
+              <w:tab w:val="right" w:leader="dot" w:pos="9016"/>
+            </w:tabs>
+            <w:rPr>
+              <w:rFonts w:asciiTheme="minorHAnsi" w:eastAsiaTheme="minorEastAsia" w:hAnsiTheme="minorHAnsi" w:cstheme="minorBidi"/>
+              <w:noProof/>
+              <w:kern w:val="2"/>
+              <w:sz w:val="24"/>
+              <w:szCs w:val="24"/>
+              <w14:ligatures w14:val="standardContextual"/>
+            </w:rPr>
+          </w:pPr>
+          <w:r>
+            <w:fldChar w:fldCharType="begin"/>
+          </w:r>
+          <w:r>
+            <w:instrText xml:space="preserve"> TOC \o "1-3" \h \z \u </w:instrText>
+          </w:r>
+          <w:r>
+            <w:fldChar w:fldCharType="separate"/>
+          </w:r>
+          <w:hyperlink w:anchor="_Toc244370339" w:history="1">
+            <w:r>
+              <w:rPr>
+                <w:rStyle w:val="Hyperlink"/>
+                <w:noProof/>
+              </w:rPr>
+              <w:t>Introduction</w:t>
+            </w:r>
+            <w:r>
+              <w:rPr>
+                <w:noProof/>
+                <w:webHidden/>
+              </w:rPr>
+              <w:tab/>
+            </w:r>
+            <w:r>
+              <w:rPr>
+                <w:noProof/>
+                <w:webHidden/>
+              </w:rPr>
+              <w:fldChar w:fldCharType="begin"/>
+            </w:r>
+            <w:r>
+              <w:rPr>
+                <w:noProof/>
+                <w:webHidden/>
+              </w:rPr>
+              <w:instrText xml:space="preserve"> PAGEREF _Toc244370339 \h </w:instrText>
+            </w:r>
+            <w:r>
+              <w:rPr>
+                <w:noProof/>
+                <w:webHidden/>
+              </w:rPr>
+            </w:r>
+            <w:r>
+              <w:rPr>
+                <w:noProof/>
+                <w:webHidden/>
+              </w:rPr>
+              <w:fldChar w:fldCharType="separate"/>
+            </w:r>
+            <w:r>
+              <w:rPr>
+                <w:noProof/>
+                <w:webHidden/>
+              </w:rPr>
+              <w:t>1</w:t>
+            </w:r>
+            <w:r>
+              <w:rPr>
+                <w:noProof/>
+                <w:webHidden/>
+              </w:rPr>
+              <w:fldChar w:fldCharType="end"/>
+            </w:r>
+          </w:hyperlink>
+        </w:p>
+        <w:p>
+          <w:pPr>
+            <w:pStyle w:val="TOC1"/>
+            <w:tabs>
+              <w:tab w:val="right" w:leader="dot" w:pos="9016"/>
+            </w:tabs>
+            <w:rPr>
+              <w:rFonts w:asciiTheme="minorHAnsi" w:eastAsiaTheme="minorEastAsia" w:hAnsiTheme="minorHAnsi" w:cstheme="minorBidi"/>
+              <w:noProof/>
+              <w:kern w:val="2"/>
+              <w:sz w:val="24"/>
+              <w:szCs w:val="24"/>
+              <w14:ligatures w14:val="standardContextual"/>
+            </w:rPr>
+          </w:pPr>
+          <w:hyperlink w:anchor="_Toc244370340" w:history="1">
+            <w:r>
+              <w:rPr>
+                <w:rStyle w:val="Hyperlink"/>
+                <w:noProof/>
+              </w:rPr>
+              <w:t>Analytics and Insights</w:t>
+            </w:r>
+            <w:r>
+              <w:rPr>
+                <w:noProof/>
+                <w:webHidden/>
+              </w:rPr>
+              <w:tab/>
+            </w:r>
+            <w:r>
+              <w:rPr>
+                <w:noProof/>
+                <w:webHidden/>
+              </w:rPr>
+              <w:fldChar w:fldCharType="begin"/>
+            </w:r>
+            <w:r>
+              <w:rPr>
+                <w:noProof/>
+                <w:webHidden/>
+              </w:rPr>
+              <w:instrText xml:space="preserve"> PAGEREF _Toc244370340 \h </w:instrText>
+            </w:r>
+            <w:r>
+              <w:rPr>
+                <w:noProof/>
+                <w:webHidden/>
+              </w:rPr>
+            </w:r>
+            <w:r>
+              <w:rPr>
+                <w:noProof/>
+                <w:webHidden/>
+              </w:rPr>
+              <w:fldChar w:fldCharType="separate"/>
+            </w:r>
+            <w:r>
+              <w:rPr>
+                <w:noProof/>
+                <w:webHidden/>
+              </w:rPr>
+              <w:t>1</w:t>
+            </w:r>
+            <w:r>
+              <w:rPr>
+                <w:noProof/>
+                <w:webHidden/>
+              </w:rPr>
+              <w:fldChar w:fldCharType="end"/>
+            </w:r>
+          </w:hyperlink>
+        </w:p>
+        <w:p>
+          <w:pPr>
+            <w:pStyle w:val="TOC1"/>
+            <w:tabs>
+              <w:tab w:val="right" w:leader="dot" w:pos="9016"/>
+            </w:tabs>
+            <w:rPr>
+              <w:rFonts w:asciiTheme="minorHAnsi" w:eastAsiaTheme="minorEastAsia" w:hAnsiTheme="minorHAnsi" w:cstheme="minorBidi"/>
+              <w:noProof/>
+              <w:kern w:val="2"/>
+              <w:sz w:val="24"/>
+              <w:szCs w:val="24"/>
+              <w14:ligatures w14:val="standardContextual"/>
+            </w:rPr>
+          </w:pPr>
+          <w:hyperlink w:anchor="_Toc244370341" w:history="1">
+            <w:r>
+              <w:rPr>
+                <w:rStyle w:val="Hyperlink"/>
+                <w:noProof/>
+              </w:rPr>
+              <w:t>Conclusion and Discussion</w:t>
+            </w:r>
+            <w:r>
+              <w:rPr>
+                <w:noProof/>
+                <w:webHidden/>
+              </w:rPr>
+              <w:tab/>
+            </w:r>
+            <w:r>
+              <w:rPr>
+                <w:noProof/>
+                <w:webHidden/>
+              </w:rPr>
+              <w:fldChar w:fldCharType="begin"/>
+            </w:r>
+            <w:r>
+              <w:rPr>
+                <w:noProof/>
+                <w:webHidden/>
+              </w:rPr>
+              <w:instrText xml:space="preserve"> PAGEREF _Toc244370341 \h </w:instrText>
+            </w:r>
+            <w:r>
+              <w:rPr>
+                <w:noProof/>
+                <w:webHidden/>
+              </w:rPr>
+            </w:r>
+            <w:r>
+              <w:rPr>
+                <w:noProof/>
+                <w:webHidden/>
+              </w:rPr>
+              <w:fldChar w:fldCharType="separate"/>
+            </w:r>
+            <w:r>
+              <w:rPr>
+                <w:noProof/>
+                <w:webHidden/>
+              </w:rPr>
+              <w:t>2</w:t>
+            </w:r>
+            <w:r>
+              <w:rPr>
+                <w:noProof/>
+                <w:webHidden/>
+              </w:rPr>
+              <w:fldChar w:fldCharType="end"/>
+            </w:r>
+          </w:hyperlink>
+        </w:p>
+        <w:p>
+          <w:pPr>
+            <w:pStyle w:val="TOC1"/>
+            <w:tabs>
+              <w:tab w:val="right" w:leader="dot" w:pos="9016"/>
+            </w:tabs>
+            <w:rPr>
+              <w:rFonts w:asciiTheme="minorHAnsi" w:eastAsiaTheme="minorEastAsia" w:hAnsiTheme="minorHAnsi" w:cstheme="minorBidi"/>
+              <w:noProof/>
+              <w:kern w:val="2"/>
+              <w:sz w:val="24"/>
+              <w:szCs w:val="24"/>
+              <w14:ligatures w14:val="standardContextual"/>
+            </w:rPr>
+          </w:pPr>
+          <w:hyperlink w:anchor="_Toc244370342" w:history="1">
+            <w:r>
+              <w:rPr>
+                <w:rStyle w:val="Hyperlink"/>
+                <w:noProof/>
+              </w:rPr>
+              <w:t>Appendix</w:t>
+            </w:r>
+            <w:r>
+              <w:rPr>
+                <w:noProof/>
+                <w:webHidden/>
+              </w:rPr>
+              <w:tab/>
+            </w:r>
+            <w:r>
+              <w:rPr>
+                <w:noProof/>
+                <w:webHidden/>
+              </w:rPr>
+              <w:fldChar w:fldCharType="begin"/>
+            </w:r>
+            <w:r>
+              <w:rPr>
+                <w:noProof/>
+                <w:webHidden/>
+              </w:rPr>
+              <w:instrText xml:space="preserve"> PAGEREF _Toc244370342 \h </w:instrText>
+            </w:r>
+            <w:r>
+              <w:rPr>
+                <w:noProof/>
+                <w:webHidden/>
+              </w:rPr>
+            </w:r>
+            <w:r>
+              <w:rPr>
+                <w:noProof/>
+                <w:webHidden/>
+              </w:rPr>
+              <w:fldChar w:fldCharType="separate"/>
+            </w:r>
+            <w:r>
+              <w:rPr>
+                <w:noProof/>
+                <w:webHidden/>
+              </w:rPr>
+              <w:t>2</w:t>
+            </w:r>
+            <w:r>
+              <w:rPr>
+                <w:noProof/>
+                <w:webHidden/>
+              </w:rPr>
+              <w:fldChar w:fldCharType="end"/>
+            </w:r>
+          </w:hyperlink>
+        </w:p>
+        <w:p>
+          <w:r>
+            <w:rPr>
+              <w:b/>
+              <w:bCs/>
+              <w:noProof/>
+            </w:rPr>
+            <w:fldChar w:fldCharType="end"/>
+          </w:r>
+        </w:p>
+      </w:sdtContent>
+    </w:sdt>
+    <w:p>
+      <w:pPr>
+        <w:keepNext/>
+        <w:keepLines/>
+        <w:pBdr>
+          <w:top w:val="nil"/>
+          <w:left w:val="nil"/>
+          <w:bottom w:val="nil"/>
+          <w:right w:val="nil"/>
+          <w:between w:val="nil"/>
+        </w:pBdr>
+        <w:spacing w:before="240" w:after="0" w:line="240" w:lineRule="auto"/>
+        <w:rPr>
+          <w:rFonts w:ascii="Play" w:eastAsia="Play" w:hAnsi="Play" w:cs="Play"/>
+          <w:color w:val="0F4761"/>
+          <w:sz w:val="32"/>
+          <w:szCs w:val="32"/>
+        </w:rPr>
+      </w:pPr>
+    </w:p>
+    <w:p>
+      <w:pPr>
+        <w:sectPr>
+          <w:footerReference w:type="default" r:id="rId14"/>
+          <w:pgSz w:w="11906" w:h="16838"/>
+          <w:pgMar w:top="1440" w:right="1440" w:bottom="1440" w:left="1440" w:header="708" w:footer="708" w:gutter="0"/>
+          <w:cols w:space="720"/>
+        </w:sectPr>
+      </w:pPr>
+    </w:p>
+    <w:p>
+      <w:pPr>
+        <w:pStyle w:val="Heading1"/>
+      </w:pPr>
+      <w:bookmarkStart w:id="0" w:name="_Toc244370339"/>
+      <w:r>
+        <w:lastRenderedPageBreak/>
+        <w:t>Introduction</w:t>
+      </w:r>
+      <w:bookmarkEnd w:id="0"/>
+    </w:p>
+    <w:p>
+      <w:r>
+        <w:t>N</w:t>
+      </w:r>
+      <w:r>
+        <w:t>owadays health and fitness have become mainstream and very popular with younger and older generations, changing people's habits around the food they eat and how often they go out to bars to drink alcohol. This change is now being felt by</w:t>
+      </w:r>
+      <w:r>
+        <w:t xml:space="preserve"> the</w:t>
+      </w:r>
+      <w:r>
+        <w:t xml:space="preserve"> industry as well, with companies having to adapt to the new lifestyle in order to compete with these </w:t>
+      </w:r>
+      <w:r>
+        <w:t>new</w:t>
+      </w:r>
+      <w:r>
+        <w:t xml:space="preserve"> habits. Alcohol-free </w:t>
+      </w:r>
+      <w:r>
+        <w:t>drinks</w:t>
+      </w:r>
+      <w:r>
+        <w:t xml:space="preserve">, high-protein </w:t>
+      </w:r>
+      <w:r>
+        <w:t>food</w:t>
+      </w:r>
+      <w:r>
+        <w:t xml:space="preserve">, fitness trackers and gym memberships have all moved from a niche market </w:t>
+      </w:r>
+      <w:r>
+        <w:t xml:space="preserve">into </w:t>
+      </w:r>
+      <w:r>
+        <w:t>mainstream in</w:t>
+      </w:r>
+      <w:r>
+        <w:t xml:space="preserve"> the last 5 years</w:t>
+      </w:r>
+      <w:r>
+        <w:t>.</w:t>
+      </w:r>
+      <w:r>
+        <w:t xml:space="preserve"> </w:t>
+      </w:r>
+      <w:r>
+        <w:t xml:space="preserve">I chose this topic because </w:t>
+      </w:r>
+      <w:r>
+        <w:t>this is</w:t>
+      </w:r>
+      <w:r>
+        <w:t xml:space="preserve"> a generational change that is happening right now, and I felt we could gather a lot of insights from asking people directly about their routines. Weight-loss medication</w:t>
+      </w:r>
+      <w:r>
+        <w:t xml:space="preserve"> such as Mounjaro and Ozempic</w:t>
+      </w:r>
+      <w:r>
+        <w:t xml:space="preserve"> </w:t>
+      </w:r>
+      <w:r>
+        <w:t>are</w:t>
+      </w:r>
+      <w:r>
+        <w:t xml:space="preserve"> good example</w:t>
+      </w:r>
+      <w:r>
+        <w:t>s</w:t>
+      </w:r>
+      <w:r>
+        <w:t xml:space="preserve"> of how quickly things are </w:t>
+      </w:r>
+      <w:r>
+        <w:t>evolving</w:t>
+      </w:r>
+      <w:r>
+        <w:t xml:space="preserve">. GLP-1 drugs were treated as </w:t>
+      </w:r>
+      <w:r>
+        <w:t>entirely for</w:t>
+      </w:r>
+      <w:r>
+        <w:t xml:space="preserve"> medical </w:t>
+      </w:r>
+      <w:r>
+        <w:t>purposes</w:t>
+      </w:r>
+      <w:r>
+        <w:t xml:space="preserve"> </w:t>
+      </w:r>
+      <w:r>
+        <w:t>in the past</w:t>
+      </w:r>
+      <w:r>
+        <w:t xml:space="preserve">, </w:t>
+      </w:r>
+      <w:r>
+        <w:t>but</w:t>
+      </w:r>
+      <w:r>
+        <w:t xml:space="preserve"> they are now part of an everyday conversation about weight and </w:t>
+      </w:r>
+      <w:r>
+        <w:t>self-esteem</w:t>
+      </w:r>
+      <w:r>
+        <w:t xml:space="preserve">, so I wanted to see how </w:t>
+      </w:r>
+      <w:r>
+        <w:t xml:space="preserve">a subset of </w:t>
+      </w:r>
+      <w:r>
+        <w:t>people would answer when asked whether th</w:t>
+      </w:r>
+      <w:r>
+        <w:t>ey would use a medication like that or not</w:t>
+      </w:r>
+      <w:r>
+        <w:t>.</w:t>
+      </w:r>
+    </w:p>
+    <w:p>
+      <w:r>
+        <w:t xml:space="preserve">The survey was built in Google Forms and collected 47 anonymous responses across 13 questions covering exercise, sleep, </w:t>
+      </w:r>
+      <w:r>
+        <w:t>water intake</w:t>
+      </w:r>
+      <w:r>
+        <w:t xml:space="preserve">, caffeine, </w:t>
+      </w:r>
+      <w:r>
+        <w:t xml:space="preserve">vitamin </w:t>
+      </w:r>
+      <w:r>
+        <w:t xml:space="preserve">supplements, screen time and </w:t>
+      </w:r>
+      <w:r>
+        <w:t>the willingness to</w:t>
+      </w:r>
+      <w:r>
+        <w:t xml:space="preserve"> use GLP-1 medication. No names, email addresses or identifying information were collected</w:t>
+      </w:r>
+      <w:r>
+        <w:t>.</w:t>
+      </w:r>
+      <w:r>
+        <w:t xml:space="preserve"> </w:t>
+      </w:r>
+      <w:r>
+        <w:t>T</w:t>
+      </w:r>
+      <w:r>
+        <w:t>he form stated that the data was for academic purposes only</w:t>
+      </w:r>
+      <w:r>
+        <w:t>.</w:t>
+      </w:r>
+      <w:r>
+        <w:t xml:space="preserve"> </w:t>
+      </w:r>
+      <w:r>
+        <w:t>After some data cleaning and initial analysis, the column</w:t>
+      </w:r>
+      <w:r>
+        <w:t xml:space="preserve"> I </w:t>
+      </w:r>
+      <w:r>
+        <w:t>used</w:t>
+      </w:r>
+      <w:r>
+        <w:t xml:space="preserve"> as the target </w:t>
+      </w:r>
+      <w:r>
+        <w:t xml:space="preserve">for my research </w:t>
+      </w:r>
+      <w:r>
+        <w:t xml:space="preserve">is Daily_Energy, where each person rated their own daily energy </w:t>
+      </w:r>
+      <w:r>
+        <w:t>levels</w:t>
+      </w:r>
+      <w:r>
+        <w:t xml:space="preserve"> from 1 to 5. The question</w:t>
+      </w:r>
+      <w:r>
+        <w:t xml:space="preserve"> I wanted to answer with the analysis was: </w:t>
+      </w:r>
+      <w:r>
+        <w:rPr>
+          <w:b/>
+          <w:bCs/>
+        </w:rPr>
+        <w:t>O</w:t>
+      </w:r>
+      <w:r>
+        <w:rPr>
+          <w:b/>
+          <w:bCs/>
+        </w:rPr>
+        <w:t>f all the habits</w:t>
+      </w:r>
+      <w:r>
+        <w:rPr>
+          <w:b/>
+          <w:bCs/>
+        </w:rPr>
+        <w:t xml:space="preserve"> we have in our routines</w:t>
+      </w:r>
+      <w:r>
+        <w:rPr>
+          <w:b/>
+          <w:bCs/>
+        </w:rPr>
+        <w:t xml:space="preserve">, which ones actually </w:t>
+      </w:r>
+      <w:r>
+        <w:rPr>
+          <w:b/>
+          <w:bCs/>
+        </w:rPr>
+        <w:t>help</w:t>
+      </w:r>
+      <w:r>
+        <w:rPr>
+          <w:b/>
+          <w:bCs/>
+        </w:rPr>
+        <w:t xml:space="preserve"> </w:t>
+      </w:r>
+      <w:r>
+        <w:rPr>
+          <w:b/>
+          <w:bCs/>
+        </w:rPr>
+        <w:t>our productivity and overall energy throughout the day</w:t>
+      </w:r>
+      <w:r>
+        <w:rPr>
+          <w:b/>
+          <w:bCs/>
+        </w:rPr>
+        <w:t>?</w:t>
+      </w:r>
+    </w:p>
+    <w:p>
+      <w:pPr>
+        <w:pStyle w:val="Heading1"/>
+      </w:pPr>
+      <w:bookmarkStart w:id="1" w:name="_Toc244370340"/>
+      <w:r>
+        <w:t>Analytics and Insights</w:t>
+      </w:r>
+      <w:bookmarkEnd w:id="1"/>
+    </w:p>
+    <w:p>
+      <w:r>
+        <w:t xml:space="preserve">The </w:t>
+      </w:r>
+      <w:r>
+        <w:t xml:space="preserve">after cleaning consists of </w:t>
+      </w:r>
+      <w:r>
+        <w:t xml:space="preserve">13 columns </w:t>
+      </w:r>
+      <w:r>
+        <w:t xml:space="preserve"> and </w:t>
+      </w:r>
+      <w:r>
+        <w:t>47 rows</w:t>
+      </w:r>
+      <w:r>
+        <w:t xml:space="preserve"> with</w:t>
+      </w:r>
+      <w:r>
+        <w:t xml:space="preserve"> four data types: integer (Age, Exercise_Days, Supplement_Per_Day, Coffee_Amount), continuous (Sleep_Hours, Water_Liters, Screen_Time), Likert scales from 1 to 5 (Sleep_Score, Track_Calories?, Daily_Energy) and Boolean (Exercise_YesNo, GLP1_YesNo), </w:t>
+      </w:r>
+      <w:r>
+        <w:t>and</w:t>
+      </w:r>
+      <w:r>
+        <w:t xml:space="preserve"> one </w:t>
+      </w:r>
+      <w:r>
+        <w:t>category</w:t>
+      </w:r>
+      <w:r>
+        <w:t xml:space="preserve"> for bedtime consistency.</w:t>
+      </w:r>
+    </w:p>
+    <w:p>
+      <w:r>
+        <w:t>The r</w:t>
+      </w:r>
+      <w:r>
+        <w:t>espondents</w:t>
+      </w:r>
+      <w:r>
+        <w:t xml:space="preserve"> have an</w:t>
+      </w:r>
+      <w:r>
+        <w:t xml:space="preserve"> average</w:t>
+      </w:r>
+      <w:r>
+        <w:t xml:space="preserve"> of</w:t>
+      </w:r>
+      <w:r>
+        <w:t xml:space="preserve"> 37 years of age with a median of 33, and the skewness </w:t>
+      </w:r>
+      <w:r>
+        <w:t xml:space="preserve">on the charts show that the respondents are </w:t>
+      </w:r>
+      <w:r>
+        <w:t>young with a</w:t>
+      </w:r>
+      <w:r>
+        <w:t xml:space="preserve"> small</w:t>
+      </w:r>
+      <w:r>
+        <w:t xml:space="preserve"> group </w:t>
+      </w:r>
+      <w:r>
+        <w:t>with more than fifty years old</w:t>
+      </w:r>
+      <w:r>
+        <w:t>. They</w:t>
+      </w:r>
+      <w:r>
+        <w:t xml:space="preserve"> sleep an average of 6.6 hours</w:t>
+      </w:r>
+      <w:r>
+        <w:t xml:space="preserve">, and the 95% confidence interval </w:t>
+      </w:r>
+      <w:r>
+        <w:t xml:space="preserve">shows that </w:t>
+      </w:r>
+      <w:r>
+        <w:t xml:space="preserve">the true average for this group is </w:t>
+      </w:r>
+      <w:r>
+        <w:t>does not reach even 7 hours of sleep</w:t>
+      </w:r>
+      <w:r>
+        <w:t>. Thirty-nine of the 47 respondents exercise, at an average of three days per week.</w:t>
+      </w:r>
+    </w:p>
+    <w:p>
+      <w:r>
+        <w:t>Normality</w:t>
+      </w:r>
+      <w:r>
+        <w:t>:</w:t>
+      </w:r>
+      <w:r>
+        <w:t xml:space="preserve"> Every column failed the Shapiro-Wilk test at the 5% level. </w:t>
+      </w:r>
+      <w:r>
+        <w:t xml:space="preserve">All results failed because extreme values broke the normality. Water_Liters is a great example – The skewness for this column is 3.41 and kurtosis 17.86, both driven by one single respondend that reported to drink eight liters a day. </w:t>
+      </w:r>
+      <w:r>
+        <w:t xml:space="preserve">Coffee_Amount </w:t>
+      </w:r>
+      <w:r>
+        <w:t xml:space="preserve">follows the same logic because a responded reported </w:t>
+      </w:r>
+      <w:r>
+        <w:t>ten</w:t>
+      </w:r>
+      <w:r>
+        <w:t xml:space="preserve"> cups of coffee per day.</w:t>
+      </w:r>
+      <w:r>
+        <w:t xml:space="preserve"> </w:t>
+      </w:r>
+      <w:r>
+        <w:t>The other problem I faced is that by using 1-to-5 rating columns, the chart cannot form a bell shape, so they also fall off the normality test.</w:t>
+      </w:r>
+    </w:p>
+    <w:p>
+      <w:r>
+        <w:t>Outliers</w:t>
+      </w:r>
+      <w:r>
+        <w:t>:</w:t>
+      </w:r>
+      <w:r>
+        <w:t xml:space="preserve"> Using the quartiles</w:t>
+      </w:r>
+      <w:r>
+        <w:t xml:space="preserve"> method, </w:t>
+      </w:r>
+      <w:r>
+        <w:t xml:space="preserve">Water_Liters </w:t>
+      </w:r>
+      <w:r>
+        <w:t>was identified to have se</w:t>
+      </w:r>
+      <w:r>
+        <w:t xml:space="preserve">ven values outside the </w:t>
+      </w:r>
+      <w:r>
+        <w:t xml:space="preserve">range of </w:t>
+      </w:r>
+      <w:r>
+        <w:t xml:space="preserve">0.75 </w:t>
+      </w:r>
+      <w:r>
+        <w:t>-</w:t>
+      </w:r>
+      <w:r>
+        <w:t xml:space="preserve"> 2.75 litres. Removing t</w:t>
+      </w:r>
+      <w:r>
+        <w:t>he outliers did not help with t</w:t>
+      </w:r>
+      <w:r>
+        <w:t>he mean</w:t>
+      </w:r>
+      <w:r>
+        <w:t xml:space="preserve">, that jumped </w:t>
+      </w:r>
+      <w:r>
+        <w:t>from 1.90 to 1.76 litres,</w:t>
+      </w:r>
+      <w:r>
+        <w:t xml:space="preserve"> however, the</w:t>
+      </w:r>
+      <w:r>
+        <w:t xml:space="preserve"> standard deviation </w:t>
+      </w:r>
+      <w:r>
+        <w:t>went from</w:t>
+      </w:r>
+      <w:r>
+        <w:t xml:space="preserve"> 1.14 to 0.43</w:t>
+      </w:r>
+      <w:r>
+        <w:t xml:space="preserve"> and</w:t>
+      </w:r>
+      <w:r>
+        <w:t xml:space="preserve"> brought the skewness from 3.41 to -0.51. Seven answers </w:t>
+      </w:r>
+      <w:r>
+        <w:t>were doubling the column descriptions and distorting the dataset</w:t>
+      </w:r>
+      <w:r>
+        <w:t xml:space="preserve"> a practical reminder that</w:t>
+      </w:r>
+      <w:r>
+        <w:t xml:space="preserve"> not taking the outliers off the dataset can lead you to wrong decisions</w:t>
+      </w:r>
+      <w:r>
+        <w:t>.</w:t>
+      </w:r>
+    </w:p>
+    <w:p>
+      <w:r>
+        <w:lastRenderedPageBreak/>
+        <w:t>Probability. A</w:t>
+      </w:r>
+      <w:r>
+        <w:t xml:space="preserve"> </w:t>
+      </w:r>
+      <w:r>
+        <w:t xml:space="preserve">table </w:t>
+      </w:r>
+      <w:r>
+        <w:t>showing</w:t>
+      </w:r>
+      <w:r>
+        <w:t xml:space="preserve"> exercise frequency against high energy</w:t>
+      </w:r>
+      <w:r>
+        <w:t xml:space="preserve"> (rated 4 or 5) </w:t>
+      </w:r>
+      <w:r>
+        <w:t xml:space="preserve">gives a prior probability of 36.2% that </w:t>
+      </w:r>
+      <w:r>
+        <w:t>any</w:t>
+      </w:r>
+      <w:r>
+        <w:t xml:space="preserve"> </w:t>
+      </w:r>
+      <w:r>
+        <w:t>person</w:t>
+      </w:r>
+      <w:r>
+        <w:t xml:space="preserve"> reports high energy</w:t>
+      </w:r>
+      <w:r>
+        <w:t xml:space="preserve"> levels</w:t>
+      </w:r>
+      <w:r>
+        <w:t>. Applying</w:t>
+      </w:r>
+      <w:r>
+        <w:t xml:space="preserve"> the</w:t>
+      </w:r>
+      <w:r>
+        <w:t xml:space="preserve"> Bayes' theorem, </w:t>
+      </w:r>
+      <w:r>
+        <w:t xml:space="preserve">the </w:t>
+      </w:r>
+      <w:r>
+        <w:t xml:space="preserve">posterior probability </w:t>
+      </w:r>
+      <w:r>
+        <w:t>grows</w:t>
+      </w:r>
+      <w:r>
+        <w:t xml:space="preserve"> to 50% once the person trains three or more days </w:t>
+      </w:r>
+      <w:r>
+        <w:t>per</w:t>
+      </w:r>
+      <w:r>
+        <w:t xml:space="preserve"> week, and falls to 19.0% for those who </w:t>
+      </w:r>
+      <w:r>
+        <w:t>don’t have a training routine</w:t>
+      </w:r>
+      <w:r>
+        <w:t>. Using the normal distribution, the probability of a</w:t>
+      </w:r>
+      <w:r>
+        <w:t xml:space="preserve"> person</w:t>
+      </w:r>
+      <w:r>
+        <w:t xml:space="preserve"> sleeping more than eight hours is 8.8%, while the probability of sleeping less than six hours is 26.1%.</w:t>
+      </w:r>
+    </w:p>
+    <w:p>
+      <w:r>
+        <w:t>Correlation</w:t>
+      </w:r>
+      <w:r>
+        <w:t>:</w:t>
+      </w:r>
+      <w:r>
+        <w:t xml:space="preserve"> Testing every numeric </w:t>
+      </w:r>
+      <w:r>
+        <w:t>column</w:t>
+      </w:r>
+      <w:r>
+        <w:t xml:space="preserve"> against the target</w:t>
+      </w:r>
+      <w:r>
+        <w:t xml:space="preserve"> variable</w:t>
+      </w:r>
+      <w:r>
+        <w:t xml:space="preserve"> produced only two significant </w:t>
+      </w:r>
+      <w:r>
+        <w:t>insights:</w:t>
+      </w:r>
+    </w:p>
+    <w:tbl>
+      <w:tblPr>
+        <w:tblStyle w:val="TableGrid"/>
+        <w:tblW w:w="0" w:type="auto"/>
+        <w:tblLook w:val="04A0" w:firstRow="1" w:lastRow="0" w:firstColumn="1" w:lastColumn="0" w:noHBand="0" w:noVBand="1"/>
+      </w:tblPr>
+      <w:tblGrid>
+        <w:gridCol w:w="2263"/>
+        <w:gridCol w:w="2977"/>
+      </w:tblGrid>
+      <w:tr>
+        <w:tc>
+          <w:tcPr>
+            <w:tcW w:w="2263" w:type="dxa"/>
+            <w:vAlign w:val="center"/>
+          </w:tcPr>
+          <w:p>
+            <w:r>
+              <w:rPr>
+                <w:b/>
+                <w:bCs/>
+              </w:rPr>
+              <w:t>Variable</w:t>
+            </w:r>
+          </w:p>
+        </w:tc>
+        <w:tc>
+          <w:tcPr>
+            <w:tcW w:w="2977" w:type="dxa"/>
+            <w:vAlign w:val="center"/>
+          </w:tcPr>
+          <w:p>
+            <w:r>
+              <w:rPr>
+                <w:b/>
+                <w:bCs/>
+              </w:rPr>
+              <w:t>Correlation with Daily_Energy</w:t>
+            </w:r>
+          </w:p>
+        </w:tc>
+      </w:tr>
+      <w:tr>
+        <w:tc>
+          <w:tcPr>
+            <w:tcW w:w="2263" w:type="dxa"/>
+            <w:vAlign w:val="center"/>
+          </w:tcPr>
+          <w:p>
+            <w:r>
+              <w:t>Sleep_Score</w:t>
+            </w:r>
+          </w:p>
+        </w:tc>
+        <w:tc>
+          <w:tcPr>
+            <w:tcW w:w="2977" w:type="dxa"/>
+            <w:vAlign w:val="center"/>
+          </w:tcPr>
+          <w:p>
+            <w:r>
+              <w:t>+0.300</w:t>
+            </w:r>
+          </w:p>
+        </w:tc>
+      </w:tr>
+      <w:tr>
+        <w:tc>
+          <w:tcPr>
+            <w:tcW w:w="2263" w:type="dxa"/>
+            <w:vAlign w:val="center"/>
+          </w:tcPr>
+          <w:p>
+            <w:r>
+              <w:t>Exercise_Days</w:t>
+            </w:r>
+          </w:p>
+        </w:tc>
+        <w:tc>
+          <w:tcPr>
+            <w:tcW w:w="2977" w:type="dxa"/>
+            <w:vAlign w:val="center"/>
+          </w:tcPr>
+          <w:p>
+            <w:r>
+              <w:t>+0.298</w:t>
+            </w:r>
+          </w:p>
+        </w:tc>
+      </w:tr>
+      <w:tr>
+        <w:tc>
+          <w:tcPr>
+            <w:tcW w:w="2263" w:type="dxa"/>
+            <w:vAlign w:val="center"/>
+          </w:tcPr>
+          <w:p>
+            <w:r>
+              <w:t>Supplement_Per_Day</w:t>
+            </w:r>
+          </w:p>
+        </w:tc>
+        <w:tc>
+          <w:tcPr>
+            <w:tcW w:w="2977" w:type="dxa"/>
+            <w:vAlign w:val="center"/>
+          </w:tcPr>
+          <w:p>
+            <w:r>
+              <w:t>+0.187</w:t>
+            </w:r>
+          </w:p>
+        </w:tc>
+      </w:tr>
+      <w:tr>
+        <w:tc>
+          <w:tcPr>
+            <w:tcW w:w="2263" w:type="dxa"/>
+            <w:vAlign w:val="center"/>
+          </w:tcPr>
+          <w:p>
+            <w:r>
+              <w:t>Age</w:t>
+            </w:r>
+          </w:p>
+        </w:tc>
+        <w:tc>
+          <w:tcPr>
+            <w:tcW w:w="2977" w:type="dxa"/>
+            <w:vAlign w:val="center"/>
+          </w:tcPr>
+          <w:p>
+            <w:r>
+              <w:t>+0.118</w:t>
+            </w:r>
+          </w:p>
+        </w:tc>
+      </w:tr>
+      <w:tr>
+        <w:tc>
+          <w:tcPr>
+            <w:tcW w:w="2263" w:type="dxa"/>
+            <w:vAlign w:val="center"/>
+          </w:tcPr>
+          <w:p>
+            <w:r>
+              <w:t>Screen_Time</w:t>
+            </w:r>
+          </w:p>
+        </w:tc>
+        <w:tc>
+          <w:tcPr>
+            <w:tcW w:w="2977" w:type="dxa"/>
+            <w:vAlign w:val="center"/>
+          </w:tcPr>
+          <w:p>
+            <w:r>
+              <w:t>-0.080</w:t>
+            </w:r>
+          </w:p>
+        </w:tc>
+      </w:tr>
+      <w:tr>
+        <w:tc>
+          <w:tcPr>
+            <w:tcW w:w="2263" w:type="dxa"/>
+            <w:vAlign w:val="center"/>
+          </w:tcPr>
+          <w:p>
+            <w:r>
+              <w:t>Sleep_Hours</w:t>
+            </w:r>
+          </w:p>
+        </w:tc>
+        <w:tc>
+          <w:tcPr>
+            <w:tcW w:w="2977" w:type="dxa"/>
+            <w:vAlign w:val="center"/>
+          </w:tcPr>
+          <w:p>
+            <w:r>
+              <w:t>+0.001</w:t>
+            </w:r>
+          </w:p>
+        </w:tc>
+      </w:tr>
+    </w:tbl>
+    <w:p/>
+    <w:p>
+      <w:r>
+        <w:t xml:space="preserve">The most interesting result is the </w:t>
+      </w:r>
+      <w:r>
+        <w:t>difference</w:t>
+      </w:r>
+      <w:r>
+        <w:t xml:space="preserve"> between the first and last rows. How well people rate their sleep is related to their energy, but how long they sleep is not, with a correlation of +0.001 </w:t>
+      </w:r>
+      <w:r>
+        <w:t>that is almost no relationship.</w:t>
+      </w:r>
+      <w:r>
+        <w:t xml:space="preserve"> The strongest </w:t>
+      </w:r>
+      <w:r>
+        <w:t xml:space="preserve">correlation in the matrix </w:t>
+      </w:r>
+      <w:r>
+        <w:t xml:space="preserve">Sleep_Hours </w:t>
+      </w:r>
+      <w:r>
+        <w:t>and</w:t>
+      </w:r>
+      <w:r>
+        <w:t xml:space="preserve"> Sleep_Score </w:t>
+      </w:r>
+      <w:r>
+        <w:t>with</w:t>
+      </w:r>
+      <w:r>
+        <w:t xml:space="preserve"> +0.528</w:t>
+      </w:r>
+      <w:r>
+        <w:t>. That means</w:t>
+      </w:r>
+      <w:r>
+        <w:t xml:space="preserve"> </w:t>
+      </w:r>
+      <w:r>
+        <w:t>people that sleep longer</w:t>
+      </w:r>
+      <w:r>
+        <w:t xml:space="preserve"> rate their sleep better</w:t>
+      </w:r>
+      <w:r>
+        <w:t>, but still the sleep</w:t>
+      </w:r>
+      <w:r>
+        <w:t xml:space="preserve"> r</w:t>
+      </w:r>
+      <w:r>
+        <w:t xml:space="preserve">ating is the variable that relates more with having high energy and productivity levels. </w:t>
+      </w:r>
+    </w:p>
+    <w:p>
+      <w:pPr>
+        <w:pStyle w:val="Heading1"/>
+      </w:pPr>
+      <w:bookmarkStart w:id="2" w:name="_Toc244370341"/>
+      <w:r>
+        <w:t>Conclusion and Discussion</w:t>
+      </w:r>
+      <w:bookmarkEnd w:id="2"/>
+    </w:p>
+    <w:p>
+      <w:pPr>
+        <w:rPr>
+          <w:bCs/>
+        </w:rPr>
+      </w:pPr>
+      <w:r>
+        <w:rPr>
+          <w:bCs/>
+        </w:rPr>
+        <w:t>Three main findings on</w:t>
+      </w:r>
+      <w:r>
+        <w:rPr>
+          <w:bCs/>
+        </w:rPr>
+        <w:t xml:space="preserve"> this dataset</w:t>
+      </w:r>
+      <w:r>
+        <w:rPr>
+          <w:bCs/>
+        </w:rPr>
+        <w:t xml:space="preserve">: </w:t>
+      </w:r>
+      <w:r>
+        <w:rPr>
+          <w:bCs/>
+        </w:rPr>
+        <w:t xml:space="preserve">Sleep quality </w:t>
+      </w:r>
+      <w:r>
+        <w:rPr>
+          <w:bCs/>
+        </w:rPr>
+        <w:t>relates to</w:t>
+      </w:r>
+      <w:r>
+        <w:rPr>
+          <w:bCs/>
+        </w:rPr>
+        <w:t xml:space="preserve"> daily energy</w:t>
+      </w:r>
+      <w:r>
+        <w:rPr>
+          <w:bCs/>
+        </w:rPr>
+        <w:t xml:space="preserve"> levels</w:t>
+      </w:r>
+      <w:r>
+        <w:rPr>
+          <w:bCs/>
+        </w:rPr>
+        <w:t xml:space="preserve"> while sleep duration does not, exercise frequency is the only </w:t>
+      </w:r>
+      <w:r>
+        <w:rPr>
+          <w:bCs/>
+        </w:rPr>
+        <w:t>one</w:t>
+      </w:r>
+      <w:r>
+        <w:rPr>
+          <w:bCs/>
+        </w:rPr>
+        <w:t xml:space="preserve"> that </w:t>
+      </w:r>
+      <w:r>
+        <w:rPr>
+          <w:bCs/>
+        </w:rPr>
+        <w:t>has the highest p</w:t>
+      </w:r>
+      <w:r>
+        <w:rPr>
+          <w:bCs/>
+        </w:rPr>
+        <w:t>robability of reporting high energy</w:t>
+      </w:r>
+      <w:r>
+        <w:rPr>
+          <w:bCs/>
+        </w:rPr>
+        <w:t xml:space="preserve"> levels,</w:t>
+      </w:r>
+      <w:r>
+        <w:rPr>
+          <w:bCs/>
+        </w:rPr>
+        <w:t xml:space="preserve"> and </w:t>
+      </w:r>
+      <w:r>
+        <w:rPr>
+          <w:bCs/>
+        </w:rPr>
+        <w:t xml:space="preserve">on average, </w:t>
+      </w:r>
+      <w:r>
+        <w:rPr>
+          <w:bCs/>
+        </w:rPr>
+        <w:t>the group sleeps under seven hours</w:t>
+      </w:r>
+      <w:r>
+        <w:rPr>
+          <w:bCs/>
+        </w:rPr>
+        <w:t xml:space="preserve"> per night.</w:t>
+      </w:r>
+    </w:p>
+    <w:p>
+      <w:pPr>
+        <w:rPr>
+          <w:bCs/>
+        </w:rPr>
+      </w:pPr>
+      <w:r>
+        <w:rPr>
+          <w:bCs/>
+        </w:rPr>
+        <w:t xml:space="preserve">If </w:t>
+      </w:r>
+      <w:r>
+        <w:rPr>
+          <w:bCs/>
+        </w:rPr>
+        <w:t>a company</w:t>
+      </w:r>
+      <w:r>
+        <w:rPr>
+          <w:bCs/>
+        </w:rPr>
+        <w:t xml:space="preserve"> were </w:t>
+      </w:r>
+      <w:r>
+        <w:rPr>
+          <w:bCs/>
+        </w:rPr>
+        <w:t xml:space="preserve">to use </w:t>
+      </w:r>
+      <w:r>
+        <w:rPr>
+          <w:bCs/>
+        </w:rPr>
+        <w:t xml:space="preserve">this data to </w:t>
+      </w:r>
+      <w:r>
+        <w:rPr>
+          <w:bCs/>
+        </w:rPr>
+        <w:t>improve the employee’s wellness</w:t>
+      </w:r>
+      <w:r>
+        <w:rPr>
+          <w:bCs/>
+        </w:rPr>
+        <w:t xml:space="preserve">, the recommendation would be to </w:t>
+      </w:r>
+      <w:r>
+        <w:rPr>
+          <w:bCs/>
+        </w:rPr>
+        <w:t>create an exercising programme or fund a gym membership for all</w:t>
+      </w:r>
+      <w:r>
+        <w:rPr>
+          <w:bCs/>
+        </w:rPr>
+        <w:t>, and</w:t>
+      </w:r>
+      <w:r>
+        <w:rPr>
+          <w:bCs/>
+        </w:rPr>
+        <w:t xml:space="preserve"> circulate messages that sleep is a matter of having a routine rather than longer sleep hours in order to have great energy levels</w:t>
+      </w:r>
+      <w:r>
+        <w:rPr>
+          <w:bCs/>
+        </w:rPr>
+        <w:t xml:space="preserve">. Telling </w:t>
+      </w:r>
+      <w:r>
+        <w:rPr>
+          <w:bCs/>
+        </w:rPr>
+        <w:t>employees</w:t>
+      </w:r>
+      <w:r>
+        <w:rPr>
+          <w:bCs/>
+        </w:rPr>
+        <w:t xml:space="preserve"> to sleep </w:t>
+      </w:r>
+      <w:r>
+        <w:rPr>
+          <w:bCs/>
+        </w:rPr>
+        <w:t>more</w:t>
+      </w:r>
+      <w:r>
+        <w:rPr>
+          <w:bCs/>
+        </w:rPr>
+        <w:t xml:space="preserve"> </w:t>
+      </w:r>
+      <w:r>
+        <w:rPr>
+          <w:bCs/>
+        </w:rPr>
+        <w:t xml:space="preserve">is not effective as we could see in this dataset since it has no relationship with energy levels. Additionally, </w:t>
+      </w:r>
+      <w:r>
+        <w:rPr>
+          <w:bCs/>
+        </w:rPr>
+        <w:t xml:space="preserve">hydration targets or </w:t>
+      </w:r>
+      <w:r>
+        <w:rPr>
+          <w:bCs/>
+        </w:rPr>
+        <w:t xml:space="preserve">vitamins and </w:t>
+      </w:r>
+      <w:r>
+        <w:rPr>
+          <w:bCs/>
+        </w:rPr>
+        <w:t>supplement</w:t>
+      </w:r>
+      <w:r>
+        <w:rPr>
+          <w:bCs/>
+        </w:rPr>
+        <w:t>s</w:t>
+      </w:r>
+      <w:r>
+        <w:rPr>
+          <w:bCs/>
+        </w:rPr>
+        <w:t xml:space="preserve"> </w:t>
+      </w:r>
+      <w:r>
+        <w:rPr>
+          <w:bCs/>
+        </w:rPr>
+        <w:t>are</w:t>
+      </w:r>
+      <w:r>
+        <w:rPr>
+          <w:bCs/>
+        </w:rPr>
+        <w:t xml:space="preserve"> </w:t>
+      </w:r>
+      <w:r>
+        <w:rPr>
+          <w:bCs/>
+        </w:rPr>
+        <w:t>also</w:t>
+      </w:r>
+      <w:r>
+        <w:rPr>
+          <w:bCs/>
+        </w:rPr>
+        <w:t xml:space="preserve"> hard to justify, as neither</w:t>
+      </w:r>
+      <w:r>
+        <w:rPr>
+          <w:bCs/>
+        </w:rPr>
+        <w:t xml:space="preserve"> of them</w:t>
+      </w:r>
+      <w:r>
+        <w:rPr>
+          <w:bCs/>
+        </w:rPr>
+        <w:t xml:space="preserve"> came close </w:t>
+      </w:r>
+      <w:r>
+        <w:rPr>
+          <w:bCs/>
+        </w:rPr>
+        <w:t>to</w:t>
+      </w:r>
+      <w:r>
+        <w:rPr>
+          <w:bCs/>
+        </w:rPr>
+        <w:t xml:space="preserve"> </w:t>
+      </w:r>
+      <w:r>
+        <w:rPr>
+          <w:bCs/>
+        </w:rPr>
+        <w:t>a relationship.</w:t>
+      </w:r>
+    </w:p>
+    <w:p>
+      <w:pPr>
+        <w:pStyle w:val="Heading1"/>
+      </w:pPr>
+      <w:bookmarkStart w:id="3" w:name="_Toc244370342"/>
+      <w:r>
+        <w:t>Appendix</w:t>
+      </w:r>
+      <w:bookmarkEnd w:id="3"/>
+    </w:p>
+    <w:p>
+      <w:pPr>
+        <w:rPr>
+          <w:bCs/>
+        </w:rPr>
+      </w:pPr>
+    </w:p>
+    <w:p>
+      <w:r>
+        <w:rPr>
+          <w:noProof/>
+        </w:rPr>
+        <w:lastRenderedPageBreak/>
+        <w:drawing>
+          <wp:inline distT="0" distB="0" distL="0" distR="0" wp14:anchorId="3EAF615B" wp14:editId="07C6DBDB">
+            <wp:extent cx="4794637" cy="3938869"/>
+            <wp:effectExtent l="0" t="0" r="6350" b="5080"/>
             <wp:docPr id="1887966554" name="Picture 1"/>
             <wp:cNvGraphicFramePr>
               <a:graphicFrameLocks xmlns:a="http://schemas.openxmlformats.org/drawingml/2006/main" noChangeAspect="1"/>
@@ -20,7 +3177,7 @@
                     <pic:cNvPicPr/>
                   </pic:nvPicPr>
                   <pic:blipFill>
-                    <a:blip r:embed="rId4"/>
+                    <a:blip r:embed="rId15"/>
                     <a:stretch>
                       <a:fillRect/>
                     </a:stretch>
@@ -28,7 +3185,7 @@
                   <pic:spPr>
                     <a:xfrm>
                       <a:off x="0" y="0"/>
-                      <a:ext cx="5012162" cy="4117570"/>
+                      <a:ext cx="4807933" cy="3949792"/>
                     </a:xfrm>
                     <a:prstGeom prst="rect">
                       <a:avLst/>
@@ -43,8 +3200,11 @@
     </w:p>
     <w:p>
       <w:r>
+        <w:rPr>
+          <w:noProof/>
+        </w:rPr>
         <w:drawing>
-          <wp:inline distT="0" distB="0" distL="0" distR="0" wp14:anchorId="6EF1D9F9" wp14:editId="252588F3">
+          <wp:inline distT="0" distB="0" distL="0" distR="0" wp14:anchorId="602EADA6" wp14:editId="79C8ABB8">
             <wp:extent cx="5029200" cy="4243005"/>
             <wp:effectExtent l="0" t="0" r="0" b="5715"/>
             <wp:docPr id="1444703818" name="Picture 1"/>
@@ -59,7 +3219,7 @@
                     <pic:cNvPicPr/>
                   </pic:nvPicPr>
                   <pic:blipFill>
-                    <a:blip r:embed="rId5"/>
+                    <a:blip r:embed="rId16"/>
                     <a:stretch>
                       <a:fillRect/>
                     </a:stretch>
@@ -82,9 +3242,12 @@
     </w:p>
     <w:p>
       <w:r>
+        <w:rPr>
+          <w:noProof/>
+        </w:rPr>
         <w:lastRenderedPageBreak/>
         <w:drawing>
-          <wp:inline distT="0" distB="0" distL="0" distR="0" wp14:anchorId="00EBA56C" wp14:editId="2785DB1B">
+          <wp:inline distT="0" distB="0" distL="0" distR="0" wp14:anchorId="76489B12" wp14:editId="580EE2D2">
             <wp:extent cx="5731510" cy="5643245"/>
             <wp:effectExtent l="0" t="0" r="2540" b="0"/>
             <wp:docPr id="850222171" name="Picture 1"/>
@@ -99,7 +3262,7 @@
                     <pic:cNvPicPr/>
                   </pic:nvPicPr>
                   <pic:blipFill>
-                    <a:blip r:embed="rId6"/>
+                    <a:blip r:embed="rId17"/>
                     <a:stretch>
                       <a:fillRect/>
                     </a:stretch>
@@ -124,10 +3287,10 @@
       <w:r>
         <w:lastRenderedPageBreak/>
         <w:drawing>
-          <wp:inline distT="0" distB="0" distL="0" distR="0" wp14:anchorId="0A9C6E87" wp14:editId="7DDAAC8C">
-            <wp:extent cx="5731510" cy="4890770"/>
-            <wp:effectExtent l="0" t="0" r="2540" b="5080"/>
-            <wp:docPr id="1576445950" name="Picture 1"/>
+          <wp:inline distT="0" distB="0" distL="0" distR="0" wp14:anchorId="5D2B0A2C" wp14:editId="1BE056FF">
+            <wp:extent cx="5731510" cy="4391660"/>
+            <wp:effectExtent l="0" t="0" r="2540" b="8890"/>
+            <wp:docPr id="929325534" name="Picture 1"/>
             <wp:cNvGraphicFramePr>
               <a:graphicFrameLocks xmlns:a="http://schemas.openxmlformats.org/drawingml/2006/main" noChangeAspect="1"/>
             </wp:cNvGraphicFramePr>
@@ -135,11 +3298,11 @@
               <a:graphicData uri="http://schemas.openxmlformats.org/drawingml/2006/picture">
                 <pic:pic xmlns:pic="http://schemas.openxmlformats.org/drawingml/2006/picture">
                   <pic:nvPicPr>
-                    <pic:cNvPr id="1576445950" name=""/>
+                    <pic:cNvPr id="929325534" name=""/>
                     <pic:cNvPicPr/>
                   </pic:nvPicPr>
                   <pic:blipFill>
-                    <a:blip r:embed="rId7"/>
+                    <a:blip r:embed="rId18"/>
                     <a:stretch>
                       <a:fillRect/>
                     </a:stretch>
@@ -147,7 +3310,7 @@
                   <pic:spPr>
                     <a:xfrm>
                       <a:off x="0" y="0"/>
-                      <a:ext cx="5731510" cy="4890770"/>
+                      <a:ext cx="5731510" cy="4391660"/>
                     </a:xfrm>
                     <a:prstGeom prst="rect">
                       <a:avLst/>
@@ -161,13 +3324,1047 @@
       </w:r>
     </w:p>
     <w:sectPr>
+      <w:footerReference w:type="default" r:id="rId19"/>
       <w:pgSz w:w="11906" w:h="16838"/>
       <w:pgMar w:top="1440" w:right="1440" w:bottom="1440" w:left="1440" w:header="708" w:footer="708" w:gutter="0"/>
-      <w:cols w:space="708"/>
-      <w:docGrid w:linePitch="360"/>
+      <w:pgNumType w:start="1"/>
+      <w:cols w:space="720"/>
     </w:sectPr>
   </w:body>
 </w:document>
+</file>
+
+<file path=word/endnotes.xml><?xml version="1.0" encoding="utf-8"?>
+<w:endnotes xmlns:wpc="http://schemas.microsoft.com/office/word/2010/wordprocessingCanvas" xmlns:cx="http://schemas.microsoft.com/office/drawing/2014/chartex" xmlns:cx1="http://schemas.microsoft.com/office/drawing/2015/9/8/chartex" xmlns:cx2="http://schemas.microsoft.com/office/drawing/2015/10/21/chartex" xmlns:cx3="http://schemas.microsoft.com/office/drawing/2016/5/9/chartex" xmlns:cx4="http://schemas.microsoft.com/office/drawing/2016/5/10/chartex" xmlns:cx5="http://schemas.microsoft.com/office/drawing/2016/5/11/chartex" xmlns:cx6="http://schemas.microsoft.com/office/drawing/2016/5/12/chartex" xmlns:cx7="http://schemas.microsoft.com/office/drawing/2016/5/13/chartex" xmlns:cx8="http://schemas.microsoft.com/office/drawing/2016/5/14/chartex" xmlns:mc="http://schemas.openxmlformats.org/markup-compatibility/2006" xmlns:aink="http://schemas.microsoft.com/office/drawing/2016/ink" xmlns:am3d="http://schemas.microsoft.com/office/drawing/2017/model3d" xmlns:o="urn:schemas-microsoft-com:office:office" xmlns:oel="http://schemas.microsoft.com/office/2019/extlst" xmlns:r="http://schemas.openxmlformats.org/officeDocument/2006/relationships" xmlns:m="http://schemas.openxmlformats.org/officeDocument/2006/math" xmlns:v="urn:schemas-microsoft-com:vml" xmlns:wp14="http://schemas.microsoft.com/office/word/2010/wordprocessingDrawing" xmlns:wp="http://schemas.openxmlformats.org/drawingml/2006/wordprocessingDrawing" xmlns:w10="urn:schemas-microsoft-com:office:word" xmlns:w="http://schemas.openxmlformats.org/wordprocessingml/2006/main" xmlns:w14="http://schemas.microsoft.com/office/word/2010/wordml" xmlns:w15="http://schemas.microsoft.com/office/word/2012/wordml" xmlns:w16cex="http://schemas.microsoft.com/office/word/2018/wordml/cex" xmlns:w16cid="http://schemas.microsoft.com/office/word/2016/wordml/cid" xmlns:w16="http://schemas.microsoft.com/office/word/2018/wordml" xmlns:w16du="http://schemas.microsoft.com/office/word/2023/wordml/word16du" xmlns:w16sdtdh="http://schemas.microsoft.com/office/word/2020/wordml/sdtdatahash" xmlns:w16sdtfl="http://schemas.microsoft.com/office/word/2024/wordml/sdtformatlock" xmlns:w16se="http://schemas.microsoft.com/office/word/2015/wordml/symex" xmlns:wpg="http://schemas.microsoft.com/office/word/2010/wordprocessingGroup" xmlns:wpi="http://schemas.microsoft.com/office/word/2010/wordprocessingInk" xmlns:wne="http://schemas.microsoft.com/office/word/2006/wordml" xmlns:wps="http://schemas.microsoft.com/office/word/2010/wordprocessingShape" mc:Ignorable="w14 w15 w16se w16cid w16 w16cex w16sdtdh w16sdtfl w16du wp14">
+  <w:endnote w:type="separator" w:id="-1">
+    <w:p>
+      <w:pPr>
+        <w:spacing w:after="0" w:line="240" w:lineRule="auto"/>
+      </w:pPr>
+      <w:r>
+        <w:separator/>
+      </w:r>
+    </w:p>
+  </w:endnote>
+  <w:endnote w:type="continuationSeparator" w:id="0">
+    <w:p>
+      <w:pPr>
+        <w:spacing w:after="0" w:line="240" w:lineRule="auto"/>
+      </w:pPr>
+      <w:r>
+        <w:continuationSeparator/>
+      </w:r>
+    </w:p>
+  </w:endnote>
+</w:endnotes>
+</file>
+
+<file path=word/footer1.xml><?xml version="1.0" encoding="utf-8"?>
+<w:ftr xmlns:wpc="http://schemas.microsoft.com/office/word/2010/wordprocessingCanvas" xmlns:cx="http://schemas.microsoft.com/office/drawing/2014/chartex" xmlns:cx1="http://schemas.microsoft.com/office/drawing/2015/9/8/chartex" xmlns:cx2="http://schemas.microsoft.com/office/drawing/2015/10/21/chartex" xmlns:cx3="http://schemas.microsoft.com/office/drawing/2016/5/9/chartex" xmlns:cx4="http://schemas.microsoft.com/office/drawing/2016/5/10/chartex" xmlns:cx5="http://schemas.microsoft.com/office/drawing/2016/5/11/chartex" xmlns:cx6="http://schemas.microsoft.com/office/drawing/2016/5/12/chartex" xmlns:cx7="http://schemas.microsoft.com/office/drawing/2016/5/13/chartex" xmlns:cx8="http://schemas.microsoft.com/office/drawing/2016/5/14/chartex" xmlns:mc="http://schemas.openxmlformats.org/markup-compatibility/2006" xmlns:aink="http://schemas.microsoft.com/office/drawing/2016/ink" xmlns:am3d="http://schemas.microsoft.com/office/drawing/2017/model3d" xmlns:o="urn:schemas-microsoft-com:office:office" xmlns:oel="http://schemas.microsoft.com/office/2019/extlst" xmlns:r="http://schemas.openxmlformats.org/officeDocument/2006/relationships" xmlns:m="http://schemas.openxmlformats.org/officeDocument/2006/math" xmlns:v="urn:schemas-microsoft-com:vml" xmlns:wp14="http://schemas.microsoft.com/office/word/2010/wordprocessingDrawing" xmlns:wp="http://schemas.openxmlformats.org/drawingml/2006/wordprocessingDrawing" xmlns:w10="urn:schemas-microsoft-com:office:word" xmlns:w="http://schemas.openxmlformats.org/wordprocessingml/2006/main" xmlns:w14="http://schemas.microsoft.com/office/word/2010/wordml" xmlns:w15="http://schemas.microsoft.com/office/word/2012/wordml" xmlns:w16cex="http://schemas.microsoft.com/office/word/2018/wordml/cex" xmlns:w16cid="http://schemas.microsoft.com/office/word/2016/wordml/cid" xmlns:w16="http://schemas.microsoft.com/office/word/2018/wordml" xmlns:w16du="http://schemas.microsoft.com/office/word/2023/wordml/word16du" xmlns:w16sdtdh="http://schemas.microsoft.com/office/word/2020/wordml/sdtdatahash" xmlns:w16sdtfl="http://schemas.microsoft.com/office/word/2024/wordml/sdtformatlock" xmlns:w16se="http://schemas.microsoft.com/office/word/2015/wordml/symex" xmlns:wpg="http://schemas.microsoft.com/office/word/2010/wordprocessingGroup" xmlns:wpi="http://schemas.microsoft.com/office/word/2010/wordprocessingInk" xmlns:wne="http://schemas.microsoft.com/office/word/2006/wordml" xmlns:wps="http://schemas.microsoft.com/office/word/2010/wordprocessingShape" mc:Ignorable="w14 w15 w16se w16cid w16 w16cex w16sdtdh w16sdtfl w16du wp14">
+  <w:p>
+    <w:pPr>
+      <w:pBdr>
+        <w:top w:val="nil"/>
+        <w:left w:val="nil"/>
+        <w:bottom w:val="nil"/>
+        <w:right w:val="nil"/>
+        <w:between w:val="nil"/>
+      </w:pBdr>
+      <w:tabs>
+        <w:tab w:val="center" w:pos="4513"/>
+        <w:tab w:val="right" w:pos="9026"/>
+      </w:tabs>
+      <w:spacing w:after="0" w:line="240" w:lineRule="auto"/>
+      <w:jc w:val="center"/>
+      <w:rPr>
+        <w:color w:val="000000"/>
+      </w:rPr>
+    </w:pPr>
+  </w:p>
+  <w:p>
+    <w:pPr>
+      <w:pBdr>
+        <w:top w:val="nil"/>
+        <w:left w:val="nil"/>
+        <w:bottom w:val="nil"/>
+        <w:right w:val="nil"/>
+        <w:between w:val="nil"/>
+      </w:pBdr>
+      <w:tabs>
+        <w:tab w:val="center" w:pos="4513"/>
+        <w:tab w:val="right" w:pos="9026"/>
+      </w:tabs>
+      <w:spacing w:after="0" w:line="240" w:lineRule="auto"/>
+      <w:rPr>
+        <w:color w:val="000000"/>
+      </w:rPr>
+    </w:pPr>
+  </w:p>
+</w:ftr>
+</file>
+
+<file path=word/footer2.xml><?xml version="1.0" encoding="utf-8"?>
+<w:ftr xmlns:wpc="http://schemas.microsoft.com/office/word/2010/wordprocessingCanvas" xmlns:cx="http://schemas.microsoft.com/office/drawing/2014/chartex" xmlns:cx1="http://schemas.microsoft.com/office/drawing/2015/9/8/chartex" xmlns:cx2="http://schemas.microsoft.com/office/drawing/2015/10/21/chartex" xmlns:cx3="http://schemas.microsoft.com/office/drawing/2016/5/9/chartex" xmlns:cx4="http://schemas.microsoft.com/office/drawing/2016/5/10/chartex" xmlns:cx5="http://schemas.microsoft.com/office/drawing/2016/5/11/chartex" xmlns:cx6="http://schemas.microsoft.com/office/drawing/2016/5/12/chartex" xmlns:cx7="http://schemas.microsoft.com/office/drawing/2016/5/13/chartex" xmlns:cx8="http://schemas.microsoft.com/office/drawing/2016/5/14/chartex" xmlns:mc="http://schemas.openxmlformats.org/markup-compatibility/2006" xmlns:aink="http://schemas.microsoft.com/office/drawing/2016/ink" xmlns:am3d="http://schemas.microsoft.com/office/drawing/2017/model3d" xmlns:o="urn:schemas-microsoft-com:office:office" xmlns:oel="http://schemas.microsoft.com/office/2019/extlst" xmlns:r="http://schemas.openxmlformats.org/officeDocument/2006/relationships" xmlns:m="http://schemas.openxmlformats.org/officeDocument/2006/math" xmlns:v="urn:schemas-microsoft-com:vml" xmlns:wp14="http://schemas.microsoft.com/office/word/2010/wordprocessingDrawing" xmlns:wp="http://schemas.openxmlformats.org/drawingml/2006/wordprocessingDrawing" xmlns:w10="urn:schemas-microsoft-com:office:word" xmlns:w="http://schemas.openxmlformats.org/wordprocessingml/2006/main" xmlns:w14="http://schemas.microsoft.com/office/word/2010/wordml" xmlns:w15="http://schemas.microsoft.com/office/word/2012/wordml" xmlns:w16cex="http://schemas.microsoft.com/office/word/2018/wordml/cex" xmlns:w16cid="http://schemas.microsoft.com/office/word/2016/wordml/cid" xmlns:w16="http://schemas.microsoft.com/office/word/2018/wordml" xmlns:w16du="http://schemas.microsoft.com/office/word/2023/wordml/word16du" xmlns:w16sdtdh="http://schemas.microsoft.com/office/word/2020/wordml/sdtdatahash" xmlns:w16sdtfl="http://schemas.microsoft.com/office/word/2024/wordml/sdtformatlock" xmlns:w16se="http://schemas.microsoft.com/office/word/2015/wordml/symex" xmlns:wpg="http://schemas.microsoft.com/office/word/2010/wordprocessingGroup" xmlns:wpi="http://schemas.microsoft.com/office/word/2010/wordprocessingInk" xmlns:wne="http://schemas.microsoft.com/office/word/2006/wordml" xmlns:wps="http://schemas.microsoft.com/office/word/2010/wordprocessingShape" mc:Ignorable="w14 w15 w16se w16cid w16 w16cex w16sdtdh w16sdtfl w16du wp14">
+  <w:p>
+    <w:pPr>
+      <w:pBdr>
+        <w:top w:val="nil"/>
+        <w:left w:val="nil"/>
+        <w:bottom w:val="nil"/>
+        <w:right w:val="nil"/>
+        <w:between w:val="nil"/>
+      </w:pBdr>
+      <w:tabs>
+        <w:tab w:val="center" w:pos="4513"/>
+        <w:tab w:val="right" w:pos="9026"/>
+      </w:tabs>
+      <w:spacing w:after="0" w:line="240" w:lineRule="auto"/>
+      <w:rPr>
+        <w:color w:val="000000"/>
+      </w:rPr>
+    </w:pPr>
+    <w:r>
+      <w:tab/>
+    </w:r>
+    <w:r>
+      <w:tab/>
+    </w:r>
+    <w:r>
+      <w:fldChar w:fldCharType="begin"/>
+    </w:r>
+    <w:r>
+      <w:instrText>PAGE</w:instrText>
+    </w:r>
+    <w:r>
+      <w:fldChar w:fldCharType="separate"/>
+    </w:r>
+    <w:r>
+      <w:rPr>
+        <w:noProof/>
+      </w:rPr>
+      <w:t>1</w:t>
+    </w:r>
+    <w:r>
+      <w:fldChar w:fldCharType="end"/>
+    </w:r>
+  </w:p>
+</w:ftr>
+</file>
+
+<file path=word/footnotes.xml><?xml version="1.0" encoding="utf-8"?>
+<w:footnotes xmlns:wpc="http://schemas.microsoft.com/office/word/2010/wordprocessingCanvas" xmlns:cx="http://schemas.microsoft.com/office/drawing/2014/chartex" xmlns:cx1="http://schemas.microsoft.com/office/drawing/2015/9/8/chartex" xmlns:cx2="http://schemas.microsoft.com/office/drawing/2015/10/21/chartex" xmlns:cx3="http://schemas.microsoft.com/office/drawing/2016/5/9/chartex" xmlns:cx4="http://schemas.microsoft.com/office/drawing/2016/5/10/chartex" xmlns:cx5="http://schemas.microsoft.com/office/drawing/2016/5/11/chartex" xmlns:cx6="http://schemas.microsoft.com/office/drawing/2016/5/12/chartex" xmlns:cx7="http://schemas.microsoft.com/office/drawing/2016/5/13/chartex" xmlns:cx8="http://schemas.microsoft.com/office/drawing/2016/5/14/chartex" xmlns:mc="http://schemas.openxmlformats.org/markup-compatibility/2006" xmlns:aink="http://schemas.microsoft.com/office/drawing/2016/ink" xmlns:am3d="http://schemas.microsoft.com/office/drawing/2017/model3d" xmlns:o="urn:schemas-microsoft-com:office:office" xmlns:oel="http://schemas.microsoft.com/office/2019/extlst" xmlns:r="http://schemas.openxmlformats.org/officeDocument/2006/relationships" xmlns:m="http://schemas.openxmlformats.org/officeDocument/2006/math" xmlns:v="urn:schemas-microsoft-com:vml" xmlns:wp14="http://schemas.microsoft.com/office/word/2010/wordprocessingDrawing" xmlns:wp="http://schemas.openxmlformats.org/drawingml/2006/wordprocessingDrawing" xmlns:w10="urn:schemas-microsoft-com:office:word" xmlns:w="http://schemas.openxmlformats.org/wordprocessingml/2006/main" xmlns:w14="http://schemas.microsoft.com/office/word/2010/wordml" xmlns:w15="http://schemas.microsoft.com/office/word/2012/wordml" xmlns:w16cex="http://schemas.microsoft.com/office/word/2018/wordml/cex" xmlns:w16cid="http://schemas.microsoft.com/office/word/2016/wordml/cid" xmlns:w16="http://schemas.microsoft.com/office/word/2018/wordml" xmlns:w16du="http://schemas.microsoft.com/office/word/2023/wordml/word16du" xmlns:w16sdtdh="http://schemas.microsoft.com/office/word/2020/wordml/sdtdatahash" xmlns:w16sdtfl="http://schemas.microsoft.com/office/word/2024/wordml/sdtformatlock" xmlns:w16se="http://schemas.microsoft.com/office/word/2015/wordml/symex" xmlns:wpg="http://schemas.microsoft.com/office/word/2010/wordprocessingGroup" xmlns:wpi="http://schemas.microsoft.com/office/word/2010/wordprocessingInk" xmlns:wne="http://schemas.microsoft.com/office/word/2006/wordml" xmlns:wps="http://schemas.microsoft.com/office/word/2010/wordprocessingShape" mc:Ignorable="w14 w15 w16se w16cid w16 w16cex w16sdtdh w16sdtfl w16du wp14">
+  <w:footnote w:type="separator" w:id="-1">
+    <w:p>
+      <w:pPr>
+        <w:spacing w:after="0" w:line="240" w:lineRule="auto"/>
+      </w:pPr>
+      <w:r>
+        <w:separator/>
+      </w:r>
+    </w:p>
+  </w:footnote>
+  <w:footnote w:type="continuationSeparator" w:id="0">
+    <w:p>
+      <w:pPr>
+        <w:spacing w:after="0" w:line="240" w:lineRule="auto"/>
+      </w:pPr>
+      <w:r>
+        <w:continuationSeparator/>
+      </w:r>
+    </w:p>
+  </w:footnote>
+</w:footnotes>
+</file>
+
+<file path=word/numbering.xml><?xml version="1.0" encoding="utf-8"?>
+<w:numbering xmlns:wpc="http://schemas.microsoft.com/office/word/2010/wordprocessingCanvas" xmlns:cx="http://schemas.microsoft.com/office/drawing/2014/chartex" xmlns:cx1="http://schemas.microsoft.com/office/drawing/2015/9/8/chartex" xmlns:cx2="http://schemas.microsoft.com/office/drawing/2015/10/21/chartex" xmlns:cx3="http://schemas.microsoft.com/office/drawing/2016/5/9/chartex" xmlns:cx4="http://schemas.microsoft.com/office/drawing/2016/5/10/chartex" xmlns:cx5="http://schemas.microsoft.com/office/drawing/2016/5/11/chartex" xmlns:cx6="http://schemas.microsoft.com/office/drawing/2016/5/12/chartex" xmlns:cx7="http://schemas.microsoft.com/office/drawing/2016/5/13/chartex" xmlns:cx8="http://schemas.microsoft.com/office/drawing/2016/5/14/chartex" xmlns:mc="http://schemas.openxmlformats.org/markup-compatibility/2006" xmlns:aink="http://schemas.microsoft.com/office/drawing/2016/ink" xmlns:am3d="http://schemas.microsoft.com/office/drawing/2017/model3d" xmlns:o="urn:schemas-microsoft-com:office:office" xmlns:oel="http://schemas.microsoft.com/office/2019/extlst" xmlns:r="http://schemas.openxmlformats.org/officeDocument/2006/relationships" xmlns:m="http://schemas.openxmlformats.org/officeDocument/2006/math" xmlns:v="urn:schemas-microsoft-com:vml" xmlns:wp14="http://schemas.microsoft.com/office/word/2010/wordprocessingDrawing" xmlns:wp="http://schemas.openxmlformats.org/drawingml/2006/wordprocessingDrawing" xmlns:w10="urn:schemas-microsoft-com:office:word" xmlns:w="http://schemas.openxmlformats.org/wordprocessingml/2006/main" xmlns:w14="http://schemas.microsoft.com/office/word/2010/wordml" xmlns:w15="http://schemas.microsoft.com/office/word/2012/wordml" xmlns:w16cex="http://schemas.microsoft.com/office/word/2018/wordml/cex" xmlns:w16cid="http://schemas.microsoft.com/office/word/2016/wordml/cid" xmlns:w16="http://schemas.microsoft.com/office/word/2018/wordml" xmlns:w16du="http://schemas.microsoft.com/office/word/2023/wordml/word16du" xmlns:w16sdtdh="http://schemas.microsoft.com/office/word/2020/wordml/sdtdatahash" xmlns:w16sdtfl="http://schemas.microsoft.com/office/word/2024/wordml/sdtformatlock" xmlns:w16se="http://schemas.microsoft.com/office/word/2015/wordml/symex" xmlns:wpg="http://schemas.microsoft.com/office/word/2010/wordprocessingGroup" xmlns:wpi="http://schemas.microsoft.com/office/word/2010/wordprocessingInk" xmlns:wne="http://schemas.microsoft.com/office/word/2006/wordml" xmlns:wps="http://schemas.microsoft.com/office/word/2010/wordprocessingShape" mc:Ignorable="w14 w15 w16se w16cid w16 w16cex w16sdtdh w16sdtfl w16du wp14">
+  <w:abstractNum w:abstractNumId="0" w15:restartNumberingAfterBreak="0">
+    <w:nsid w:val="020A7761"/>
+    <w:multiLevelType w:val="multilevel"/>
+    <w:tmpl w:val="32F426CA"/>
+    <w:lvl w:ilvl="0">
+      <w:start w:val="1"/>
+      <w:numFmt w:val="bullet"/>
+      <w:lvlText w:val=""/>
+      <w:lvlJc w:val="left"/>
+      <w:pPr>
+        <w:tabs>
+          <w:tab w:val="num" w:pos="720"/>
+        </w:tabs>
+        <w:ind w:left="720" w:hanging="360"/>
+      </w:pPr>
+      <w:rPr>
+        <w:rFonts w:ascii="Symbol" w:hAnsi="Symbol" w:hint="default"/>
+        <w:sz w:val="20"/>
+      </w:rPr>
+    </w:lvl>
+    <w:lvl w:ilvl="1">
+      <w:start w:val="1"/>
+      <w:numFmt w:val="bullet"/>
+      <w:lvlText w:val="o"/>
+      <w:lvlJc w:val="left"/>
+      <w:pPr>
+        <w:tabs>
+          <w:tab w:val="num" w:pos="1440"/>
+        </w:tabs>
+        <w:ind w:left="1440" w:hanging="360"/>
+      </w:pPr>
+      <w:rPr>
+        <w:rFonts w:ascii="Courier New" w:hAnsi="Courier New" w:hint="default"/>
+        <w:sz w:val="20"/>
+      </w:rPr>
+    </w:lvl>
+    <w:lvl w:ilvl="2" w:tentative="1">
+      <w:start w:val="1"/>
+      <w:numFmt w:val="bullet"/>
+      <w:lvlText w:val=""/>
+      <w:lvlJc w:val="left"/>
+      <w:pPr>
+        <w:tabs>
+          <w:tab w:val="num" w:pos="2160"/>
+        </w:tabs>
+        <w:ind w:left="2160" w:hanging="360"/>
+      </w:pPr>
+      <w:rPr>
+        <w:rFonts w:ascii="Wingdings" w:hAnsi="Wingdings" w:hint="default"/>
+        <w:sz w:val="20"/>
+      </w:rPr>
+    </w:lvl>
+    <w:lvl w:ilvl="3" w:tentative="1">
+      <w:start w:val="1"/>
+      <w:numFmt w:val="bullet"/>
+      <w:lvlText w:val=""/>
+      <w:lvlJc w:val="left"/>
+      <w:pPr>
+        <w:tabs>
+          <w:tab w:val="num" w:pos="2880"/>
+        </w:tabs>
+        <w:ind w:left="2880" w:hanging="360"/>
+      </w:pPr>
+      <w:rPr>
+        <w:rFonts w:ascii="Wingdings" w:hAnsi="Wingdings" w:hint="default"/>
+        <w:sz w:val="20"/>
+      </w:rPr>
+    </w:lvl>
+    <w:lvl w:ilvl="4" w:tentative="1">
+      <w:start w:val="1"/>
+      <w:numFmt w:val="bullet"/>
+      <w:lvlText w:val=""/>
+      <w:lvlJc w:val="left"/>
+      <w:pPr>
+        <w:tabs>
+          <w:tab w:val="num" w:pos="3600"/>
+        </w:tabs>
+        <w:ind w:left="3600" w:hanging="360"/>
+      </w:pPr>
+      <w:rPr>
+        <w:rFonts w:ascii="Wingdings" w:hAnsi="Wingdings" w:hint="default"/>
+        <w:sz w:val="20"/>
+      </w:rPr>
+    </w:lvl>
+    <w:lvl w:ilvl="5" w:tentative="1">
+      <w:start w:val="1"/>
+      <w:numFmt w:val="bullet"/>
+      <w:lvlText w:val=""/>
+      <w:lvlJc w:val="left"/>
+      <w:pPr>
+        <w:tabs>
+          <w:tab w:val="num" w:pos="4320"/>
+        </w:tabs>
+        <w:ind w:left="4320" w:hanging="360"/>
+      </w:pPr>
+      <w:rPr>
+        <w:rFonts w:ascii="Wingdings" w:hAnsi="Wingdings" w:hint="default"/>
+        <w:sz w:val="20"/>
+      </w:rPr>
+    </w:lvl>
+    <w:lvl w:ilvl="6" w:tentative="1">
+      <w:start w:val="1"/>
+      <w:numFmt w:val="bullet"/>
+      <w:lvlText w:val=""/>
+      <w:lvlJc w:val="left"/>
+      <w:pPr>
+        <w:tabs>
+          <w:tab w:val="num" w:pos="5040"/>
+        </w:tabs>
+        <w:ind w:left="5040" w:hanging="360"/>
+      </w:pPr>
+      <w:rPr>
+        <w:rFonts w:ascii="Wingdings" w:hAnsi="Wingdings" w:hint="default"/>
+        <w:sz w:val="20"/>
+      </w:rPr>
+    </w:lvl>
+    <w:lvl w:ilvl="7" w:tentative="1">
+      <w:start w:val="1"/>
+      <w:numFmt w:val="bullet"/>
+      <w:lvlText w:val=""/>
+      <w:lvlJc w:val="left"/>
+      <w:pPr>
+        <w:tabs>
+          <w:tab w:val="num" w:pos="5760"/>
+        </w:tabs>
+        <w:ind w:left="5760" w:hanging="360"/>
+      </w:pPr>
+      <w:rPr>
+        <w:rFonts w:ascii="Wingdings" w:hAnsi="Wingdings" w:hint="default"/>
+        <w:sz w:val="20"/>
+      </w:rPr>
+    </w:lvl>
+    <w:lvl w:ilvl="8" w:tentative="1">
+      <w:start w:val="1"/>
+      <w:numFmt w:val="bullet"/>
+      <w:lvlText w:val=""/>
+      <w:lvlJc w:val="left"/>
+      <w:pPr>
+        <w:tabs>
+          <w:tab w:val="num" w:pos="6480"/>
+        </w:tabs>
+        <w:ind w:left="6480" w:hanging="360"/>
+      </w:pPr>
+      <w:rPr>
+        <w:rFonts w:ascii="Wingdings" w:hAnsi="Wingdings" w:hint="default"/>
+        <w:sz w:val="20"/>
+      </w:rPr>
+    </w:lvl>
+  </w:abstractNum>
+  <w:abstractNum w:abstractNumId="1" w15:restartNumberingAfterBreak="0">
+    <w:nsid w:val="097C7BB4"/>
+    <w:multiLevelType w:val="hybridMultilevel"/>
+    <w:tmpl w:val="1A0CB90E"/>
+    <w:lvl w:ilvl="0" w:tplc="18090001">
+      <w:start w:val="1"/>
+      <w:numFmt w:val="bullet"/>
+      <w:lvlText w:val=""/>
+      <w:lvlJc w:val="left"/>
+      <w:pPr>
+        <w:ind w:left="720" w:hanging="360"/>
+      </w:pPr>
+      <w:rPr>
+        <w:rFonts w:ascii="Symbol" w:hAnsi="Symbol" w:hint="default"/>
+      </w:rPr>
+    </w:lvl>
+    <w:lvl w:ilvl="1" w:tplc="18090003" w:tentative="1">
+      <w:start w:val="1"/>
+      <w:numFmt w:val="bullet"/>
+      <w:lvlText w:val="o"/>
+      <w:lvlJc w:val="left"/>
+      <w:pPr>
+        <w:ind w:left="1440" w:hanging="360"/>
+      </w:pPr>
+      <w:rPr>
+        <w:rFonts w:ascii="Courier New" w:hAnsi="Courier New" w:cs="Courier New" w:hint="default"/>
+      </w:rPr>
+    </w:lvl>
+    <w:lvl w:ilvl="2" w:tplc="18090005" w:tentative="1">
+      <w:start w:val="1"/>
+      <w:numFmt w:val="bullet"/>
+      <w:lvlText w:val=""/>
+      <w:lvlJc w:val="left"/>
+      <w:pPr>
+        <w:ind w:left="2160" w:hanging="360"/>
+      </w:pPr>
+      <w:rPr>
+        <w:rFonts w:ascii="Wingdings" w:hAnsi="Wingdings" w:hint="default"/>
+      </w:rPr>
+    </w:lvl>
+    <w:lvl w:ilvl="3" w:tplc="18090001" w:tentative="1">
+      <w:start w:val="1"/>
+      <w:numFmt w:val="bullet"/>
+      <w:lvlText w:val=""/>
+      <w:lvlJc w:val="left"/>
+      <w:pPr>
+        <w:ind w:left="2880" w:hanging="360"/>
+      </w:pPr>
+      <w:rPr>
+        <w:rFonts w:ascii="Symbol" w:hAnsi="Symbol" w:hint="default"/>
+      </w:rPr>
+    </w:lvl>
+    <w:lvl w:ilvl="4" w:tplc="18090003" w:tentative="1">
+      <w:start w:val="1"/>
+      <w:numFmt w:val="bullet"/>
+      <w:lvlText w:val="o"/>
+      <w:lvlJc w:val="left"/>
+      <w:pPr>
+        <w:ind w:left="3600" w:hanging="360"/>
+      </w:pPr>
+      <w:rPr>
+        <w:rFonts w:ascii="Courier New" w:hAnsi="Courier New" w:cs="Courier New" w:hint="default"/>
+      </w:rPr>
+    </w:lvl>
+    <w:lvl w:ilvl="5" w:tplc="18090005" w:tentative="1">
+      <w:start w:val="1"/>
+      <w:numFmt w:val="bullet"/>
+      <w:lvlText w:val=""/>
+      <w:lvlJc w:val="left"/>
+      <w:pPr>
+        <w:ind w:left="4320" w:hanging="360"/>
+      </w:pPr>
+      <w:rPr>
+        <w:rFonts w:ascii="Wingdings" w:hAnsi="Wingdings" w:hint="default"/>
+      </w:rPr>
+    </w:lvl>
+    <w:lvl w:ilvl="6" w:tplc="18090001" w:tentative="1">
+      <w:start w:val="1"/>
+      <w:numFmt w:val="bullet"/>
+      <w:lvlText w:val=""/>
+      <w:lvlJc w:val="left"/>
+      <w:pPr>
+        <w:ind w:left="5040" w:hanging="360"/>
+      </w:pPr>
+      <w:rPr>
+        <w:rFonts w:ascii="Symbol" w:hAnsi="Symbol" w:hint="default"/>
+      </w:rPr>
+    </w:lvl>
+    <w:lvl w:ilvl="7" w:tplc="18090003" w:tentative="1">
+      <w:start w:val="1"/>
+      <w:numFmt w:val="bullet"/>
+      <w:lvlText w:val="o"/>
+      <w:lvlJc w:val="left"/>
+      <w:pPr>
+        <w:ind w:left="5760" w:hanging="360"/>
+      </w:pPr>
+      <w:rPr>
+        <w:rFonts w:ascii="Courier New" w:hAnsi="Courier New" w:cs="Courier New" w:hint="default"/>
+      </w:rPr>
+    </w:lvl>
+    <w:lvl w:ilvl="8" w:tplc="18090005" w:tentative="1">
+      <w:start w:val="1"/>
+      <w:numFmt w:val="bullet"/>
+      <w:lvlText w:val=""/>
+      <w:lvlJc w:val="left"/>
+      <w:pPr>
+        <w:ind w:left="6480" w:hanging="360"/>
+      </w:pPr>
+      <w:rPr>
+        <w:rFonts w:ascii="Wingdings" w:hAnsi="Wingdings" w:hint="default"/>
+      </w:rPr>
+    </w:lvl>
+  </w:abstractNum>
+  <w:abstractNum w:abstractNumId="2" w15:restartNumberingAfterBreak="0">
+    <w:nsid w:val="0AF50552"/>
+    <w:multiLevelType w:val="singleLevel"/>
+    <w:tmpl w:val="953EF086"/>
+    <w:lvl w:ilvl="0">
+      <w:start w:val="1"/>
+      <w:numFmt w:val="bullet"/>
+      <w:lvlText w:val="•"/>
+      <w:lvlJc w:val="left"/>
+      <w:pPr>
+        <w:ind w:left="720" w:hanging="360"/>
+      </w:pPr>
+      <w:rPr>
+        <w:rFonts w:ascii="Calibri" w:hAnsi="Calibri"/>
+      </w:rPr>
+    </w:lvl>
+  </w:abstractNum>
+  <w:abstractNum w:abstractNumId="3" w15:restartNumberingAfterBreak="0">
+    <w:nsid w:val="14554198"/>
+    <w:multiLevelType w:val="hybridMultilevel"/>
+    <w:tmpl w:val="9D487BE0"/>
+    <w:lvl w:ilvl="0" w:tplc="18090001">
+      <w:start w:val="1"/>
+      <w:numFmt w:val="bullet"/>
+      <w:lvlText w:val=""/>
+      <w:lvlJc w:val="left"/>
+      <w:pPr>
+        <w:ind w:left="720" w:hanging="360"/>
+      </w:pPr>
+      <w:rPr>
+        <w:rFonts w:ascii="Symbol" w:hAnsi="Symbol" w:hint="default"/>
+      </w:rPr>
+    </w:lvl>
+    <w:lvl w:ilvl="1" w:tplc="18090003" w:tentative="1">
+      <w:start w:val="1"/>
+      <w:numFmt w:val="bullet"/>
+      <w:lvlText w:val="o"/>
+      <w:lvlJc w:val="left"/>
+      <w:pPr>
+        <w:ind w:left="1440" w:hanging="360"/>
+      </w:pPr>
+      <w:rPr>
+        <w:rFonts w:ascii="Courier New" w:hAnsi="Courier New" w:cs="Courier New" w:hint="default"/>
+      </w:rPr>
+    </w:lvl>
+    <w:lvl w:ilvl="2" w:tplc="18090005" w:tentative="1">
+      <w:start w:val="1"/>
+      <w:numFmt w:val="bullet"/>
+      <w:lvlText w:val=""/>
+      <w:lvlJc w:val="left"/>
+      <w:pPr>
+        <w:ind w:left="2160" w:hanging="360"/>
+      </w:pPr>
+      <w:rPr>
+        <w:rFonts w:ascii="Wingdings" w:hAnsi="Wingdings" w:hint="default"/>
+      </w:rPr>
+    </w:lvl>
+    <w:lvl w:ilvl="3" w:tplc="18090001" w:tentative="1">
+      <w:start w:val="1"/>
+      <w:numFmt w:val="bullet"/>
+      <w:lvlText w:val=""/>
+      <w:lvlJc w:val="left"/>
+      <w:pPr>
+        <w:ind w:left="2880" w:hanging="360"/>
+      </w:pPr>
+      <w:rPr>
+        <w:rFonts w:ascii="Symbol" w:hAnsi="Symbol" w:hint="default"/>
+      </w:rPr>
+    </w:lvl>
+    <w:lvl w:ilvl="4" w:tplc="18090003" w:tentative="1">
+      <w:start w:val="1"/>
+      <w:numFmt w:val="bullet"/>
+      <w:lvlText w:val="o"/>
+      <w:lvlJc w:val="left"/>
+      <w:pPr>
+        <w:ind w:left="3600" w:hanging="360"/>
+      </w:pPr>
+      <w:rPr>
+        <w:rFonts w:ascii="Courier New" w:hAnsi="Courier New" w:cs="Courier New" w:hint="default"/>
+      </w:rPr>
+    </w:lvl>
+    <w:lvl w:ilvl="5" w:tplc="18090005" w:tentative="1">
+      <w:start w:val="1"/>
+      <w:numFmt w:val="bullet"/>
+      <w:lvlText w:val=""/>
+      <w:lvlJc w:val="left"/>
+      <w:pPr>
+        <w:ind w:left="4320" w:hanging="360"/>
+      </w:pPr>
+      <w:rPr>
+        <w:rFonts w:ascii="Wingdings" w:hAnsi="Wingdings" w:hint="default"/>
+      </w:rPr>
+    </w:lvl>
+    <w:lvl w:ilvl="6" w:tplc="18090001" w:tentative="1">
+      <w:start w:val="1"/>
+      <w:numFmt w:val="bullet"/>
+      <w:lvlText w:val=""/>
+      <w:lvlJc w:val="left"/>
+      <w:pPr>
+        <w:ind w:left="5040" w:hanging="360"/>
+      </w:pPr>
+      <w:rPr>
+        <w:rFonts w:ascii="Symbol" w:hAnsi="Symbol" w:hint="default"/>
+      </w:rPr>
+    </w:lvl>
+    <w:lvl w:ilvl="7" w:tplc="18090003" w:tentative="1">
+      <w:start w:val="1"/>
+      <w:numFmt w:val="bullet"/>
+      <w:lvlText w:val="o"/>
+      <w:lvlJc w:val="left"/>
+      <w:pPr>
+        <w:ind w:left="5760" w:hanging="360"/>
+      </w:pPr>
+      <w:rPr>
+        <w:rFonts w:ascii="Courier New" w:hAnsi="Courier New" w:cs="Courier New" w:hint="default"/>
+      </w:rPr>
+    </w:lvl>
+    <w:lvl w:ilvl="8" w:tplc="18090005" w:tentative="1">
+      <w:start w:val="1"/>
+      <w:numFmt w:val="bullet"/>
+      <w:lvlText w:val=""/>
+      <w:lvlJc w:val="left"/>
+      <w:pPr>
+        <w:ind w:left="6480" w:hanging="360"/>
+      </w:pPr>
+      <w:rPr>
+        <w:rFonts w:ascii="Wingdings" w:hAnsi="Wingdings" w:hint="default"/>
+      </w:rPr>
+    </w:lvl>
+  </w:abstractNum>
+  <w:abstractNum w:abstractNumId="4" w15:restartNumberingAfterBreak="0">
+    <w:nsid w:val="1B107B77"/>
+    <w:multiLevelType w:val="multilevel"/>
+    <w:tmpl w:val="CDD27A46"/>
+    <w:lvl w:ilvl="0">
+      <w:start w:val="1"/>
+      <w:numFmt w:val="bullet"/>
+      <w:lvlText w:val=""/>
+      <w:lvlJc w:val="left"/>
+      <w:pPr>
+        <w:tabs>
+          <w:tab w:val="num" w:pos="720"/>
+        </w:tabs>
+        <w:ind w:left="720" w:hanging="360"/>
+      </w:pPr>
+      <w:rPr>
+        <w:rFonts w:ascii="Symbol" w:hAnsi="Symbol" w:hint="default"/>
+        <w:sz w:val="20"/>
+      </w:rPr>
+    </w:lvl>
+    <w:lvl w:ilvl="1" w:tentative="1">
+      <w:start w:val="1"/>
+      <w:numFmt w:val="bullet"/>
+      <w:lvlText w:val="o"/>
+      <w:lvlJc w:val="left"/>
+      <w:pPr>
+        <w:tabs>
+          <w:tab w:val="num" w:pos="1440"/>
+        </w:tabs>
+        <w:ind w:left="1440" w:hanging="360"/>
+      </w:pPr>
+      <w:rPr>
+        <w:rFonts w:ascii="Courier New" w:hAnsi="Courier New" w:hint="default"/>
+        <w:sz w:val="20"/>
+      </w:rPr>
+    </w:lvl>
+    <w:lvl w:ilvl="2" w:tentative="1">
+      <w:start w:val="1"/>
+      <w:numFmt w:val="bullet"/>
+      <w:lvlText w:val=""/>
+      <w:lvlJc w:val="left"/>
+      <w:pPr>
+        <w:tabs>
+          <w:tab w:val="num" w:pos="2160"/>
+        </w:tabs>
+        <w:ind w:left="2160" w:hanging="360"/>
+      </w:pPr>
+      <w:rPr>
+        <w:rFonts w:ascii="Wingdings" w:hAnsi="Wingdings" w:hint="default"/>
+        <w:sz w:val="20"/>
+      </w:rPr>
+    </w:lvl>
+    <w:lvl w:ilvl="3" w:tentative="1">
+      <w:start w:val="1"/>
+      <w:numFmt w:val="bullet"/>
+      <w:lvlText w:val=""/>
+      <w:lvlJc w:val="left"/>
+      <w:pPr>
+        <w:tabs>
+          <w:tab w:val="num" w:pos="2880"/>
+        </w:tabs>
+        <w:ind w:left="2880" w:hanging="360"/>
+      </w:pPr>
+      <w:rPr>
+        <w:rFonts w:ascii="Wingdings" w:hAnsi="Wingdings" w:hint="default"/>
+        <w:sz w:val="20"/>
+      </w:rPr>
+    </w:lvl>
+    <w:lvl w:ilvl="4" w:tentative="1">
+      <w:start w:val="1"/>
+      <w:numFmt w:val="bullet"/>
+      <w:lvlText w:val=""/>
+      <w:lvlJc w:val="left"/>
+      <w:pPr>
+        <w:tabs>
+          <w:tab w:val="num" w:pos="3600"/>
+        </w:tabs>
+        <w:ind w:left="3600" w:hanging="360"/>
+      </w:pPr>
+      <w:rPr>
+        <w:rFonts w:ascii="Wingdings" w:hAnsi="Wingdings" w:hint="default"/>
+        <w:sz w:val="20"/>
+      </w:rPr>
+    </w:lvl>
+    <w:lvl w:ilvl="5" w:tentative="1">
+      <w:start w:val="1"/>
+      <w:numFmt w:val="bullet"/>
+      <w:lvlText w:val=""/>
+      <w:lvlJc w:val="left"/>
+      <w:pPr>
+        <w:tabs>
+          <w:tab w:val="num" w:pos="4320"/>
+        </w:tabs>
+        <w:ind w:left="4320" w:hanging="360"/>
+      </w:pPr>
+      <w:rPr>
+        <w:rFonts w:ascii="Wingdings" w:hAnsi="Wingdings" w:hint="default"/>
+        <w:sz w:val="20"/>
+      </w:rPr>
+    </w:lvl>
+    <w:lvl w:ilvl="6" w:tentative="1">
+      <w:start w:val="1"/>
+      <w:numFmt w:val="bullet"/>
+      <w:lvlText w:val=""/>
+      <w:lvlJc w:val="left"/>
+      <w:pPr>
+        <w:tabs>
+          <w:tab w:val="num" w:pos="5040"/>
+        </w:tabs>
+        <w:ind w:left="5040" w:hanging="360"/>
+      </w:pPr>
+      <w:rPr>
+        <w:rFonts w:ascii="Wingdings" w:hAnsi="Wingdings" w:hint="default"/>
+        <w:sz w:val="20"/>
+      </w:rPr>
+    </w:lvl>
+    <w:lvl w:ilvl="7" w:tentative="1">
+      <w:start w:val="1"/>
+      <w:numFmt w:val="bullet"/>
+      <w:lvlText w:val=""/>
+      <w:lvlJc w:val="left"/>
+      <w:pPr>
+        <w:tabs>
+          <w:tab w:val="num" w:pos="5760"/>
+        </w:tabs>
+        <w:ind w:left="5760" w:hanging="360"/>
+      </w:pPr>
+      <w:rPr>
+        <w:rFonts w:ascii="Wingdings" w:hAnsi="Wingdings" w:hint="default"/>
+        <w:sz w:val="20"/>
+      </w:rPr>
+    </w:lvl>
+    <w:lvl w:ilvl="8" w:tentative="1">
+      <w:start w:val="1"/>
+      <w:numFmt w:val="bullet"/>
+      <w:lvlText w:val=""/>
+      <w:lvlJc w:val="left"/>
+      <w:pPr>
+        <w:tabs>
+          <w:tab w:val="num" w:pos="6480"/>
+        </w:tabs>
+        <w:ind w:left="6480" w:hanging="360"/>
+      </w:pPr>
+      <w:rPr>
+        <w:rFonts w:ascii="Wingdings" w:hAnsi="Wingdings" w:hint="default"/>
+        <w:sz w:val="20"/>
+      </w:rPr>
+    </w:lvl>
+  </w:abstractNum>
+  <w:abstractNum w:abstractNumId="5" w15:restartNumberingAfterBreak="0">
+    <w:nsid w:val="675573C9"/>
+    <w:multiLevelType w:val="multilevel"/>
+    <w:tmpl w:val="57D27894"/>
+    <w:lvl w:ilvl="0">
+      <w:start w:val="1"/>
+      <w:numFmt w:val="bullet"/>
+      <w:lvlText w:val=""/>
+      <w:lvlJc w:val="left"/>
+      <w:pPr>
+        <w:tabs>
+          <w:tab w:val="num" w:pos="720"/>
+        </w:tabs>
+        <w:ind w:left="720" w:hanging="360"/>
+      </w:pPr>
+      <w:rPr>
+        <w:rFonts w:ascii="Symbol" w:hAnsi="Symbol" w:hint="default"/>
+        <w:sz w:val="20"/>
+      </w:rPr>
+    </w:lvl>
+    <w:lvl w:ilvl="1">
+      <w:start w:val="1"/>
+      <w:numFmt w:val="bullet"/>
+      <w:lvlText w:val="o"/>
+      <w:lvlJc w:val="left"/>
+      <w:pPr>
+        <w:tabs>
+          <w:tab w:val="num" w:pos="1440"/>
+        </w:tabs>
+        <w:ind w:left="1440" w:hanging="360"/>
+      </w:pPr>
+      <w:rPr>
+        <w:rFonts w:ascii="Courier New" w:hAnsi="Courier New" w:hint="default"/>
+        <w:sz w:val="20"/>
+      </w:rPr>
+    </w:lvl>
+    <w:lvl w:ilvl="2" w:tentative="1">
+      <w:start w:val="1"/>
+      <w:numFmt w:val="bullet"/>
+      <w:lvlText w:val=""/>
+      <w:lvlJc w:val="left"/>
+      <w:pPr>
+        <w:tabs>
+          <w:tab w:val="num" w:pos="2160"/>
+        </w:tabs>
+        <w:ind w:left="2160" w:hanging="360"/>
+      </w:pPr>
+      <w:rPr>
+        <w:rFonts w:ascii="Wingdings" w:hAnsi="Wingdings" w:hint="default"/>
+        <w:sz w:val="20"/>
+      </w:rPr>
+    </w:lvl>
+    <w:lvl w:ilvl="3" w:tentative="1">
+      <w:start w:val="1"/>
+      <w:numFmt w:val="bullet"/>
+      <w:lvlText w:val=""/>
+      <w:lvlJc w:val="left"/>
+      <w:pPr>
+        <w:tabs>
+          <w:tab w:val="num" w:pos="2880"/>
+        </w:tabs>
+        <w:ind w:left="2880" w:hanging="360"/>
+      </w:pPr>
+      <w:rPr>
+        <w:rFonts w:ascii="Wingdings" w:hAnsi="Wingdings" w:hint="default"/>
+        <w:sz w:val="20"/>
+      </w:rPr>
+    </w:lvl>
+    <w:lvl w:ilvl="4" w:tentative="1">
+      <w:start w:val="1"/>
+      <w:numFmt w:val="bullet"/>
+      <w:lvlText w:val=""/>
+      <w:lvlJc w:val="left"/>
+      <w:pPr>
+        <w:tabs>
+          <w:tab w:val="num" w:pos="3600"/>
+        </w:tabs>
+        <w:ind w:left="3600" w:hanging="360"/>
+      </w:pPr>
+      <w:rPr>
+        <w:rFonts w:ascii="Wingdings" w:hAnsi="Wingdings" w:hint="default"/>
+        <w:sz w:val="20"/>
+      </w:rPr>
+    </w:lvl>
+    <w:lvl w:ilvl="5" w:tentative="1">
+      <w:start w:val="1"/>
+      <w:numFmt w:val="bullet"/>
+      <w:lvlText w:val=""/>
+      <w:lvlJc w:val="left"/>
+      <w:pPr>
+        <w:tabs>
+          <w:tab w:val="num" w:pos="4320"/>
+        </w:tabs>
+        <w:ind w:left="4320" w:hanging="360"/>
+      </w:pPr>
+      <w:rPr>
+        <w:rFonts w:ascii="Wingdings" w:hAnsi="Wingdings" w:hint="default"/>
+        <w:sz w:val="20"/>
+      </w:rPr>
+    </w:lvl>
+    <w:lvl w:ilvl="6" w:tentative="1">
+      <w:start w:val="1"/>
+      <w:numFmt w:val="bullet"/>
+      <w:lvlText w:val=""/>
+      <w:lvlJc w:val="left"/>
+      <w:pPr>
+        <w:tabs>
+          <w:tab w:val="num" w:pos="5040"/>
+        </w:tabs>
+        <w:ind w:left="5040" w:hanging="360"/>
+      </w:pPr>
+      <w:rPr>
+        <w:rFonts w:ascii="Wingdings" w:hAnsi="Wingdings" w:hint="default"/>
+        <w:sz w:val="20"/>
+      </w:rPr>
+    </w:lvl>
+    <w:lvl w:ilvl="7" w:tentative="1">
+      <w:start w:val="1"/>
+      <w:numFmt w:val="bullet"/>
+      <w:lvlText w:val=""/>
+      <w:lvlJc w:val="left"/>
+      <w:pPr>
+        <w:tabs>
+          <w:tab w:val="num" w:pos="5760"/>
+        </w:tabs>
+        <w:ind w:left="5760" w:hanging="360"/>
+      </w:pPr>
+      <w:rPr>
+        <w:rFonts w:ascii="Wingdings" w:hAnsi="Wingdings" w:hint="default"/>
+        <w:sz w:val="20"/>
+      </w:rPr>
+    </w:lvl>
+    <w:lvl w:ilvl="8" w:tentative="1">
+      <w:start w:val="1"/>
+      <w:numFmt w:val="bullet"/>
+      <w:lvlText w:val=""/>
+      <w:lvlJc w:val="left"/>
+      <w:pPr>
+        <w:tabs>
+          <w:tab w:val="num" w:pos="6480"/>
+        </w:tabs>
+        <w:ind w:left="6480" w:hanging="360"/>
+      </w:pPr>
+      <w:rPr>
+        <w:rFonts w:ascii="Wingdings" w:hAnsi="Wingdings" w:hint="default"/>
+        <w:sz w:val="20"/>
+      </w:rPr>
+    </w:lvl>
+  </w:abstractNum>
+  <w:abstractNum w:abstractNumId="6" w15:restartNumberingAfterBreak="0">
+    <w:nsid w:val="72E51977"/>
+    <w:multiLevelType w:val="singleLevel"/>
+    <w:tmpl w:val="1809000F"/>
+    <w:lvl w:ilvl="0">
+      <w:start w:val="1"/>
+      <w:numFmt w:val="decimal"/>
+      <w:lvlText w:val="%1."/>
+      <w:lvlJc w:val="left"/>
+      <w:pPr>
+        <w:ind w:left="720" w:hanging="360"/>
+      </w:pPr>
+    </w:lvl>
+  </w:abstractNum>
+  <w:abstractNum w:abstractNumId="7" w15:restartNumberingAfterBreak="0">
+    <w:nsid w:val="7A490A53"/>
+    <w:multiLevelType w:val="multilevel"/>
+    <w:tmpl w:val="9EA23756"/>
+    <w:lvl w:ilvl="0">
+      <w:start w:val="1"/>
+      <w:numFmt w:val="bullet"/>
+      <w:lvlText w:val=""/>
+      <w:lvlJc w:val="left"/>
+      <w:pPr>
+        <w:tabs>
+          <w:tab w:val="num" w:pos="720"/>
+        </w:tabs>
+        <w:ind w:left="720" w:hanging="360"/>
+      </w:pPr>
+      <w:rPr>
+        <w:rFonts w:ascii="Symbol" w:hAnsi="Symbol" w:hint="default"/>
+        <w:sz w:val="20"/>
+      </w:rPr>
+    </w:lvl>
+    <w:lvl w:ilvl="1" w:tentative="1">
+      <w:start w:val="1"/>
+      <w:numFmt w:val="bullet"/>
+      <w:lvlText w:val="o"/>
+      <w:lvlJc w:val="left"/>
+      <w:pPr>
+        <w:tabs>
+          <w:tab w:val="num" w:pos="1440"/>
+        </w:tabs>
+        <w:ind w:left="1440" w:hanging="360"/>
+      </w:pPr>
+      <w:rPr>
+        <w:rFonts w:ascii="Courier New" w:hAnsi="Courier New" w:hint="default"/>
+        <w:sz w:val="20"/>
+      </w:rPr>
+    </w:lvl>
+    <w:lvl w:ilvl="2" w:tentative="1">
+      <w:start w:val="1"/>
+      <w:numFmt w:val="bullet"/>
+      <w:lvlText w:val=""/>
+      <w:lvlJc w:val="left"/>
+      <w:pPr>
+        <w:tabs>
+          <w:tab w:val="num" w:pos="2160"/>
+        </w:tabs>
+        <w:ind w:left="2160" w:hanging="360"/>
+      </w:pPr>
+      <w:rPr>
+        <w:rFonts w:ascii="Wingdings" w:hAnsi="Wingdings" w:hint="default"/>
+        <w:sz w:val="20"/>
+      </w:rPr>
+    </w:lvl>
+    <w:lvl w:ilvl="3" w:tentative="1">
+      <w:start w:val="1"/>
+      <w:numFmt w:val="bullet"/>
+      <w:lvlText w:val=""/>
+      <w:lvlJc w:val="left"/>
+      <w:pPr>
+        <w:tabs>
+          <w:tab w:val="num" w:pos="2880"/>
+        </w:tabs>
+        <w:ind w:left="2880" w:hanging="360"/>
+      </w:pPr>
+      <w:rPr>
+        <w:rFonts w:ascii="Wingdings" w:hAnsi="Wingdings" w:hint="default"/>
+        <w:sz w:val="20"/>
+      </w:rPr>
+    </w:lvl>
+    <w:lvl w:ilvl="4" w:tentative="1">
+      <w:start w:val="1"/>
+      <w:numFmt w:val="bullet"/>
+      <w:lvlText w:val=""/>
+      <w:lvlJc w:val="left"/>
+      <w:pPr>
+        <w:tabs>
+          <w:tab w:val="num" w:pos="3600"/>
+        </w:tabs>
+        <w:ind w:left="3600" w:hanging="360"/>
+      </w:pPr>
+      <w:rPr>
+        <w:rFonts w:ascii="Wingdings" w:hAnsi="Wingdings" w:hint="default"/>
+        <w:sz w:val="20"/>
+      </w:rPr>
+    </w:lvl>
+    <w:lvl w:ilvl="5" w:tentative="1">
+      <w:start w:val="1"/>
+      <w:numFmt w:val="bullet"/>
+      <w:lvlText w:val=""/>
+      <w:lvlJc w:val="left"/>
+      <w:pPr>
+        <w:tabs>
+          <w:tab w:val="num" w:pos="4320"/>
+        </w:tabs>
+        <w:ind w:left="4320" w:hanging="360"/>
+      </w:pPr>
+      <w:rPr>
+        <w:rFonts w:ascii="Wingdings" w:hAnsi="Wingdings" w:hint="default"/>
+        <w:sz w:val="20"/>
+      </w:rPr>
+    </w:lvl>
+    <w:lvl w:ilvl="6" w:tentative="1">
+      <w:start w:val="1"/>
+      <w:numFmt w:val="bullet"/>
+      <w:lvlText w:val=""/>
+      <w:lvlJc w:val="left"/>
+      <w:pPr>
+        <w:tabs>
+          <w:tab w:val="num" w:pos="5040"/>
+        </w:tabs>
+        <w:ind w:left="5040" w:hanging="360"/>
+      </w:pPr>
+      <w:rPr>
+        <w:rFonts w:ascii="Wingdings" w:hAnsi="Wingdings" w:hint="default"/>
+        <w:sz w:val="20"/>
+      </w:rPr>
+    </w:lvl>
+    <w:lvl w:ilvl="7" w:tentative="1">
+      <w:start w:val="1"/>
+      <w:numFmt w:val="bullet"/>
+      <w:lvlText w:val=""/>
+      <w:lvlJc w:val="left"/>
+      <w:pPr>
+        <w:tabs>
+          <w:tab w:val="num" w:pos="5760"/>
+        </w:tabs>
+        <w:ind w:left="5760" w:hanging="360"/>
+      </w:pPr>
+      <w:rPr>
+        <w:rFonts w:ascii="Wingdings" w:hAnsi="Wingdings" w:hint="default"/>
+        <w:sz w:val="20"/>
+      </w:rPr>
+    </w:lvl>
+    <w:lvl w:ilvl="8" w:tentative="1">
+      <w:start w:val="1"/>
+      <w:numFmt w:val="bullet"/>
+      <w:lvlText w:val=""/>
+      <w:lvlJc w:val="left"/>
+      <w:pPr>
+        <w:tabs>
+          <w:tab w:val="num" w:pos="6480"/>
+        </w:tabs>
+        <w:ind w:left="6480" w:hanging="360"/>
+      </w:pPr>
+      <w:rPr>
+        <w:rFonts w:ascii="Wingdings" w:hAnsi="Wingdings" w:hint="default"/>
+        <w:sz w:val="20"/>
+      </w:rPr>
+    </w:lvl>
+  </w:abstractNum>
+  <w:num w:numId="1" w16cid:durableId="243073450">
+    <w:abstractNumId w:val="3"/>
+  </w:num>
+  <w:num w:numId="2" w16cid:durableId="800072569">
+    <w:abstractNumId w:val="1"/>
+  </w:num>
+  <w:num w:numId="3" w16cid:durableId="728696014">
+    <w:abstractNumId w:val="5"/>
+  </w:num>
+  <w:num w:numId="4" w16cid:durableId="1057824889">
+    <w:abstractNumId w:val="0"/>
+  </w:num>
+  <w:num w:numId="5" w16cid:durableId="716047706">
+    <w:abstractNumId w:val="7"/>
+  </w:num>
+  <w:num w:numId="6" w16cid:durableId="720325003">
+    <w:abstractNumId w:val="4"/>
+  </w:num>
+  <w:num w:numId="7" w16cid:durableId="357124075">
+    <w:abstractNumId w:val="6"/>
+    <w:lvlOverride w:ilvl="0">
+      <w:startOverride w:val="1"/>
+    </w:lvlOverride>
+  </w:num>
+  <w:num w:numId="8" w16cid:durableId="1752652010">
+    <w:abstractNumId w:val="2"/>
+  </w:num>
+  <w:num w:numId="9" w16cid:durableId="1385907481">
+    <w:abstractNumId w:val="6"/>
+    <w:lvlOverride w:ilvl="0">
+      <w:startOverride w:val="1"/>
+    </w:lvlOverride>
+  </w:num>
+</w:numbering>
 </file>
 
 <file path=word/styles.xml><?xml version="1.0" encoding="utf-8"?>
@@ -175,11 +4372,10 @@
   <w:docDefaults>
     <w:rPrDefault>
       <w:rPr>
-        <w:rFonts w:asciiTheme="minorHAnsi" w:eastAsiaTheme="minorHAnsi" w:hAnsiTheme="minorHAnsi" w:cstheme="minorBidi"/>
+        <w:rFonts w:ascii="Calibri" w:eastAsia="Calibri" w:hAnsi="Calibri" w:cs="Calibri"/>
         <w:sz w:val="22"/>
         <w:szCs w:val="22"/>
-        <w:lang w:val="en-IE" w:eastAsia="en-US" w:bidi="ar-SA"/>
-        <w14:ligatures w14:val="standardContextual"/>
+        <w:lang w:val="en-IE" w:eastAsia="en-IE" w:bidi="ar-SA"/>
       </w:rPr>
     </w:rPrDefault>
     <w:pPrDefault>
@@ -569,70 +4765,69 @@
   <w:style w:type="paragraph" w:default="1" w:styleId="Normal">
     <w:name w:val="Normal"/>
     <w:qFormat/>
+    <w:rsid w:val="00E60722"/>
   </w:style>
   <w:style w:type="paragraph" w:styleId="Heading1">
     <w:name w:val="heading 1"/>
-    <w:basedOn w:val="Normal"/>
+    <w:basedOn w:val="Title"/>
     <w:next w:val="Normal"/>
     <w:link w:val="Heading1Char"/>
     <w:uiPriority w:val="9"/>
     <w:qFormat/>
-    <w:rsid w:val="00BC5758"/>
+    <w:rsid w:val="00E60722"/>
     <w:pPr>
       <w:keepNext/>
       <w:keepLines/>
-      <w:spacing w:before="360" w:after="80"/>
+      <w:spacing w:before="360"/>
       <w:outlineLvl w:val="0"/>
     </w:pPr>
     <w:rPr>
-      <w:rFonts w:asciiTheme="majorHAnsi" w:eastAsiaTheme="majorEastAsia" w:hAnsiTheme="majorHAnsi" w:cstheme="majorBidi"/>
-      <w:color w:val="0F4761" w:themeColor="accent1" w:themeShade="BF"/>
+      <w:rFonts w:ascii="Calibri" w:hAnsi="Calibri"/>
+      <w:color w:val="3A3A3A" w:themeColor="background2" w:themeShade="40"/>
       <w:sz w:val="40"/>
       <w:szCs w:val="40"/>
     </w:rPr>
   </w:style>
   <w:style w:type="paragraph" w:styleId="Heading2">
     <w:name w:val="heading 2"/>
-    <w:basedOn w:val="Normal"/>
+    <w:basedOn w:val="Title"/>
     <w:next w:val="Normal"/>
     <w:link w:val="Heading2Char"/>
     <w:uiPriority w:val="9"/>
-    <w:semiHidden/>
     <w:unhideWhenUsed/>
     <w:qFormat/>
-    <w:rsid w:val="00BC5758"/>
+    <w:rsid w:val="00E60722"/>
     <w:pPr>
       <w:keepNext/>
       <w:keepLines/>
-      <w:spacing w:before="160" w:after="80"/>
+      <w:spacing w:before="160"/>
       <w:outlineLvl w:val="1"/>
     </w:pPr>
     <w:rPr>
-      <w:rFonts w:asciiTheme="majorHAnsi" w:eastAsiaTheme="majorEastAsia" w:hAnsiTheme="majorHAnsi" w:cstheme="majorBidi"/>
-      <w:color w:val="0F4761" w:themeColor="accent1" w:themeShade="BF"/>
+      <w:rFonts w:ascii="Calibri" w:hAnsi="Calibri"/>
+      <w:color w:val="3A3A3A" w:themeColor="background2" w:themeShade="40"/>
       <w:sz w:val="32"/>
       <w:szCs w:val="32"/>
     </w:rPr>
   </w:style>
   <w:style w:type="paragraph" w:styleId="Heading3">
     <w:name w:val="heading 3"/>
-    <w:basedOn w:val="Normal"/>
+    <w:basedOn w:val="Title"/>
     <w:next w:val="Normal"/>
     <w:link w:val="Heading3Char"/>
     <w:uiPriority w:val="9"/>
-    <w:semiHidden/>
     <w:unhideWhenUsed/>
     <w:qFormat/>
-    <w:rsid w:val="00BC5758"/>
+    <w:rsid w:val="00E60722"/>
     <w:pPr>
       <w:keepNext/>
       <w:keepLines/>
-      <w:spacing w:before="160" w:after="80"/>
+      <w:spacing w:before="160"/>
       <w:outlineLvl w:val="2"/>
     </w:pPr>
     <w:rPr>
-      <w:rFonts w:eastAsiaTheme="majorEastAsia" w:cstheme="majorBidi"/>
-      <w:color w:val="0F4761" w:themeColor="accent1" w:themeShade="BF"/>
+      <w:rFonts w:ascii="Calibri" w:hAnsi="Calibri"/>
+      <w:color w:val="3A3A3A" w:themeColor="background2" w:themeShade="40"/>
       <w:sz w:val="28"/>
       <w:szCs w:val="28"/>
     </w:rPr>
@@ -646,7 +4841,7 @@
     <w:semiHidden/>
     <w:unhideWhenUsed/>
     <w:qFormat/>
-    <w:rsid w:val="00BC5758"/>
+    <w:rsid w:val="00E60722"/>
     <w:pPr>
       <w:keepNext/>
       <w:keepLines/>
@@ -669,7 +4864,7 @@
     <w:semiHidden/>
     <w:unhideWhenUsed/>
     <w:qFormat/>
-    <w:rsid w:val="00BC5758"/>
+    <w:rsid w:val="00E60722"/>
     <w:pPr>
       <w:keepNext/>
       <w:keepLines/>
@@ -690,7 +4885,7 @@
     <w:semiHidden/>
     <w:unhideWhenUsed/>
     <w:qFormat/>
-    <w:rsid w:val="00BC5758"/>
+    <w:rsid w:val="00E60722"/>
     <w:pPr>
       <w:keepNext/>
       <w:keepLines/>
@@ -713,7 +4908,7 @@
     <w:semiHidden/>
     <w:unhideWhenUsed/>
     <w:qFormat/>
-    <w:rsid w:val="00BC5758"/>
+    <w:rsid w:val="00E60722"/>
     <w:pPr>
       <w:keepNext/>
       <w:keepLines/>
@@ -734,7 +4929,7 @@
     <w:semiHidden/>
     <w:unhideWhenUsed/>
     <w:qFormat/>
-    <w:rsid w:val="00BC5758"/>
+    <w:rsid w:val="00E60722"/>
     <w:pPr>
       <w:keepNext/>
       <w:keepLines/>
@@ -757,7 +4952,7 @@
     <w:semiHidden/>
     <w:unhideWhenUsed/>
     <w:qFormat/>
-    <w:rsid w:val="00BC5758"/>
+    <w:rsid w:val="00E60722"/>
     <w:pPr>
       <w:keepNext/>
       <w:keepLines/>
@@ -796,15 +4991,37 @@
     <w:semiHidden/>
     <w:unhideWhenUsed/>
   </w:style>
+  <w:style w:type="paragraph" w:styleId="Title">
+    <w:name w:val="Title"/>
+    <w:basedOn w:val="Normal"/>
+    <w:next w:val="Normal"/>
+    <w:link w:val="TitleChar"/>
+    <w:uiPriority w:val="10"/>
+    <w:qFormat/>
+    <w:rsid w:val="00E60722"/>
+    <w:pPr>
+      <w:spacing w:after="80" w:line="240" w:lineRule="auto"/>
+      <w:contextualSpacing/>
+    </w:pPr>
+    <w:rPr>
+      <w:rFonts w:asciiTheme="majorHAnsi" w:eastAsiaTheme="majorEastAsia" w:hAnsiTheme="majorHAnsi" w:cstheme="majorBidi"/>
+      <w:spacing w:val="-10"/>
+      <w:kern w:val="28"/>
+      <w:sz w:val="56"/>
+      <w:szCs w:val="56"/>
+    </w:rPr>
+  </w:style>
   <w:style w:type="character" w:customStyle="1" w:styleId="Heading1Char">
     <w:name w:val="Heading 1 Char"/>
     <w:basedOn w:val="DefaultParagraphFont"/>
     <w:link w:val="Heading1"/>
     <w:uiPriority w:val="9"/>
-    <w:rsid w:val="00BC5758"/>
+    <w:rsid w:val="00E61EDD"/>
     <w:rPr>
-      <w:rFonts w:asciiTheme="majorHAnsi" w:eastAsiaTheme="majorEastAsia" w:hAnsiTheme="majorHAnsi" w:cstheme="majorBidi"/>
-      <w:color w:val="0F4761" w:themeColor="accent1" w:themeShade="BF"/>
+      <w:rFonts w:ascii="Calibri" w:eastAsiaTheme="majorEastAsia" w:hAnsi="Calibri" w:cstheme="majorBidi"/>
+      <w:color w:val="3A3A3A" w:themeColor="background2" w:themeShade="40"/>
+      <w:spacing w:val="-10"/>
+      <w:kern w:val="28"/>
       <w:sz w:val="40"/>
       <w:szCs w:val="40"/>
     </w:rPr>
@@ -814,11 +5031,12 @@
     <w:basedOn w:val="DefaultParagraphFont"/>
     <w:link w:val="Heading2"/>
     <w:uiPriority w:val="9"/>
-    <w:semiHidden/>
-    <w:rsid w:val="00BC5758"/>
+    <w:rsid w:val="00E61EDD"/>
     <w:rPr>
-      <w:rFonts w:asciiTheme="majorHAnsi" w:eastAsiaTheme="majorEastAsia" w:hAnsiTheme="majorHAnsi" w:cstheme="majorBidi"/>
-      <w:color w:val="0F4761" w:themeColor="accent1" w:themeShade="BF"/>
+      <w:rFonts w:ascii="Calibri" w:eastAsiaTheme="majorEastAsia" w:hAnsi="Calibri" w:cstheme="majorBidi"/>
+      <w:color w:val="3A3A3A" w:themeColor="background2" w:themeShade="40"/>
+      <w:spacing w:val="-10"/>
+      <w:kern w:val="28"/>
       <w:sz w:val="32"/>
       <w:szCs w:val="32"/>
     </w:rPr>
@@ -828,11 +5046,12 @@
     <w:basedOn w:val="DefaultParagraphFont"/>
     <w:link w:val="Heading3"/>
     <w:uiPriority w:val="9"/>
-    <w:semiHidden/>
-    <w:rsid w:val="00BC5758"/>
+    <w:rsid w:val="00E61EDD"/>
     <w:rPr>
-      <w:rFonts w:eastAsiaTheme="majorEastAsia" w:cstheme="majorBidi"/>
-      <w:color w:val="0F4761" w:themeColor="accent1" w:themeShade="BF"/>
+      <w:rFonts w:ascii="Calibri" w:eastAsiaTheme="majorEastAsia" w:hAnsi="Calibri" w:cstheme="majorBidi"/>
+      <w:color w:val="3A3A3A" w:themeColor="background2" w:themeShade="40"/>
+      <w:spacing w:val="-10"/>
+      <w:kern w:val="28"/>
       <w:sz w:val="28"/>
       <w:szCs w:val="28"/>
     </w:rPr>
@@ -843,7 +5062,7 @@
     <w:link w:val="Heading4"/>
     <w:uiPriority w:val="9"/>
     <w:semiHidden/>
-    <w:rsid w:val="00BC5758"/>
+    <w:rsid w:val="00E60722"/>
     <w:rPr>
       <w:rFonts w:eastAsiaTheme="majorEastAsia" w:cstheme="majorBidi"/>
       <w:i/>
@@ -857,7 +5076,7 @@
     <w:link w:val="Heading5"/>
     <w:uiPriority w:val="9"/>
     <w:semiHidden/>
-    <w:rsid w:val="00BC5758"/>
+    <w:rsid w:val="00E60722"/>
     <w:rPr>
       <w:rFonts w:eastAsiaTheme="majorEastAsia" w:cstheme="majorBidi"/>
       <w:color w:val="0F4761" w:themeColor="accent1" w:themeShade="BF"/>
@@ -869,7 +5088,7 @@
     <w:link w:val="Heading6"/>
     <w:uiPriority w:val="9"/>
     <w:semiHidden/>
-    <w:rsid w:val="00BC5758"/>
+    <w:rsid w:val="00E60722"/>
     <w:rPr>
       <w:rFonts w:eastAsiaTheme="majorEastAsia" w:cstheme="majorBidi"/>
       <w:i/>
@@ -883,7 +5102,7 @@
     <w:link w:val="Heading7"/>
     <w:uiPriority w:val="9"/>
     <w:semiHidden/>
-    <w:rsid w:val="00BC5758"/>
+    <w:rsid w:val="00E60722"/>
     <w:rPr>
       <w:rFonts w:eastAsiaTheme="majorEastAsia" w:cstheme="majorBidi"/>
       <w:color w:val="595959" w:themeColor="text1" w:themeTint="A6"/>
@@ -895,7 +5114,7 @@
     <w:link w:val="Heading8"/>
     <w:uiPriority w:val="9"/>
     <w:semiHidden/>
-    <w:rsid w:val="00BC5758"/>
+    <w:rsid w:val="00E60722"/>
     <w:rPr>
       <w:rFonts w:eastAsiaTheme="majorEastAsia" w:cstheme="majorBidi"/>
       <w:i/>
@@ -909,30 +5128,10 @@
     <w:link w:val="Heading9"/>
     <w:uiPriority w:val="9"/>
     <w:semiHidden/>
-    <w:rsid w:val="00BC5758"/>
+    <w:rsid w:val="00E60722"/>
     <w:rPr>
       <w:rFonts w:eastAsiaTheme="majorEastAsia" w:cstheme="majorBidi"/>
       <w:color w:val="272727" w:themeColor="text1" w:themeTint="D8"/>
-    </w:rPr>
-  </w:style>
-  <w:style w:type="paragraph" w:styleId="Title">
-    <w:name w:val="Title"/>
-    <w:basedOn w:val="Normal"/>
-    <w:next w:val="Normal"/>
-    <w:link w:val="TitleChar"/>
-    <w:uiPriority w:val="10"/>
-    <w:qFormat/>
-    <w:rsid w:val="00BC5758"/>
-    <w:pPr>
-      <w:spacing w:after="80" w:line="240" w:lineRule="auto"/>
-      <w:contextualSpacing/>
-    </w:pPr>
-    <w:rPr>
-      <w:rFonts w:asciiTheme="majorHAnsi" w:eastAsiaTheme="majorEastAsia" w:hAnsiTheme="majorHAnsi" w:cstheme="majorBidi"/>
-      <w:spacing w:val="-10"/>
-      <w:kern w:val="28"/>
-      <w:sz w:val="56"/>
-      <w:szCs w:val="56"/>
     </w:rPr>
   </w:style>
   <w:style w:type="character" w:customStyle="1" w:styleId="TitleChar">
@@ -940,7 +5139,7 @@
     <w:basedOn w:val="DefaultParagraphFont"/>
     <w:link w:val="Title"/>
     <w:uiPriority w:val="10"/>
-    <w:rsid w:val="00BC5758"/>
+    <w:rsid w:val="00E60722"/>
     <w:rPr>
       <w:rFonts w:asciiTheme="majorHAnsi" w:eastAsiaTheme="majorEastAsia" w:hAnsiTheme="majorHAnsi" w:cstheme="majorBidi"/>
       <w:spacing w:val="-10"/>
@@ -956,16 +5155,8 @@
     <w:link w:val="SubtitleChar"/>
     <w:uiPriority w:val="11"/>
     <w:qFormat/>
-    <w:rsid w:val="00BC5758"/>
-    <w:pPr>
-      <w:numPr>
-        <w:ilvl w:val="1"/>
-      </w:numPr>
-    </w:pPr>
     <w:rPr>
-      <w:rFonts w:eastAsiaTheme="majorEastAsia" w:cstheme="majorBidi"/>
-      <w:color w:val="595959" w:themeColor="text1" w:themeTint="A6"/>
-      <w:spacing w:val="15"/>
+      <w:color w:val="595959"/>
       <w:sz w:val="28"/>
       <w:szCs w:val="28"/>
     </w:rPr>
@@ -975,7 +5166,7 @@
     <w:basedOn w:val="DefaultParagraphFont"/>
     <w:link w:val="Subtitle"/>
     <w:uiPriority w:val="11"/>
-    <w:rsid w:val="00BC5758"/>
+    <w:rsid w:val="00E60722"/>
     <w:rPr>
       <w:rFonts w:eastAsiaTheme="majorEastAsia" w:cstheme="majorBidi"/>
       <w:color w:val="595959" w:themeColor="text1" w:themeTint="A6"/>
@@ -991,7 +5182,7 @@
     <w:link w:val="QuoteChar"/>
     <w:uiPriority w:val="29"/>
     <w:qFormat/>
-    <w:rsid w:val="00BC5758"/>
+    <w:rsid w:val="00E60722"/>
     <w:pPr>
       <w:spacing w:before="160"/>
       <w:jc w:val="center"/>
@@ -1007,7 +5198,7 @@
     <w:basedOn w:val="DefaultParagraphFont"/>
     <w:link w:val="Quote"/>
     <w:uiPriority w:val="29"/>
-    <w:rsid w:val="00BC5758"/>
+    <w:rsid w:val="00E60722"/>
     <w:rPr>
       <w:i/>
       <w:iCs/>
@@ -1019,7 +5210,7 @@
     <w:basedOn w:val="Normal"/>
     <w:uiPriority w:val="34"/>
     <w:qFormat/>
-    <w:rsid w:val="00BC5758"/>
+    <w:rsid w:val="00E60722"/>
     <w:pPr>
       <w:ind w:left="720"/>
       <w:contextualSpacing/>
@@ -1030,7 +5221,7 @@
     <w:basedOn w:val="DefaultParagraphFont"/>
     <w:uiPriority w:val="21"/>
     <w:qFormat/>
-    <w:rsid w:val="00BC5758"/>
+    <w:rsid w:val="00E60722"/>
     <w:rPr>
       <w:i/>
       <w:iCs/>
@@ -1044,7 +5235,7 @@
     <w:link w:val="IntenseQuoteChar"/>
     <w:uiPriority w:val="30"/>
     <w:qFormat/>
-    <w:rsid w:val="00BC5758"/>
+    <w:rsid w:val="00E60722"/>
     <w:pPr>
       <w:pBdr>
         <w:top w:val="single" w:sz="4" w:space="10" w:color="0F4761" w:themeColor="accent1" w:themeShade="BF"/>
@@ -1065,7 +5256,7 @@
     <w:basedOn w:val="DefaultParagraphFont"/>
     <w:link w:val="IntenseQuote"/>
     <w:uiPriority w:val="30"/>
-    <w:rsid w:val="00BC5758"/>
+    <w:rsid w:val="00E60722"/>
     <w:rPr>
       <w:i/>
       <w:iCs/>
@@ -1077,13 +5268,225 @@
     <w:basedOn w:val="DefaultParagraphFont"/>
     <w:uiPriority w:val="32"/>
     <w:qFormat/>
-    <w:rsid w:val="00BC5758"/>
+    <w:rsid w:val="00E60722"/>
     <w:rPr>
       <w:b/>
       <w:bCs/>
       <w:smallCaps/>
       <w:color w:val="0F4761" w:themeColor="accent1" w:themeShade="BF"/>
       <w:spacing w:val="5"/>
+    </w:rPr>
+  </w:style>
+  <w:style w:type="paragraph" w:styleId="Header">
+    <w:name w:val="header"/>
+    <w:basedOn w:val="Normal"/>
+    <w:link w:val="HeaderChar"/>
+    <w:uiPriority w:val="99"/>
+    <w:unhideWhenUsed/>
+    <w:rsid w:val="00E60722"/>
+    <w:pPr>
+      <w:tabs>
+        <w:tab w:val="center" w:pos="4513"/>
+        <w:tab w:val="right" w:pos="9026"/>
+      </w:tabs>
+      <w:spacing w:after="0" w:line="240" w:lineRule="auto"/>
+    </w:pPr>
+  </w:style>
+  <w:style w:type="character" w:customStyle="1" w:styleId="HeaderChar">
+    <w:name w:val="Header Char"/>
+    <w:basedOn w:val="DefaultParagraphFont"/>
+    <w:link w:val="Header"/>
+    <w:uiPriority w:val="99"/>
+    <w:rsid w:val="00E60722"/>
+  </w:style>
+  <w:style w:type="paragraph" w:styleId="Footer">
+    <w:name w:val="footer"/>
+    <w:basedOn w:val="Normal"/>
+    <w:link w:val="FooterChar"/>
+    <w:uiPriority w:val="99"/>
+    <w:unhideWhenUsed/>
+    <w:rsid w:val="00E60722"/>
+    <w:pPr>
+      <w:tabs>
+        <w:tab w:val="center" w:pos="4513"/>
+        <w:tab w:val="right" w:pos="9026"/>
+      </w:tabs>
+      <w:spacing w:after="0" w:line="240" w:lineRule="auto"/>
+    </w:pPr>
+  </w:style>
+  <w:style w:type="character" w:customStyle="1" w:styleId="FooterChar">
+    <w:name w:val="Footer Char"/>
+    <w:basedOn w:val="DefaultParagraphFont"/>
+    <w:link w:val="Footer"/>
+    <w:uiPriority w:val="99"/>
+    <w:rsid w:val="00E60722"/>
+  </w:style>
+  <w:style w:type="character" w:styleId="SubtleReference">
+    <w:name w:val="Subtle Reference"/>
+    <w:basedOn w:val="DefaultParagraphFont"/>
+    <w:uiPriority w:val="31"/>
+    <w:qFormat/>
+    <w:rsid w:val="00E60722"/>
+    <w:rPr>
+      <w:smallCaps/>
+      <w:color w:val="5A5A5A" w:themeColor="text1" w:themeTint="A5"/>
+    </w:rPr>
+  </w:style>
+  <w:style w:type="paragraph" w:styleId="TOCHeading">
+    <w:name w:val="TOC Heading"/>
+    <w:basedOn w:val="Heading1"/>
+    <w:next w:val="Normal"/>
+    <w:uiPriority w:val="39"/>
+    <w:unhideWhenUsed/>
+    <w:qFormat/>
+    <w:rsid w:val="00E60722"/>
+    <w:pPr>
+      <w:spacing w:before="240" w:after="0"/>
+      <w:outlineLvl w:val="9"/>
+    </w:pPr>
+    <w:rPr>
+      <w:rFonts w:asciiTheme="majorHAnsi" w:hAnsiTheme="majorHAnsi"/>
+      <w:color w:val="0F4761" w:themeColor="accent1" w:themeShade="BF"/>
+      <w:kern w:val="0"/>
+      <w:sz w:val="32"/>
+      <w:szCs w:val="32"/>
+      <w:lang w:val="en-US"/>
+    </w:rPr>
+  </w:style>
+  <w:style w:type="paragraph" w:styleId="TOC1">
+    <w:name w:val="toc 1"/>
+    <w:basedOn w:val="Normal"/>
+    <w:next w:val="Normal"/>
+    <w:autoRedefine/>
+    <w:uiPriority w:val="39"/>
+    <w:unhideWhenUsed/>
+    <w:rsid w:val="00E60722"/>
+    <w:pPr>
+      <w:spacing w:after="100"/>
+    </w:pPr>
+  </w:style>
+  <w:style w:type="paragraph" w:styleId="TOC2">
+    <w:name w:val="toc 2"/>
+    <w:basedOn w:val="Normal"/>
+    <w:next w:val="Normal"/>
+    <w:autoRedefine/>
+    <w:uiPriority w:val="39"/>
+    <w:unhideWhenUsed/>
+    <w:rsid w:val="00E60722"/>
+    <w:pPr>
+      <w:spacing w:after="100"/>
+      <w:ind w:left="220"/>
+    </w:pPr>
+  </w:style>
+  <w:style w:type="paragraph" w:styleId="TOC3">
+    <w:name w:val="toc 3"/>
+    <w:basedOn w:val="Normal"/>
+    <w:next w:val="Normal"/>
+    <w:autoRedefine/>
+    <w:uiPriority w:val="39"/>
+    <w:unhideWhenUsed/>
+    <w:rsid w:val="00E60722"/>
+    <w:pPr>
+      <w:spacing w:after="100"/>
+      <w:ind w:left="440"/>
+    </w:pPr>
+  </w:style>
+  <w:style w:type="character" w:styleId="Hyperlink">
+    <w:name w:val="Hyperlink"/>
+    <w:basedOn w:val="DefaultParagraphFont"/>
+    <w:uiPriority w:val="99"/>
+    <w:unhideWhenUsed/>
+    <w:rsid w:val="00E60722"/>
+    <w:rPr>
+      <w:color w:val="467886" w:themeColor="hyperlink"/>
+      <w:u w:val="single"/>
+    </w:rPr>
+  </w:style>
+  <w:style w:type="paragraph" w:styleId="NoSpacing">
+    <w:name w:val="No Spacing"/>
+    <w:link w:val="NoSpacingChar"/>
+    <w:uiPriority w:val="1"/>
+    <w:qFormat/>
+    <w:rsid w:val="00E60722"/>
+    <w:pPr>
+      <w:spacing w:after="0" w:line="240" w:lineRule="auto"/>
+    </w:pPr>
+  </w:style>
+  <w:style w:type="character" w:customStyle="1" w:styleId="NoSpacingChar">
+    <w:name w:val="No Spacing Char"/>
+    <w:basedOn w:val="DefaultParagraphFont"/>
+    <w:link w:val="NoSpacing"/>
+    <w:uiPriority w:val="1"/>
+    <w:rsid w:val="00590C88"/>
+    <w:rPr>
+      <w:rFonts w:ascii="Calibri" w:hAnsi="Calibri"/>
+    </w:rPr>
+  </w:style>
+  <w:style w:type="table" w:styleId="TableGrid">
+    <w:name w:val="Table Grid"/>
+    <w:basedOn w:val="TableNormal"/>
+    <w:uiPriority w:val="39"/>
+    <w:rsid w:val="00A57C25"/>
+    <w:pPr>
+      <w:spacing w:after="0" w:line="240" w:lineRule="auto"/>
+    </w:pPr>
+    <w:tblPr>
+      <w:tblBorders>
+        <w:top w:val="single" w:sz="4" w:space="0" w:color="auto"/>
+        <w:left w:val="single" w:sz="4" w:space="0" w:color="auto"/>
+        <w:bottom w:val="single" w:sz="4" w:space="0" w:color="auto"/>
+        <w:right w:val="single" w:sz="4" w:space="0" w:color="auto"/>
+        <w:insideH w:val="single" w:sz="4" w:space="0" w:color="auto"/>
+        <w:insideV w:val="single" w:sz="4" w:space="0" w:color="auto"/>
+      </w:tblBorders>
+    </w:tblPr>
+  </w:style>
+  <w:style w:type="paragraph" w:styleId="NormalWeb">
+    <w:name w:val="Normal (Web)"/>
+    <w:basedOn w:val="Normal"/>
+    <w:uiPriority w:val="99"/>
+    <w:semiHidden/>
+    <w:unhideWhenUsed/>
+    <w:rsid w:val="00E95F9A"/>
+    <w:pPr>
+      <w:spacing w:before="100" w:beforeAutospacing="1" w:after="100" w:afterAutospacing="1" w:line="240" w:lineRule="auto"/>
+    </w:pPr>
+    <w:rPr>
+      <w:rFonts w:ascii="Times New Roman" w:eastAsia="Times New Roman" w:hAnsi="Times New Roman" w:cs="Times New Roman"/>
+      <w:sz w:val="24"/>
+      <w:szCs w:val="24"/>
+    </w:rPr>
+  </w:style>
+  <w:style w:type="table" w:customStyle="1" w:styleId="a">
+    <w:basedOn w:val="TableNormal"/>
+    <w:pPr>
+      <w:spacing w:after="0" w:line="240" w:lineRule="auto"/>
+    </w:pPr>
+    <w:tblPr>
+      <w:tblStyleRowBandSize w:val="1"/>
+      <w:tblStyleColBandSize w:val="1"/>
+    </w:tblPr>
+  </w:style>
+  <w:style w:type="paragraph" w:styleId="Revision">
+    <w:name w:val="Revision"/>
+    <w:hidden/>
+    <w:uiPriority w:val="99"/>
+    <w:semiHidden/>
+    <w:rsid w:val="00A034FB"/>
+    <w:pPr>
+      <w:spacing w:after="0" w:line="240" w:lineRule="auto"/>
+    </w:pPr>
+  </w:style>
+  <w:style w:type="character" w:styleId="FollowedHyperlink">
+    <w:name w:val="FollowedHyperlink"/>
+    <w:basedOn w:val="DefaultParagraphFont"/>
+    <w:uiPriority w:val="99"/>
+    <w:semiHidden/>
+    <w:unhideWhenUsed/>
+    <w:rsid w:val="00A73B5D"/>
+    <w:rPr>
+      <w:color w:val="96607D" w:themeColor="followedHyperlink"/>
+      <w:u w:val="single"/>
     </w:rPr>
   </w:style>
 </w:styles>
@@ -1187,7 +5590,7 @@
         <a:latin typeface="Aptos" panose="02110004020202020204"/>
         <a:ea typeface=""/>
         <a:cs typeface=""/>
-        <a:font script="Jpan" typeface="游明朝"/>
+        <a:font script="Jpan" typeface="游ゴシック"/>
         <a:font script="Hang" typeface="맑은 고딕"/>
         <a:font script="Hans" typeface="等线"/>
         <a:font script="Hant" typeface="新細明體"/>
@@ -1295,6 +5698,13 @@
         </a:gradFill>
       </a:fillStyleLst>
       <a:lnStyleLst>
+        <a:ln w="6350" cap="flat" cmpd="sng" algn="ctr">
+          <a:solidFill>
+            <a:schemeClr val="phClr"/>
+          </a:solidFill>
+          <a:prstDash val="solid"/>
+          <a:miter lim="800000"/>
+        </a:ln>
         <a:ln w="12700" cap="flat" cmpd="sng" algn="ctr">
           <a:solidFill>
             <a:schemeClr val="phClr"/>
@@ -1303,13 +5713,6 @@
           <a:miter lim="800000"/>
         </a:ln>
         <a:ln w="19050" cap="flat" cmpd="sng" algn="ctr">
-          <a:solidFill>
-            <a:schemeClr val="phClr"/>
-          </a:solidFill>
-          <a:prstDash val="solid"/>
-          <a:miter lim="800000"/>
-        </a:ln>
-        <a:ln w="25400" cap="flat" cmpd="sng" algn="ctr">
           <a:solidFill>
             <a:schemeClr val="phClr"/>
           </a:solidFill>
@@ -1374,32 +5777,242 @@
       </a:bgFillStyleLst>
     </a:fmtScheme>
   </a:themeElements>
-  <a:objectDefaults>
-    <a:lnDef>
-      <a:spPr/>
-      <a:bodyPr/>
-      <a:lstStyle/>
-      <a:style>
-        <a:lnRef idx="2">
-          <a:schemeClr val="accent1"/>
-        </a:lnRef>
-        <a:fillRef idx="0">
-          <a:schemeClr val="accent1"/>
-        </a:fillRef>
-        <a:effectRef idx="1">
-          <a:schemeClr val="accent1"/>
-        </a:effectRef>
-        <a:fontRef idx="minor">
-          <a:schemeClr val="tx1"/>
-        </a:fontRef>
-      </a:style>
-    </a:lnDef>
-  </a:objectDefaults>
+  <a:objectDefaults/>
   <a:extraClrSchemeLst/>
   <a:extLst>
     <a:ext uri="{05A4C25C-085E-4340-85A3-A5531E510DB2}">
-      <thm15:themeFamily xmlns:thm15="http://schemas.microsoft.com/office/thememl/2012/main" name="Office Theme" id="{2E142A2C-CD16-42D6-873A-C26D2A0506FA}" vid="{1BDDFF52-6CD6-40A5-AB3C-68EB2F1E4D0A}"/>
+      <thm15:themeFamily xmlns:thm15="http://schemas.microsoft.com/office/thememl/2012/main" name="Office Theme" id="{62F939B6-93AF-4DB8-9C6B-D6C7DFDC589F}" vid="{4A3C46E8-61CC-4603-A589-7422A47A8E4A}"/>
     </a:ext>
   </a:extLst>
 </a:theme>
+</file>
+
+<file path=customXml/item1.xml><?xml version="1.0" encoding="utf-8"?>
+<?mso-contentType ?>
+<FormTemplates xmlns="http://schemas.microsoft.com/sharepoint/v3/contenttype/forms">
+  <Display>DocumentLibraryForm</Display>
+  <Edit>DocumentLibraryForm</Edit>
+  <New>DocumentLibraryForm</New>
+</FormTemplates>
+</file>
+
+<file path=customXml/item2.xml><?xml version="1.0" encoding="utf-8"?>
+<b:Sources xmlns:b="http://schemas.openxmlformats.org/officeDocument/2006/bibliography" xmlns="http://schemas.openxmlformats.org/officeDocument/2006/bibliography" SelectedStyle="\APASixthEditionOfficeOnline.xsl" StyleName="APA" Version="6"/>
+</file>
+
+<file path=customXml/item3.xml><?xml version="1.0" encoding="utf-8"?>
+<ct:contentTypeSchema xmlns:ct="http://schemas.microsoft.com/office/2006/metadata/contentType" xmlns:ma="http://schemas.microsoft.com/office/2006/metadata/properties/metaAttributes" ct:_="" ma:_="" ma:contentTypeName="Document" ma:contentTypeID="0x01010091CA7052A48FB44E8BAE44044031FC77" ma:contentTypeVersion="5" ma:contentTypeDescription="Create a new document." ma:contentTypeScope="" ma:versionID="72110da391d7bf7bbbd9879cda66318c">
+  <xsd:schema xmlns:xsd="http://www.w3.org/2001/XMLSchema" xmlns:xs="http://www.w3.org/2001/XMLSchema" xmlns:p="http://schemas.microsoft.com/office/2006/metadata/properties" xmlns:ns3="b16a9495-4dfd-42d3-807b-98cb11f03b43" targetNamespace="http://schemas.microsoft.com/office/2006/metadata/properties" ma:root="true" ma:fieldsID="65d4c4ab10123b5e2192ffab3149626d" ns3:_="">
+    <xsd:import namespace="b16a9495-4dfd-42d3-807b-98cb11f03b43"/>
+    <xsd:element name="properties">
+      <xsd:complexType>
+        <xsd:sequence>
+          <xsd:element name="documentManagement">
+            <xsd:complexType>
+              <xsd:all>
+                <xsd:element ref="ns3:MediaServiceMetadata" minOccurs="0"/>
+                <xsd:element ref="ns3:MediaServiceFastMetadata" minOccurs="0"/>
+                <xsd:element ref="ns3:MediaServiceSearchProperties" minOccurs="0"/>
+                <xsd:element ref="ns3:MediaServiceObjectDetectorVersions" minOccurs="0"/>
+                <xsd:element ref="ns3:_activity" minOccurs="0"/>
+              </xsd:all>
+            </xsd:complexType>
+          </xsd:element>
+        </xsd:sequence>
+      </xsd:complexType>
+    </xsd:element>
+  </xsd:schema>
+  <xsd:schema xmlns:xsd="http://www.w3.org/2001/XMLSchema" xmlns:xs="http://www.w3.org/2001/XMLSchema" xmlns:dms="http://schemas.microsoft.com/office/2006/documentManagement/types" xmlns:pc="http://schemas.microsoft.com/office/infopath/2007/PartnerControls" targetNamespace="b16a9495-4dfd-42d3-807b-98cb11f03b43" elementFormDefault="qualified">
+    <xsd:import namespace="http://schemas.microsoft.com/office/2006/documentManagement/types"/>
+    <xsd:import namespace="http://schemas.microsoft.com/office/infopath/2007/PartnerControls"/>
+    <xsd:element name="MediaServiceMetadata" ma:index="8" nillable="true" ma:displayName="MediaServiceMetadata" ma:hidden="true" ma:internalName="MediaServiceMetadata" ma:readOnly="true">
+      <xsd:simpleType>
+        <xsd:restriction base="dms:Note"/>
+      </xsd:simpleType>
+    </xsd:element>
+    <xsd:element name="MediaServiceFastMetadata" ma:index="9" nillable="true" ma:displayName="MediaServiceFastMetadata" ma:hidden="true" ma:internalName="MediaServiceFastMetadata" ma:readOnly="true">
+      <xsd:simpleType>
+        <xsd:restriction base="dms:Note"/>
+      </xsd:simpleType>
+    </xsd:element>
+    <xsd:element name="MediaServiceSearchProperties" ma:index="10" nillable="true" ma:displayName="MediaServiceSearchProperties" ma:hidden="true" ma:internalName="MediaServiceSearchProperties" ma:readOnly="true">
+      <xsd:simpleType>
+        <xsd:restriction base="dms:Note"/>
+      </xsd:simpleType>
+    </xsd:element>
+    <xsd:element name="MediaServiceObjectDetectorVersions" ma:index="11" nillable="true" ma:displayName="MediaServiceObjectDetectorVersions" ma:hidden="true" ma:indexed="true" ma:internalName="MediaServiceObjectDetectorVersions" ma:readOnly="true">
+      <xsd:simpleType>
+        <xsd:restriction base="dms:Text"/>
+      </xsd:simpleType>
+    </xsd:element>
+    <xsd:element name="_activity" ma:index="12" nillable="true" ma:displayName="_activity" ma:hidden="true" ma:internalName="_activity">
+      <xsd:simpleType>
+        <xsd:restriction base="dms:Note"/>
+      </xsd:simpleType>
+    </xsd:element>
+  </xsd:schema>
+  <xsd:schema xmlns="http://schemas.openxmlformats.org/package/2006/metadata/core-properties" xmlns:xsd="http://www.w3.org/2001/XMLSchema" xmlns:xsi="http://www.w3.org/2001/XMLSchema-instance" xmlns:dc="http://purl.org/dc/elements/1.1/" xmlns:dcterms="http://purl.org/dc/terms/" xmlns:odoc="http://schemas.microsoft.com/internal/obd" targetNamespace="http://schemas.openxmlformats.org/package/2006/metadata/core-properties" elementFormDefault="qualified" attributeFormDefault="unqualified" blockDefault="#all">
+    <xsd:import namespace="http://purl.org/dc/elements/1.1/" schemaLocation="http://dublincore.org/schemas/xmls/qdc/2003/04/02/dc.xsd"/>
+    <xsd:import namespace="http://purl.org/dc/terms/" schemaLocation="http://dublincore.org/schemas/xmls/qdc/2003/04/02/dcterms.xsd"/>
+    <xsd:element name="coreProperties" type="CT_coreProperties"/>
+    <xsd:complexType name="CT_coreProperties">
+      <xsd:all>
+        <xsd:element ref="dc:creator" minOccurs="0" maxOccurs="1"/>
+        <xsd:element ref="dcterms:created" minOccurs="0" maxOccurs="1"/>
+        <xsd:element ref="dc:identifier" minOccurs="0" maxOccurs="1"/>
+        <xsd:element name="contentType" minOccurs="0" maxOccurs="1" type="xsd:string" ma:index="0" ma:displayName="Content Type"/>
+        <xsd:element ref="dc:title" minOccurs="0" maxOccurs="1" ma:index="4" ma:displayName="Title"/>
+        <xsd:element ref="dc:subject" minOccurs="0" maxOccurs="1"/>
+        <xsd:element ref="dc:description" minOccurs="0" maxOccurs="1"/>
+        <xsd:element name="keywords" minOccurs="0" maxOccurs="1" type="xsd:string"/>
+        <xsd:element ref="dc:language" minOccurs="0" maxOccurs="1"/>
+        <xsd:element name="category" minOccurs="0" maxOccurs="1" type="xsd:string"/>
+        <xsd:element name="version" minOccurs="0" maxOccurs="1" type="xsd:string"/>
+        <xsd:element name="revision" minOccurs="0" maxOccurs="1" type="xsd:string">
+          <xsd:annotation>
+            <xsd:documentation>
+                        This value indicates the number of saves or revisions. The application is responsible for updating this value after each revision.
+                    </xsd:documentation>
+          </xsd:annotation>
+        </xsd:element>
+        <xsd:element name="lastModifiedBy" minOccurs="0" maxOccurs="1" type="xsd:string"/>
+        <xsd:element ref="dcterms:modified" minOccurs="0" maxOccurs="1"/>
+        <xsd:element name="contentStatus" minOccurs="0" maxOccurs="1" type="xsd:string"/>
+      </xsd:all>
+    </xsd:complexType>
+  </xsd:schema>
+  <xs:schema xmlns:pc="http://schemas.microsoft.com/office/infopath/2007/PartnerControls" xmlns:xs="http://www.w3.org/2001/XMLSchema" targetNamespace="http://schemas.microsoft.com/office/infopath/2007/PartnerControls" elementFormDefault="qualified" attributeFormDefault="unqualified">
+    <xs:element name="Person">
+      <xs:complexType>
+        <xs:sequence>
+          <xs:element ref="pc:DisplayName" minOccurs="0"/>
+          <xs:element ref="pc:AccountId" minOccurs="0"/>
+          <xs:element ref="pc:AccountType" minOccurs="0"/>
+        </xs:sequence>
+      </xs:complexType>
+    </xs:element>
+    <xs:element name="DisplayName" type="xs:string"/>
+    <xs:element name="AccountId" type="xs:string"/>
+    <xs:element name="AccountType" type="xs:string"/>
+    <xs:element name="BDCAssociatedEntity">
+      <xs:complexType>
+        <xs:sequence>
+          <xs:element ref="pc:BDCEntity" minOccurs="0" maxOccurs="unbounded"/>
+        </xs:sequence>
+        <xs:attribute ref="pc:EntityNamespace"/>
+        <xs:attribute ref="pc:EntityName"/>
+        <xs:attribute ref="pc:SystemInstanceName"/>
+        <xs:attribute ref="pc:AssociationName"/>
+      </xs:complexType>
+    </xs:element>
+    <xs:attribute name="EntityNamespace" type="xs:string"/>
+    <xs:attribute name="EntityName" type="xs:string"/>
+    <xs:attribute name="SystemInstanceName" type="xs:string"/>
+    <xs:attribute name="AssociationName" type="xs:string"/>
+    <xs:element name="BDCEntity">
+      <xs:complexType>
+        <xs:sequence>
+          <xs:element ref="pc:EntityDisplayName" minOccurs="0"/>
+          <xs:element ref="pc:EntityInstanceReference" minOccurs="0"/>
+          <xs:element ref="pc:EntityId1" minOccurs="0"/>
+          <xs:element ref="pc:EntityId2" minOccurs="0"/>
+          <xs:element ref="pc:EntityId3" minOccurs="0"/>
+          <xs:element ref="pc:EntityId4" minOccurs="0"/>
+          <xs:element ref="pc:EntityId5" minOccurs="0"/>
+        </xs:sequence>
+      </xs:complexType>
+    </xs:element>
+    <xs:element name="EntityDisplayName" type="xs:string"/>
+    <xs:element name="EntityInstanceReference" type="xs:string"/>
+    <xs:element name="EntityId1" type="xs:string"/>
+    <xs:element name="EntityId2" type="xs:string"/>
+    <xs:element name="EntityId3" type="xs:string"/>
+    <xs:element name="EntityId4" type="xs:string"/>
+    <xs:element name="EntityId5" type="xs:string"/>
+    <xs:element name="Terms">
+      <xs:complexType>
+        <xs:sequence>
+          <xs:element ref="pc:TermInfo" minOccurs="0" maxOccurs="unbounded"/>
+        </xs:sequence>
+      </xs:complexType>
+    </xs:element>
+    <xs:element name="TermInfo">
+      <xs:complexType>
+        <xs:sequence>
+          <xs:element ref="pc:TermName" minOccurs="0"/>
+          <xs:element ref="pc:TermId" minOccurs="0"/>
+        </xs:sequence>
+      </xs:complexType>
+    </xs:element>
+    <xs:element name="TermName" type="xs:string"/>
+    <xs:element name="TermId" type="xs:string"/>
+  </xs:schema>
+</ct:contentTypeSchema>
+</file>
+
+<file path=customXml/item4.xml><?xml version="1.0" encoding="utf-8"?>
+<go:gDocsCustomXmlDataStorage xmlns:go="http://customooxmlschemas.google.com/" xmlns:r="http://schemas.openxmlformats.org/officeDocument/2006/relationships" uri="GoogleDocsCustomDataVersion2">
+  <go:docsCustomData xmlns:go="http://customooxmlschemas.google.com/" roundtripDataSignature="AMtx7miehlgh2pzFvkmpnhkVaeODs3Wnuw==">CgMxLjAyCGguZ2pkZ3hzMgloLjMwajB6bGwyCWguMWZvYjl0ZTIJaC4zem55c2g3MgloLjJldDkycDAyDmgua2ZranMzcndsMmMxOAByITF6bEVRVXYyWkdtTjZWemdfYk5uaGpmb0x1c2hhYUo3dw==</go:docsCustomData>
+</go:gDocsCustomXmlDataStorage>
+</file>
+
+<file path=customXml/item5.xml><?xml version="1.0" encoding="utf-8"?>
+<p:properties xmlns:p="http://schemas.microsoft.com/office/2006/metadata/properties" xmlns:xsi="http://www.w3.org/2001/XMLSchema-instance" xmlns:pc="http://schemas.microsoft.com/office/infopath/2007/PartnerControls">
+  <documentManagement>
+    <_activity xmlns="b16a9495-4dfd-42d3-807b-98cb11f03b43" xsi:nil="true"/>
+  </documentManagement>
+</p:properties>
+</file>
+
+<file path=customXml/itemProps1.xml><?xml version="1.0" encoding="utf-8"?>
+<ds:datastoreItem xmlns:ds="http://schemas.openxmlformats.org/officeDocument/2006/customXml" ds:itemID="{AD64260C-1345-4C21-A804-B9FBE7B91489}">
+  <ds:schemaRefs>
+    <ds:schemaRef ds:uri="http://schemas.microsoft.com/sharepoint/v3/contenttype/forms"/>
+  </ds:schemaRefs>
+</ds:datastoreItem>
+</file>
+
+<file path=customXml/itemProps2.xml><?xml version="1.0" encoding="utf-8"?>
+<ds:datastoreItem xmlns:ds="http://schemas.openxmlformats.org/officeDocument/2006/customXml" ds:itemID="{A5C61161-19E4-4D42-A5DA-EC591AFE0A7D}">
+  <ds:schemaRefs>
+    <ds:schemaRef ds:uri="http://schemas.openxmlformats.org/officeDocument/2006/bibliography"/>
+  </ds:schemaRefs>
+</ds:datastoreItem>
+</file>
+
+<file path=customXml/itemProps3.xml><?xml version="1.0" encoding="utf-8"?>
+<ds:datastoreItem xmlns:ds="http://schemas.openxmlformats.org/officeDocument/2006/customXml" ds:itemID="{1CD39011-2B34-4226-8638-59B13D86301D}">
+  <ds:schemaRefs>
+    <ds:schemaRef ds:uri="http://schemas.microsoft.com/office/2006/metadata/contentType"/>
+    <ds:schemaRef ds:uri="http://schemas.microsoft.com/office/2006/metadata/properties/metaAttributes"/>
+    <ds:schemaRef ds:uri="http://www.w3.org/2001/XMLSchema"/>
+    <ds:schemaRef ds:uri="http://schemas.microsoft.com/office/2006/metadata/properties"/>
+    <ds:schemaRef ds:uri="b16a9495-4dfd-42d3-807b-98cb11f03b43"/>
+    <ds:schemaRef ds:uri="http://schemas.microsoft.com/office/2006/documentManagement/types"/>
+    <ds:schemaRef ds:uri="http://schemas.microsoft.com/office/infopath/2007/PartnerControls"/>
+    <ds:schemaRef ds:uri="http://schemas.openxmlformats.org/package/2006/metadata/core-properties"/>
+    <ds:schemaRef ds:uri="http://purl.org/dc/elements/1.1/"/>
+    <ds:schemaRef ds:uri="http://purl.org/dc/terms/"/>
+    <ds:schemaRef ds:uri="http://schemas.microsoft.com/internal/obd"/>
+  </ds:schemaRefs>
+</ds:datastoreItem>
+</file>
+
+<file path=customXml/itemProps4.xml><?xml version="1.0" encoding="utf-8"?>
+<ds:datastoreItem xmlns:ds="http://schemas.openxmlformats.org/officeDocument/2006/customXml" ds:itemID="{11111111-1234-1234-1234-123412341234}">
+  <ds:schemaRefs>
+    <ds:schemaRef ds:uri="http://customooxmlschemas.google.com/"/>
+    <ds:schemaRef ds:uri="http://schemas.openxmlformats.org/officeDocument/2006/relationships"/>
+  </ds:schemaRefs>
+</ds:datastoreItem>
+</file>
+
+<file path=customXml/itemProps5.xml><?xml version="1.0" encoding="utf-8"?>
+<ds:datastoreItem xmlns:ds="http://schemas.openxmlformats.org/officeDocument/2006/customXml" ds:itemID="{D51EB97A-8C7A-4EE1-A3AD-E57FDBFA6BEE}">
+  <ds:schemaRefs>
+    <ds:schemaRef ds:uri="http://schemas.microsoft.com/office/2006/metadata/properties"/>
+    <ds:schemaRef ds:uri="http://schemas.microsoft.com/office/infopath/2007/PartnerControls"/>
+    <ds:schemaRef ds:uri="b16a9495-4dfd-42d3-807b-98cb11f03b43"/>
+  </ds:schemaRefs>
+</ds:datastoreItem>
 </file>